--- a/manuscripts/paper_JAnat_SIJ_micromotion/supplementary/supplement.docx
+++ b/manuscripts/paper_JAnat_SIJ_micromotion/supplementary/supplement.docx
@@ -25,31 +25,13 @@
         <ns0:t xml:space="preserve"> </ns0:t>
       </ns0:r>
       <ns0:r>
-        <ns0:t xml:space="preserve">scale</ns0:t>
+        <ns0:t xml:space="preserve">prediction</ns0:t>
       </ns0:r>
       <ns0:r>
         <ns0:t xml:space="preserve"> </ns0:t>
       </ns0:r>
       <ns0:r>
-        <ns0:t xml:space="preserve">and</ns0:t>
-      </ns0:r>
-      <ns0:r>
-        <ns0:t xml:space="preserve"> </ns0:t>
-      </ns0:r>
-      <ns0:r>
-        <ns0:t xml:space="preserve">architecture</ns0:t>
-      </ns0:r>
-      <ns0:r>
-        <ns0:t xml:space="preserve"> </ns0:t>
-      </ns0:r>
-      <ns0:r>
-        <ns0:t xml:space="preserve">organize</ns0:t>
-      </ns0:r>
-      <ns0:r>
-        <ns0:t xml:space="preserve"> </ns0:t>
-      </ns0:r>
-      <ns0:r>
-        <ns0:t xml:space="preserve">load-dependent</ns0:t>
+        <ns0:t xml:space="preserve">of</ns0:t>
       </ns0:r>
       <ns0:r>
         <ns0:t xml:space="preserve"> </ns0:t>
@@ -62,6 +44,30 @@
       </ns0:r>
       <ns0:r>
         <ns0:t xml:space="preserve">motion</ns0:t>
+      </ns0:r>
+      <ns0:r>
+        <ns0:t xml:space="preserve"> </ns0:t>
+      </ns0:r>
+      <ns0:r>
+        <ns0:t xml:space="preserve">and</ns0:t>
+      </ns0:r>
+      <ns0:r>
+        <ns0:t xml:space="preserve"> </ns0:t>
+      </ns0:r>
+      <ns0:r>
+        <ns0:t xml:space="preserve">its</ns0:t>
+      </ns0:r>
+      <ns0:r>
+        <ns0:t xml:space="preserve"> </ns0:t>
+      </ns0:r>
+      <ns0:r>
+        <ns0:t xml:space="preserve">load-dependent</ns0:t>
+      </ns0:r>
+      <ns0:r>
+        <ns0:t xml:space="preserve"> </ns0:t>
+      </ns0:r>
+      <ns0:r>
+        <ns0:t xml:space="preserve">limits</ns0:t>
       </ns0:r>
     </ns0:p>
     <ns0:p>
@@ -220,7 +226,7 @@
         <ns0:pStyle ns0:val="BodyText"/>
       </ns0:pPr>
       <ns0:r>
-        <ns0:t xml:space="preserve">The conditional size-scaling model is</ns0:t>
+        <ns0:t xml:space="preserve">The exploratory conditional volume-association model is</ns0:t>
       </ns0:r>
     </ns0:p>
     <ns0:p>
@@ -894,7 +900,334 @@
         <ns0:pStyle ns0:val="BodyText"/>
       </ns0:pPr>
       <ns0:r>
-        <ns0:t xml:space="preserve">The analysis comprises motion extraction, extraction sensitivity checks, statistical modeling, and generation of tables and figures. Motion is measured relative to each subject’s unloaded configuration; resampling retains subject pairing across loads and model variants.</ns0:t>
+        <ns0:t xml:space="preserve">The central prediction comparison uses fixed retrospective predictor sets and repeated folds that hold out subjects. Standardization, OLS coefficients and arithmetic-scale smearing are estimated only on training subjects. Gains and their intervals use paired held-out losses, resampling subjects rather than treating validation repeats as independent. The original selection of the triad is not nested in validation.</ns0:t>
+      </ns0:r>
+    </ns0:p>
+    <ns0:p>
+      <ns0:pPr>
+        <ns0:pStyle ns0:val="BodyText"/>
+      </ns0:pPr>
+      <ns0:r>
+        <ns0:t xml:space="preserve">The controlled load-mixture experiment combines full FE displacement fields at fixed subject stiffness, retaining common pretension because the weights sum to one. For each side, a vector endpoint combination obeys</ns0:t>
+      </ns0:r>
+    </ns0:p>
+    <ns0:p>
+      <ns0:pPr>
+        <ns0:pStyle ns0:val="BodyText"/>
+      </ns0:pPr>
+      <ns1:oMathPara>
+        <ns1:oMathParaPr>
+          <ns1:jc ns1:val="center"/>
+        </ns1:oMathParaPr>
+        <ns1:oMath>
+          <ns1:r>
+            <ns1:rPr>
+              <ns1:sty ns1:val="p"/>
+            </ns1:rPr>
+            <ns1:t>∥</ns1:t>
+          </ns1:r>
+          <ns1:r>
+            <ns1:rPr>
+              <ns1:sty ns1:val="p"/>
+            </ns1:rPr>
+            <ns1:t>(</ns1:t>
+          </ns1:r>
+          <ns1:r>
+            <ns1:t>1</ns1:t>
+          </ns1:r>
+          <ns1:r>
+            <ns1:rPr>
+              <ns1:sty ns1:val="p"/>
+            </ns1:rPr>
+            <ns1:t>−</ns1:t>
+          </ns1:r>
+          <ns1:r>
+            <ns1:t>w</ns1:t>
+          </ns1:r>
+          <ns1:r>
+            <ns1:rPr>
+              <ns1:sty ns1:val="p"/>
+            </ns1:rPr>
+            <ns1:t>)</ns1:t>
+          </ns1:r>
+          <ns1:sSub>
+            <ns1:e>
+              <ns1:r>
+                <ns1:rPr>
+                  <ns1:sty ns1:val="b"/>
+                </ns1:rPr>
+                <ns1:t>d</ns1:t>
+              </ns1:r>
+            </ns1:e>
+            <ns1:sub>
+              <ns1:r>
+                <ns1:t>1</ns1:t>
+              </ns1:r>
+            </ns1:sub>
+          </ns1:sSub>
+          <ns1:r>
+            <ns1:rPr>
+              <ns1:sty ns1:val="p"/>
+            </ns1:rPr>
+            <ns1:t>+</ns1:t>
+          </ns1:r>
+          <ns1:r>
+            <ns1:t>w</ns1:t>
+          </ns1:r>
+          <ns1:sSub>
+            <ns1:e>
+              <ns1:r>
+                <ns1:rPr>
+                  <ns1:sty ns1:val="b"/>
+                </ns1:rPr>
+                <ns1:t>d</ns1:t>
+              </ns1:r>
+            </ns1:e>
+            <ns1:sub>
+              <ns1:r>
+                <ns1:t>2</ns1:t>
+              </ns1:r>
+            </ns1:sub>
+          </ns1:sSub>
+          <ns1:sSup>
+            <ns1:e>
+              <ns1:r>
+                <ns1:rPr>
+                  <ns1:sty ns1:val="p"/>
+                </ns1:rPr>
+                <ns1:t>∥</ns1:t>
+              </ns1:r>
+            </ns1:e>
+            <ns1:sup>
+              <ns1:r>
+                <ns1:t>2</ns1:t>
+              </ns1:r>
+            </ns1:sup>
+          </ns1:sSup>
+          <ns1:r>
+            <ns1:rPr>
+              <ns1:sty ns1:val="p"/>
+            </ns1:rPr>
+            <ns1:t>=</ns1:t>
+          </ns1:r>
+          <ns1:r>
+            <ns1:rPr>
+              <ns1:sty ns1:val="p"/>
+            </ns1:rPr>
+            <ns1:t>(</ns1:t>
+          </ns1:r>
+          <ns1:r>
+            <ns1:t>1</ns1:t>
+          </ns1:r>
+          <ns1:r>
+            <ns1:rPr>
+              <ns1:sty ns1:val="p"/>
+            </ns1:rPr>
+            <ns1:t>−</ns1:t>
+          </ns1:r>
+          <ns1:r>
+            <ns1:t>w</ns1:t>
+          </ns1:r>
+          <ns1:sSup>
+            <ns1:e>
+              <ns1:r>
+                <ns1:rPr>
+                  <ns1:sty ns1:val="p"/>
+                </ns1:rPr>
+                <ns1:t>)</ns1:t>
+              </ns1:r>
+            </ns1:e>
+            <ns1:sup>
+              <ns1:r>
+                <ns1:t>2</ns1:t>
+              </ns1:r>
+            </ns1:sup>
+          </ns1:sSup>
+          <ns1:r>
+            <ns1:rPr>
+              <ns1:sty ns1:val="p"/>
+            </ns1:rPr>
+            <ns1:t>∥</ns1:t>
+          </ns1:r>
+          <ns1:sSub>
+            <ns1:e>
+              <ns1:r>
+                <ns1:rPr>
+                  <ns1:sty ns1:val="b"/>
+                </ns1:rPr>
+                <ns1:t>d</ns1:t>
+              </ns1:r>
+            </ns1:e>
+            <ns1:sub>
+              <ns1:r>
+                <ns1:t>1</ns1:t>
+              </ns1:r>
+            </ns1:sub>
+          </ns1:sSub>
+          <ns1:sSup>
+            <ns1:e>
+              <ns1:r>
+                <ns1:rPr>
+                  <ns1:sty ns1:val="p"/>
+                </ns1:rPr>
+                <ns1:t>∥</ns1:t>
+              </ns1:r>
+            </ns1:e>
+            <ns1:sup>
+              <ns1:r>
+                <ns1:t>2</ns1:t>
+              </ns1:r>
+            </ns1:sup>
+          </ns1:sSup>
+          <ns1:r>
+            <ns1:rPr>
+              <ns1:sty ns1:val="p"/>
+            </ns1:rPr>
+            <ns1:t>+</ns1:t>
+          </ns1:r>
+          <ns1:sSup>
+            <ns1:e>
+              <ns1:r>
+                <ns1:t>w</ns1:t>
+              </ns1:r>
+            </ns1:e>
+            <ns1:sup>
+              <ns1:r>
+                <ns1:t>2</ns1:t>
+              </ns1:r>
+            </ns1:sup>
+          </ns1:sSup>
+          <ns1:r>
+            <ns1:rPr>
+              <ns1:sty ns1:val="p"/>
+            </ns1:rPr>
+            <ns1:t>∥</ns1:t>
+          </ns1:r>
+          <ns1:sSub>
+            <ns1:e>
+              <ns1:r>
+                <ns1:rPr>
+                  <ns1:sty ns1:val="b"/>
+                </ns1:rPr>
+                <ns1:t>d</ns1:t>
+              </ns1:r>
+            </ns1:e>
+            <ns1:sub>
+              <ns1:r>
+                <ns1:t>2</ns1:t>
+              </ns1:r>
+            </ns1:sub>
+          </ns1:sSub>
+          <ns1:sSup>
+            <ns1:e>
+              <ns1:r>
+                <ns1:rPr>
+                  <ns1:sty ns1:val="p"/>
+                </ns1:rPr>
+                <ns1:t>∥</ns1:t>
+              </ns1:r>
+            </ns1:e>
+            <ns1:sup>
+              <ns1:r>
+                <ns1:t>2</ns1:t>
+              </ns1:r>
+            </ns1:sup>
+          </ns1:sSup>
+          <ns1:r>
+            <ns1:rPr>
+              <ns1:sty ns1:val="p"/>
+            </ns1:rPr>
+            <ns1:t>+</ns1:t>
+          </ns1:r>
+          <ns1:r>
+            <ns1:t>2</ns1:t>
+          </ns1:r>
+          <ns1:r>
+            <ns1:t>w</ns1:t>
+          </ns1:r>
+          <ns1:r>
+            <ns1:rPr>
+              <ns1:sty ns1:val="p"/>
+            </ns1:rPr>
+            <ns1:t>(</ns1:t>
+          </ns1:r>
+          <ns1:r>
+            <ns1:t>1</ns1:t>
+          </ns1:r>
+          <ns1:r>
+            <ns1:rPr>
+              <ns1:sty ns1:val="p"/>
+            </ns1:rPr>
+            <ns1:t>−</ns1:t>
+          </ns1:r>
+          <ns1:r>
+            <ns1:t>w</ns1:t>
+          </ns1:r>
+          <ns1:r>
+            <ns1:rPr>
+              <ns1:sty ns1:val="p"/>
+            </ns1:rPr>
+            <ns1:t>)</ns1:t>
+          </ns1:r>
+          <ns1:sSub>
+            <ns1:e>
+              <ns1:r>
+                <ns1:rPr>
+                  <ns1:sty ns1:val="b"/>
+                </ns1:rPr>
+                <ns1:t>d</ns1:t>
+              </ns1:r>
+            </ns1:e>
+            <ns1:sub>
+              <ns1:r>
+                <ns1:t>1</ns1:t>
+              </ns1:r>
+            </ns1:sub>
+          </ns1:sSub>
+          <ns1:r>
+            <ns1:rPr>
+              <ns1:sty ns1:val="p"/>
+            </ns1:rPr>
+            <ns1:t>⋅</ns1:t>
+          </ns1:r>
+          <ns1:sSub>
+            <ns1:e>
+              <ns1:r>
+                <ns1:rPr>
+                  <ns1:sty ns1:val="b"/>
+                </ns1:rPr>
+                <ns1:t>d</ns1:t>
+              </ns1:r>
+            </ns1:e>
+            <ns1:sub>
+              <ns1:r>
+                <ns1:t>2</ns1:t>
+              </ns1:r>
+            </ns1:sub>
+          </ns1:sSub>
+          <ns1:r>
+            <ns1:rPr>
+              <ns1:sty ns1:val="p"/>
+            </ns1:rPr>
+            <ns1:t>.</ns1:t>
+          </ns1:r>
+        </ns1:oMath>
+      </ns1:oMathPara>
+    </ns0:p>
+    <ns0:p>
+      <ns0:pPr>
+        <ns0:pStyle ns0:val="FirstParagraph"/>
+      </ns0:pPr>
+      <ns0:r>
+        <ns0:t xml:space="preserve">Scalar endpoint magnitudes cannot recover the final cross-term. Motion is re-extracted from mixed fields; vector-combination error is measured because the affine/rigid fitting operations do not themselves superpose exactly. Both endpoint estimates use individual FE information and are distinct from held-out anatomical prediction.</ns0:t>
+      </ns0:r>
+    </ns0:p>
+    <ns0:p>
+      <ns0:pPr>
+        <ns0:pStyle ns0:val="BodyText"/>
+      </ns0:pPr>
+      <ns0:r>
+        <ns0:t xml:space="preserve">The analysis comprises motion extraction, extraction sensitivity checks, held-out prediction, the controlled load-mixture experiment, supporting statistical comparisons, and generation of tables and figures. Motion is measured relative to each subject’s unloaded configuration; resampling retains subject pairing across loads and model variants.</ns0:t>
       </ns0:r>
     </ns0:p>
     <ns0:bookmarkEnd ns0:id="20"/>
@@ -12213,7 +12546,6603 @@
       </ns0:tr>
     </ns0:tbl>
     <ns0:bookmarkEnd ns0:id="30"/>
-    <ns0:bookmarkStart ns0:id="32" ns0:name="X6de70cf0f70389d6e8feb92a135eadf6597434b"/>
+    <ns0:bookmarkStart ns0:id="31" ns0:name="X52cb17ed9d33c236edb621a3eb617a5612c49f7"/>
+    <ns0:p>
+      <ns0:pPr>
+        <ns0:pStyle ns0:val="Heading1"/>
+      </ns0:pPr>
+      <ns0:r>
+        <ns0:t xml:space="preserve">Table S9: Exploratory conditional log-volume slopes</ns0:t>
+      </ns0:r>
+    </ns0:p>
+    <ns0:p>
+      <ns0:pPr>
+        <ns0:pStyle ns0:val="FirstParagraph"/>
+      </ns0:pPr>
+      <ns0:r>
+        <ns0:t xml:space="preserve">Male and female slopes use HC3 intervals. Slope</ns0:t>
+      </ns0:r>
+      <ns0:r>
+        <ns0:t xml:space="preserve"> </ns0:t>
+      </ns0:r>
+      <ns1:oMath>
+        <ns1:r>
+          <ns1:t>q</ns1:t>
+        </ns1:r>
+      </ns1:oMath>
+      <ns0:r>
+        <ns0:t xml:space="preserve"> </ns0:t>
+      </ns0:r>
+      <ns0:r>
+        <ns0:t xml:space="preserve">values use the 20-test family; interaction</ns0:t>
+      </ns0:r>
+      <ns0:r>
+        <ns0:t xml:space="preserve"> </ns0:t>
+      </ns0:r>
+      <ns1:oMath>
+        <ns1:r>
+          <ns1:t>q</ns1:t>
+        </ns1:r>
+      </ns1:oMath>
+      <ns0:r>
+        <ns0:t xml:space="preserve"> </ns0:t>
+      </ns0:r>
+      <ns0:r>
+        <ns0:t xml:space="preserve">values use a separate ten-test family. The models hold the selected dimensions fixed and do not describe uniformly scaled anatomies.</ns0:t>
+      </ns0:r>
+    </ns0:p>
+    <ns0:tbl>
+      <ns0:tblPr>
+        <ns0:tblStyle ns0:val="Table"/>
+        <ns0:tblW ns0:type="pct" ns0:w="5000"/>
+        <ns0:tblLook ns0:firstRow="1" ns0:lastRow="0" ns0:firstColumn="0" ns0:lastColumn="0" ns0:noHBand="0" ns0:noVBand="0" ns0:val="0020"/>
+      </ns0:tblPr>
+      <ns0:tblGrid/>
+      <ns0:tr>
+        <ns0:tc>
+          <ns0:p>
+            <ns0:pPr>
+              <ns0:pStyle ns0:val="Compact"/>
+              <ns0:jc ns0:val="left"/>
+            </ns0:pPr>
+            <ns0:r>
+              <ns0:t xml:space="preserve">Load</ns0:t>
+              <ns0:rPr>
+                <ns0:sz ns0:val="18"/>
+              </ns0:rPr>
+            </ns0:r>
+          </ns0:p>
+        </ns0:tc>
+        <ns0:tc>
+          <ns0:p>
+            <ns0:pPr>
+              <ns0:pStyle ns0:val="Compact"/>
+              <ns0:jc ns0:val="left"/>
+            </ns0:pPr>
+            <ns0:r>
+              <ns0:t xml:space="preserve">Outcome</ns0:t>
+              <ns0:rPr>
+                <ns0:sz ns0:val="18"/>
+              </ns0:rPr>
+            </ns0:r>
+          </ns0:p>
+        </ns0:tc>
+        <ns0:tc>
+          <ns0:p>
+            <ns0:pPr>
+              <ns0:pStyle ns0:val="Compact"/>
+              <ns0:jc ns0:val="left"/>
+            </ns0:pPr>
+            <ns0:r>
+              <ns0:t xml:space="preserve">Male slope [95% CI]</ns0:t>
+              <ns0:rPr>
+                <ns0:sz ns0:val="18"/>
+              </ns0:rPr>
+            </ns0:r>
+          </ns0:p>
+        </ns0:tc>
+        <ns0:tc>
+          <ns0:p>
+            <ns0:pPr>
+              <ns0:pStyle ns0:val="Compact"/>
+              <ns0:jc ns0:val="left"/>
+            </ns0:pPr>
+            <ns0:r>
+              <ns0:t xml:space="preserve">Male</ns0:t>
+              <ns0:rPr>
+                <ns0:sz ns0:val="18"/>
+              </ns0:rPr>
+            </ns0:r>
+            <ns0:r>
+              <ns0:t xml:space="preserve"> </ns0:t>
+              <ns0:rPr>
+                <ns0:sz ns0:val="18"/>
+              </ns0:rPr>
+            </ns0:r>
+            <ns1:oMath>
+              <ns1:r>
+                <ns1:t>q</ns1:t>
+              </ns1:r>
+            </ns1:oMath>
+          </ns0:p>
+        </ns0:tc>
+        <ns0:tc>
+          <ns0:p>
+            <ns0:pPr>
+              <ns0:pStyle ns0:val="Compact"/>
+              <ns0:jc ns0:val="left"/>
+            </ns0:pPr>
+            <ns0:r>
+              <ns0:t xml:space="preserve">Female slope [95% CI]</ns0:t>
+              <ns0:rPr>
+                <ns0:sz ns0:val="18"/>
+              </ns0:rPr>
+            </ns0:r>
+          </ns0:p>
+        </ns0:tc>
+        <ns0:tc>
+          <ns0:p>
+            <ns0:pPr>
+              <ns0:pStyle ns0:val="Compact"/>
+              <ns0:jc ns0:val="left"/>
+            </ns0:pPr>
+            <ns0:r>
+              <ns0:t xml:space="preserve">Female</ns0:t>
+              <ns0:rPr>
+                <ns0:sz ns0:val="18"/>
+              </ns0:rPr>
+            </ns0:r>
+            <ns0:r>
+              <ns0:t xml:space="preserve"> </ns0:t>
+              <ns0:rPr>
+                <ns0:sz ns0:val="18"/>
+              </ns0:rPr>
+            </ns0:r>
+            <ns1:oMath>
+              <ns1:r>
+                <ns1:t>q</ns1:t>
+              </ns1:r>
+            </ns1:oMath>
+          </ns0:p>
+        </ns0:tc>
+        <ns0:tc>
+          <ns0:p>
+            <ns0:pPr>
+              <ns0:pStyle ns0:val="Compact"/>
+              <ns0:jc ns0:val="left"/>
+            </ns0:pPr>
+            <ns0:r>
+              <ns0:t xml:space="preserve">Interaction</ns0:t>
+              <ns0:rPr>
+                <ns0:sz ns0:val="18"/>
+              </ns0:rPr>
+            </ns0:r>
+            <ns0:r>
+              <ns0:t xml:space="preserve"> </ns0:t>
+              <ns0:rPr>
+                <ns0:sz ns0:val="18"/>
+              </ns0:rPr>
+            </ns0:r>
+            <ns1:oMath>
+              <ns1:r>
+                <ns1:t>q</ns1:t>
+              </ns1:r>
+            </ns1:oMath>
+          </ns0:p>
+        </ns0:tc>
+      </ns0:tr>
+      <ns0:tr>
+        <ns0:tc>
+          <ns0:p>
+            <ns0:pPr>
+              <ns0:pStyle ns0:val="Compact"/>
+              <ns0:jc ns0:val="left"/>
+            </ns0:pPr>
+            <ns0:r>
+              <ns0:t xml:space="preserve">SP2leg</ns0:t>
+              <ns0:rPr>
+                <ns0:sz ns0:val="18"/>
+              </ns0:rPr>
+            </ns0:r>
+          </ns0:p>
+        </ns0:tc>
+        <ns0:tc>
+          <ns0:p>
+            <ns0:pPr>
+              <ns0:pStyle ns0:val="Compact"/>
+              <ns0:jc ns0:val="left"/>
+            </ns0:pPr>
+            <ns0:r>
+              <ns0:t xml:space="preserve">Rotation (deg)</ns0:t>
+              <ns0:rPr>
+                <ns0:sz ns0:val="18"/>
+              </ns0:rPr>
+            </ns0:r>
+          </ns0:p>
+        </ns0:tc>
+        <ns0:tc>
+          <ns0:p>
+            <ns0:pPr>
+              <ns0:pStyle ns0:val="Compact"/>
+              <ns0:jc ns0:val="left"/>
+            </ns0:pPr>
+            <ns0:r>
+              <ns0:t xml:space="preserve">-0.679 [-0.890, -0.469]</ns0:t>
+              <ns0:rPr>
+                <ns0:sz ns0:val="18"/>
+              </ns0:rPr>
+            </ns0:r>
+          </ns0:p>
+        </ns0:tc>
+        <ns0:tc>
+          <ns0:p>
+            <ns0:pPr>
+              <ns0:pStyle ns0:val="Compact"/>
+              <ns0:jc ns0:val="left"/>
+            </ns0:pPr>
+            <ns1:oMath>
+              <ns1:r>
+                <ns1:rPr>
+                  <ns1:sty ns1:val="p"/>
+                </ns1:rPr>
+                <ns1:t>&lt;</ns1:t>
+              </ns1:r>
+              <ns1:r>
+                <ns1:t>0.001</ns1:t>
+              </ns1:r>
+            </ns1:oMath>
+          </ns0:p>
+        </ns0:tc>
+        <ns0:tc>
+          <ns0:p>
+            <ns0:pPr>
+              <ns0:pStyle ns0:val="Compact"/>
+              <ns0:jc ns0:val="left"/>
+            </ns0:pPr>
+            <ns0:r>
+              <ns0:t xml:space="preserve">-0.605 [-0.764, -0.446]</ns0:t>
+              <ns0:rPr>
+                <ns0:sz ns0:val="18"/>
+              </ns0:rPr>
+            </ns0:r>
+          </ns0:p>
+        </ns0:tc>
+        <ns0:tc>
+          <ns0:p>
+            <ns0:pPr>
+              <ns0:pStyle ns0:val="Compact"/>
+              <ns0:jc ns0:val="left"/>
+            </ns0:pPr>
+            <ns1:oMath>
+              <ns1:r>
+                <ns1:rPr>
+                  <ns1:sty ns1:val="p"/>
+                </ns1:rPr>
+                <ns1:t>&lt;</ns1:t>
+              </ns1:r>
+              <ns1:r>
+                <ns1:t>0.001</ns1:t>
+              </ns1:r>
+            </ns1:oMath>
+          </ns0:p>
+        </ns0:tc>
+        <ns0:tc>
+          <ns0:p>
+            <ns0:pPr>
+              <ns0:pStyle ns0:val="Compact"/>
+              <ns0:jc ns0:val="left"/>
+            </ns0:pPr>
+            <ns0:r>
+              <ns0:t xml:space="preserve">0.699</ns0:t>
+              <ns0:rPr>
+                <ns0:sz ns0:val="18"/>
+              </ns0:rPr>
+            </ns0:r>
+          </ns0:p>
+        </ns0:tc>
+      </ns0:tr>
+      <ns0:tr>
+        <ns0:tc>
+          <ns0:p>
+            <ns0:pPr>
+              <ns0:pStyle ns0:val="Compact"/>
+              <ns0:jc ns0:val="left"/>
+            </ns0:pPr>
+            <ns0:r>
+              <ns0:t xml:space="preserve">SP2leg</ns0:t>
+              <ns0:rPr>
+                <ns0:sz ns0:val="18"/>
+              </ns0:rPr>
+            </ns0:r>
+          </ns0:p>
+        </ns0:tc>
+        <ns0:tc>
+          <ns0:p>
+            <ns0:pPr>
+              <ns0:pStyle ns0:val="Compact"/>
+              <ns0:jc ns0:val="left"/>
+            </ns0:pPr>
+            <ns0:r>
+              <ns0:t xml:space="preserve">Translation (mm)</ns0:t>
+              <ns0:rPr>
+                <ns0:sz ns0:val="18"/>
+              </ns0:rPr>
+            </ns0:r>
+          </ns0:p>
+        </ns0:tc>
+        <ns0:tc>
+          <ns0:p>
+            <ns0:pPr>
+              <ns0:pStyle ns0:val="Compact"/>
+              <ns0:jc ns0:val="left"/>
+            </ns0:pPr>
+            <ns0:r>
+              <ns0:t xml:space="preserve">-0.366 [-0.531, -0.200]</ns0:t>
+              <ns0:rPr>
+                <ns0:sz ns0:val="18"/>
+              </ns0:rPr>
+            </ns0:r>
+          </ns0:p>
+        </ns0:tc>
+        <ns0:tc>
+          <ns0:p>
+            <ns0:pPr>
+              <ns0:pStyle ns0:val="Compact"/>
+              <ns0:jc ns0:val="left"/>
+            </ns0:pPr>
+            <ns1:oMath>
+              <ns1:r>
+                <ns1:rPr>
+                  <ns1:sty ns1:val="p"/>
+                </ns1:rPr>
+                <ns1:t>&lt;</ns1:t>
+              </ns1:r>
+              <ns1:r>
+                <ns1:t>0.001</ns1:t>
+              </ns1:r>
+            </ns1:oMath>
+          </ns0:p>
+        </ns0:tc>
+        <ns0:tc>
+          <ns0:p>
+            <ns0:pPr>
+              <ns0:pStyle ns0:val="Compact"/>
+              <ns0:jc ns0:val="left"/>
+            </ns0:pPr>
+            <ns0:r>
+              <ns0:t xml:space="preserve">-0.402 [-0.522, -0.282]</ns0:t>
+              <ns0:rPr>
+                <ns0:sz ns0:val="18"/>
+              </ns0:rPr>
+            </ns0:r>
+          </ns0:p>
+        </ns0:tc>
+        <ns0:tc>
+          <ns0:p>
+            <ns0:pPr>
+              <ns0:pStyle ns0:val="Compact"/>
+              <ns0:jc ns0:val="left"/>
+            </ns0:pPr>
+            <ns1:oMath>
+              <ns1:r>
+                <ns1:rPr>
+                  <ns1:sty ns1:val="p"/>
+                </ns1:rPr>
+                <ns1:t>&lt;</ns1:t>
+              </ns1:r>
+              <ns1:r>
+                <ns1:t>0.001</ns1:t>
+              </ns1:r>
+            </ns1:oMath>
+          </ns0:p>
+        </ns0:tc>
+        <ns0:tc>
+          <ns0:p>
+            <ns0:pPr>
+              <ns0:pStyle ns0:val="Compact"/>
+              <ns0:jc ns0:val="left"/>
+            </ns0:pPr>
+            <ns0:r>
+              <ns0:t xml:space="preserve">0.699</ns0:t>
+              <ns0:rPr>
+                <ns0:sz ns0:val="18"/>
+              </ns0:rPr>
+            </ns0:r>
+          </ns0:p>
+        </ns0:tc>
+      </ns0:tr>
+      <ns0:tr>
+        <ns0:tc>
+          <ns0:p>
+            <ns0:pPr>
+              <ns0:pStyle ns0:val="Compact"/>
+              <ns0:jc ns0:val="left"/>
+            </ns0:pPr>
+            <ns0:r>
+              <ns0:t xml:space="preserve">SP1leg</ns0:t>
+              <ns0:rPr>
+                <ns0:sz ns0:val="18"/>
+              </ns0:rPr>
+            </ns0:r>
+          </ns0:p>
+        </ns0:tc>
+        <ns0:tc>
+          <ns0:p>
+            <ns0:pPr>
+              <ns0:pStyle ns0:val="Compact"/>
+              <ns0:jc ns0:val="left"/>
+            </ns0:pPr>
+            <ns0:r>
+              <ns0:t xml:space="preserve">Rotation (deg)</ns0:t>
+              <ns0:rPr>
+                <ns0:sz ns0:val="18"/>
+              </ns0:rPr>
+            </ns0:r>
+          </ns0:p>
+        </ns0:tc>
+        <ns0:tc>
+          <ns0:p>
+            <ns0:pPr>
+              <ns0:pStyle ns0:val="Compact"/>
+              <ns0:jc ns0:val="left"/>
+            </ns0:pPr>
+            <ns0:r>
+              <ns0:t xml:space="preserve">-0.622 [-0.895, -0.349]</ns0:t>
+              <ns0:rPr>
+                <ns0:sz ns0:val="18"/>
+              </ns0:rPr>
+            </ns0:r>
+          </ns0:p>
+        </ns0:tc>
+        <ns0:tc>
+          <ns0:p>
+            <ns0:pPr>
+              <ns0:pStyle ns0:val="Compact"/>
+              <ns0:jc ns0:val="left"/>
+            </ns0:pPr>
+            <ns1:oMath>
+              <ns1:r>
+                <ns1:rPr>
+                  <ns1:sty ns1:val="p"/>
+                </ns1:rPr>
+                <ns1:t>&lt;</ns1:t>
+              </ns1:r>
+              <ns1:r>
+                <ns1:t>0.001</ns1:t>
+              </ns1:r>
+            </ns1:oMath>
+          </ns0:p>
+        </ns0:tc>
+        <ns0:tc>
+          <ns0:p>
+            <ns0:pPr>
+              <ns0:pStyle ns0:val="Compact"/>
+              <ns0:jc ns0:val="left"/>
+            </ns0:pPr>
+            <ns0:r>
+              <ns0:t xml:space="preserve">-0.550 [-0.760, -0.339]</ns0:t>
+              <ns0:rPr>
+                <ns0:sz ns0:val="18"/>
+              </ns0:rPr>
+            </ns0:r>
+          </ns0:p>
+        </ns0:tc>
+        <ns0:tc>
+          <ns0:p>
+            <ns0:pPr>
+              <ns0:pStyle ns0:val="Compact"/>
+              <ns0:jc ns0:val="left"/>
+            </ns0:pPr>
+            <ns1:oMath>
+              <ns1:r>
+                <ns1:rPr>
+                  <ns1:sty ns1:val="p"/>
+                </ns1:rPr>
+                <ns1:t>&lt;</ns1:t>
+              </ns1:r>
+              <ns1:r>
+                <ns1:t>0.001</ns1:t>
+              </ns1:r>
+            </ns1:oMath>
+          </ns0:p>
+        </ns0:tc>
+        <ns0:tc>
+          <ns0:p>
+            <ns0:pPr>
+              <ns0:pStyle ns0:val="Compact"/>
+              <ns0:jc ns0:val="left"/>
+            </ns0:pPr>
+            <ns0:r>
+              <ns0:t xml:space="preserve">0.699</ns0:t>
+              <ns0:rPr>
+                <ns0:sz ns0:val="18"/>
+              </ns0:rPr>
+            </ns0:r>
+          </ns0:p>
+        </ns0:tc>
+      </ns0:tr>
+      <ns0:tr>
+        <ns0:tc>
+          <ns0:p>
+            <ns0:pPr>
+              <ns0:pStyle ns0:val="Compact"/>
+              <ns0:jc ns0:val="left"/>
+            </ns0:pPr>
+            <ns0:r>
+              <ns0:t xml:space="preserve">SP1leg</ns0:t>
+              <ns0:rPr>
+                <ns0:sz ns0:val="18"/>
+              </ns0:rPr>
+            </ns0:r>
+          </ns0:p>
+        </ns0:tc>
+        <ns0:tc>
+          <ns0:p>
+            <ns0:pPr>
+              <ns0:pStyle ns0:val="Compact"/>
+              <ns0:jc ns0:val="left"/>
+            </ns0:pPr>
+            <ns0:r>
+              <ns0:t xml:space="preserve">Translation (mm)</ns0:t>
+              <ns0:rPr>
+                <ns0:sz ns0:val="18"/>
+              </ns0:rPr>
+            </ns0:r>
+          </ns0:p>
+        </ns0:tc>
+        <ns0:tc>
+          <ns0:p>
+            <ns0:pPr>
+              <ns0:pStyle ns0:val="Compact"/>
+              <ns0:jc ns0:val="left"/>
+            </ns0:pPr>
+            <ns0:r>
+              <ns0:t xml:space="preserve">-0.460 [-0.711, -0.208]</ns0:t>
+              <ns0:rPr>
+                <ns0:sz ns0:val="18"/>
+              </ns0:rPr>
+            </ns0:r>
+          </ns0:p>
+        </ns0:tc>
+        <ns0:tc>
+          <ns0:p>
+            <ns0:pPr>
+              <ns0:pStyle ns0:val="Compact"/>
+              <ns0:jc ns0:val="left"/>
+            </ns0:pPr>
+            <ns1:oMath>
+              <ns1:r>
+                <ns1:rPr>
+                  <ns1:sty ns1:val="p"/>
+                </ns1:rPr>
+                <ns1:t>&lt;</ns1:t>
+              </ns1:r>
+              <ns1:r>
+                <ns1:t>0.001</ns1:t>
+              </ns1:r>
+            </ns1:oMath>
+          </ns0:p>
+        </ns0:tc>
+        <ns0:tc>
+          <ns0:p>
+            <ns0:pPr>
+              <ns0:pStyle ns0:val="Compact"/>
+              <ns0:jc ns0:val="left"/>
+            </ns0:pPr>
+            <ns0:r>
+              <ns0:t xml:space="preserve">-0.397 [-0.591, -0.203]</ns0:t>
+              <ns0:rPr>
+                <ns0:sz ns0:val="18"/>
+              </ns0:rPr>
+            </ns0:r>
+          </ns0:p>
+        </ns0:tc>
+        <ns0:tc>
+          <ns0:p>
+            <ns0:pPr>
+              <ns0:pStyle ns0:val="Compact"/>
+              <ns0:jc ns0:val="left"/>
+            </ns0:pPr>
+            <ns1:oMath>
+              <ns1:r>
+                <ns1:rPr>
+                  <ns1:sty ns1:val="p"/>
+                </ns1:rPr>
+                <ns1:t>&lt;</ns1:t>
+              </ns1:r>
+              <ns1:r>
+                <ns1:t>0.001</ns1:t>
+              </ns1:r>
+            </ns1:oMath>
+          </ns0:p>
+        </ns0:tc>
+        <ns0:tc>
+          <ns0:p>
+            <ns0:pPr>
+              <ns0:pStyle ns0:val="Compact"/>
+              <ns0:jc ns0:val="left"/>
+            </ns0:pPr>
+            <ns0:r>
+              <ns0:t xml:space="preserve">0.699</ns0:t>
+              <ns0:rPr>
+                <ns0:sz ns0:val="18"/>
+              </ns0:rPr>
+            </ns0:r>
+          </ns0:p>
+        </ns0:tc>
+      </ns0:tr>
+      <ns0:tr>
+        <ns0:tc>
+          <ns0:p>
+            <ns0:pPr>
+              <ns0:pStyle ns0:val="Compact"/>
+              <ns0:jc ns0:val="left"/>
+            </ns0:pPr>
+            <ns0:r>
+              <ns0:t xml:space="preserve">LAB1</ns0:t>
+              <ns0:rPr>
+                <ns0:sz ns0:val="18"/>
+              </ns0:rPr>
+            </ns0:r>
+          </ns0:p>
+        </ns0:tc>
+        <ns0:tc>
+          <ns0:p>
+            <ns0:pPr>
+              <ns0:pStyle ns0:val="Compact"/>
+              <ns0:jc ns0:val="left"/>
+            </ns0:pPr>
+            <ns0:r>
+              <ns0:t xml:space="preserve">Rotation (deg)</ns0:t>
+              <ns0:rPr>
+                <ns0:sz ns0:val="18"/>
+              </ns0:rPr>
+            </ns0:r>
+          </ns0:p>
+        </ns0:tc>
+        <ns0:tc>
+          <ns0:p>
+            <ns0:pPr>
+              <ns0:pStyle ns0:val="Compact"/>
+              <ns0:jc ns0:val="left"/>
+            </ns0:pPr>
+            <ns0:r>
+              <ns0:t xml:space="preserve">-0.916 [-1.144, -0.687]</ns0:t>
+              <ns0:rPr>
+                <ns0:sz ns0:val="18"/>
+              </ns0:rPr>
+            </ns0:r>
+          </ns0:p>
+        </ns0:tc>
+        <ns0:tc>
+          <ns0:p>
+            <ns0:pPr>
+              <ns0:pStyle ns0:val="Compact"/>
+              <ns0:jc ns0:val="left"/>
+            </ns0:pPr>
+            <ns1:oMath>
+              <ns1:r>
+                <ns1:rPr>
+                  <ns1:sty ns1:val="p"/>
+                </ns1:rPr>
+                <ns1:t>&lt;</ns1:t>
+              </ns1:r>
+              <ns1:r>
+                <ns1:t>0.001</ns1:t>
+              </ns1:r>
+            </ns1:oMath>
+          </ns0:p>
+        </ns0:tc>
+        <ns0:tc>
+          <ns0:p>
+            <ns0:pPr>
+              <ns0:pStyle ns0:val="Compact"/>
+              <ns0:jc ns0:val="left"/>
+            </ns0:pPr>
+            <ns0:r>
+              <ns0:t xml:space="preserve">-1.062 [-1.233, -0.891]</ns0:t>
+              <ns0:rPr>
+                <ns0:sz ns0:val="18"/>
+              </ns0:rPr>
+            </ns0:r>
+          </ns0:p>
+        </ns0:tc>
+        <ns0:tc>
+          <ns0:p>
+            <ns0:pPr>
+              <ns0:pStyle ns0:val="Compact"/>
+              <ns0:jc ns0:val="left"/>
+            </ns0:pPr>
+            <ns1:oMath>
+              <ns1:r>
+                <ns1:rPr>
+                  <ns1:sty ns1:val="p"/>
+                </ns1:rPr>
+                <ns1:t>&lt;</ns1:t>
+              </ns1:r>
+              <ns1:r>
+                <ns1:t>0.001</ns1:t>
+              </ns1:r>
+            </ns1:oMath>
+          </ns0:p>
+        </ns0:tc>
+        <ns0:tc>
+          <ns0:p>
+            <ns0:pPr>
+              <ns0:pStyle ns0:val="Compact"/>
+              <ns0:jc ns0:val="left"/>
+            </ns0:pPr>
+            <ns0:r>
+              <ns0:t xml:space="preserve">0.588</ns0:t>
+              <ns0:rPr>
+                <ns0:sz ns0:val="18"/>
+              </ns0:rPr>
+            </ns0:r>
+          </ns0:p>
+        </ns0:tc>
+      </ns0:tr>
+      <ns0:tr>
+        <ns0:tc>
+          <ns0:p>
+            <ns0:pPr>
+              <ns0:pStyle ns0:val="Compact"/>
+              <ns0:jc ns0:val="left"/>
+            </ns0:pPr>
+            <ns0:r>
+              <ns0:t xml:space="preserve">LAB1</ns0:t>
+              <ns0:rPr>
+                <ns0:sz ns0:val="18"/>
+              </ns0:rPr>
+            </ns0:r>
+          </ns0:p>
+        </ns0:tc>
+        <ns0:tc>
+          <ns0:p>
+            <ns0:pPr>
+              <ns0:pStyle ns0:val="Compact"/>
+              <ns0:jc ns0:val="left"/>
+            </ns0:pPr>
+            <ns0:r>
+              <ns0:t xml:space="preserve">Translation (mm)</ns0:t>
+              <ns0:rPr>
+                <ns0:sz ns0:val="18"/>
+              </ns0:rPr>
+            </ns0:r>
+          </ns0:p>
+        </ns0:tc>
+        <ns0:tc>
+          <ns0:p>
+            <ns0:pPr>
+              <ns0:pStyle ns0:val="Compact"/>
+              <ns0:jc ns0:val="left"/>
+            </ns0:pPr>
+            <ns0:r>
+              <ns0:t xml:space="preserve">-0.568 [-0.925, -0.210]</ns0:t>
+              <ns0:rPr>
+                <ns0:sz ns0:val="18"/>
+              </ns0:rPr>
+            </ns0:r>
+          </ns0:p>
+        </ns0:tc>
+        <ns0:tc>
+          <ns0:p>
+            <ns0:pPr>
+              <ns0:pStyle ns0:val="Compact"/>
+              <ns0:jc ns0:val="left"/>
+            </ns0:pPr>
+            <ns0:r>
+              <ns0:t xml:space="preserve">0.002</ns0:t>
+              <ns0:rPr>
+                <ns0:sz ns0:val="18"/>
+              </ns0:rPr>
+            </ns0:r>
+          </ns0:p>
+        </ns0:tc>
+        <ns0:tc>
+          <ns0:p>
+            <ns0:pPr>
+              <ns0:pStyle ns0:val="Compact"/>
+              <ns0:jc ns0:val="left"/>
+            </ns0:pPr>
+            <ns0:r>
+              <ns0:t xml:space="preserve">-1.003 [-1.270, -0.737]</ns0:t>
+              <ns0:rPr>
+                <ns0:sz ns0:val="18"/>
+              </ns0:rPr>
+            </ns0:r>
+          </ns0:p>
+        </ns0:tc>
+        <ns0:tc>
+          <ns0:p>
+            <ns0:pPr>
+              <ns0:pStyle ns0:val="Compact"/>
+              <ns0:jc ns0:val="left"/>
+            </ns0:pPr>
+            <ns1:oMath>
+              <ns1:r>
+                <ns1:rPr>
+                  <ns1:sty ns1:val="p"/>
+                </ns1:rPr>
+                <ns1:t>&lt;</ns1:t>
+              </ns1:r>
+              <ns1:r>
+                <ns1:t>0.001</ns1:t>
+              </ns1:r>
+            </ns1:oMath>
+          </ns0:p>
+        </ns0:tc>
+        <ns0:tc>
+          <ns0:p>
+            <ns0:pPr>
+              <ns0:pStyle ns0:val="Compact"/>
+              <ns0:jc ns0:val="left"/>
+            </ns0:pPr>
+            <ns0:r>
+              <ns0:t xml:space="preserve">0.343</ns0:t>
+              <ns0:rPr>
+                <ns0:sz ns0:val="18"/>
+              </ns0:rPr>
+            </ns0:r>
+          </ns0:p>
+        </ns0:tc>
+      </ns0:tr>
+      <ns0:tr>
+        <ns0:tc>
+          <ns0:p>
+            <ns0:pPr>
+              <ns0:pStyle ns0:val="Compact"/>
+              <ns0:jc ns0:val="left"/>
+            </ns0:pPr>
+            <ns0:r>
+              <ns0:t xml:space="preserve">LAB2</ns0:t>
+              <ns0:rPr>
+                <ns0:sz ns0:val="18"/>
+              </ns0:rPr>
+            </ns0:r>
+          </ns0:p>
+        </ns0:tc>
+        <ns0:tc>
+          <ns0:p>
+            <ns0:pPr>
+              <ns0:pStyle ns0:val="Compact"/>
+              <ns0:jc ns0:val="left"/>
+            </ns0:pPr>
+            <ns0:r>
+              <ns0:t xml:space="preserve">Rotation (deg)</ns0:t>
+              <ns0:rPr>
+                <ns0:sz ns0:val="18"/>
+              </ns0:rPr>
+            </ns0:r>
+          </ns0:p>
+        </ns0:tc>
+        <ns0:tc>
+          <ns0:p>
+            <ns0:pPr>
+              <ns0:pStyle ns0:val="Compact"/>
+              <ns0:jc ns0:val="left"/>
+            </ns0:pPr>
+            <ns0:r>
+              <ns0:t xml:space="preserve">-0.541 [-0.714, -0.367]</ns0:t>
+              <ns0:rPr>
+                <ns0:sz ns0:val="18"/>
+              </ns0:rPr>
+            </ns0:r>
+          </ns0:p>
+        </ns0:tc>
+        <ns0:tc>
+          <ns0:p>
+            <ns0:pPr>
+              <ns0:pStyle ns0:val="Compact"/>
+              <ns0:jc ns0:val="left"/>
+            </ns0:pPr>
+            <ns1:oMath>
+              <ns1:r>
+                <ns1:rPr>
+                  <ns1:sty ns1:val="p"/>
+                </ns1:rPr>
+                <ns1:t>&lt;</ns1:t>
+              </ns1:r>
+              <ns1:r>
+                <ns1:t>0.001</ns1:t>
+              </ns1:r>
+            </ns1:oMath>
+          </ns0:p>
+        </ns0:tc>
+        <ns0:tc>
+          <ns0:p>
+            <ns0:pPr>
+              <ns0:pStyle ns0:val="Compact"/>
+              <ns0:jc ns0:val="left"/>
+            </ns0:pPr>
+            <ns0:r>
+              <ns0:t xml:space="preserve">-0.674 [-0.804, -0.544]</ns0:t>
+              <ns0:rPr>
+                <ns0:sz ns0:val="18"/>
+              </ns0:rPr>
+            </ns0:r>
+          </ns0:p>
+        </ns0:tc>
+        <ns0:tc>
+          <ns0:p>
+            <ns0:pPr>
+              <ns0:pStyle ns0:val="Compact"/>
+              <ns0:jc ns0:val="left"/>
+            </ns0:pPr>
+            <ns1:oMath>
+              <ns1:r>
+                <ns1:rPr>
+                  <ns1:sty ns1:val="p"/>
+                </ns1:rPr>
+                <ns1:t>&lt;</ns1:t>
+              </ns1:r>
+              <ns1:r>
+                <ns1:t>0.001</ns1:t>
+              </ns1:r>
+            </ns1:oMath>
+          </ns0:p>
+        </ns0:tc>
+        <ns0:tc>
+          <ns0:p>
+            <ns0:pPr>
+              <ns0:pStyle ns0:val="Compact"/>
+              <ns0:jc ns0:val="left"/>
+            </ns0:pPr>
+            <ns0:r>
+              <ns0:t xml:space="preserve">0.494</ns0:t>
+              <ns0:rPr>
+                <ns0:sz ns0:val="18"/>
+              </ns0:rPr>
+            </ns0:r>
+          </ns0:p>
+        </ns0:tc>
+      </ns0:tr>
+      <ns0:tr>
+        <ns0:tc>
+          <ns0:p>
+            <ns0:pPr>
+              <ns0:pStyle ns0:val="Compact"/>
+              <ns0:jc ns0:val="left"/>
+            </ns0:pPr>
+            <ns0:r>
+              <ns0:t xml:space="preserve">LAB2</ns0:t>
+              <ns0:rPr>
+                <ns0:sz ns0:val="18"/>
+              </ns0:rPr>
+            </ns0:r>
+          </ns0:p>
+        </ns0:tc>
+        <ns0:tc>
+          <ns0:p>
+            <ns0:pPr>
+              <ns0:pStyle ns0:val="Compact"/>
+              <ns0:jc ns0:val="left"/>
+            </ns0:pPr>
+            <ns0:r>
+              <ns0:t xml:space="preserve">Translation (mm)</ns0:t>
+              <ns0:rPr>
+                <ns0:sz ns0:val="18"/>
+              </ns0:rPr>
+            </ns0:r>
+          </ns0:p>
+        </ns0:tc>
+        <ns0:tc>
+          <ns0:p>
+            <ns0:pPr>
+              <ns0:pStyle ns0:val="Compact"/>
+              <ns0:jc ns0:val="left"/>
+            </ns0:pPr>
+            <ns0:r>
+              <ns0:t xml:space="preserve">-0.818 [-1.179, -0.456]</ns0:t>
+              <ns0:rPr>
+                <ns0:sz ns0:val="18"/>
+              </ns0:rPr>
+            </ns0:r>
+          </ns0:p>
+        </ns0:tc>
+        <ns0:tc>
+          <ns0:p>
+            <ns0:pPr>
+              <ns0:pStyle ns0:val="Compact"/>
+              <ns0:jc ns0:val="left"/>
+            </ns0:pPr>
+            <ns1:oMath>
+              <ns1:r>
+                <ns1:rPr>
+                  <ns1:sty ns1:val="p"/>
+                </ns1:rPr>
+                <ns1:t>&lt;</ns1:t>
+              </ns1:r>
+              <ns1:r>
+                <ns1:t>0.001</ns1:t>
+              </ns1:r>
+            </ns1:oMath>
+          </ns0:p>
+        </ns0:tc>
+        <ns0:tc>
+          <ns0:p>
+            <ns0:pPr>
+              <ns0:pStyle ns0:val="Compact"/>
+              <ns0:jc ns0:val="left"/>
+            </ns0:pPr>
+            <ns0:r>
+              <ns0:t xml:space="preserve">-0.947 [-1.287, -0.606]</ns0:t>
+              <ns0:rPr>
+                <ns0:sz ns0:val="18"/>
+              </ns0:rPr>
+            </ns0:r>
+          </ns0:p>
+        </ns0:tc>
+        <ns0:tc>
+          <ns0:p>
+            <ns0:pPr>
+              <ns0:pStyle ns0:val="Compact"/>
+              <ns0:jc ns0:val="left"/>
+            </ns0:pPr>
+            <ns1:oMath>
+              <ns1:r>
+                <ns1:rPr>
+                  <ns1:sty ns1:val="p"/>
+                </ns1:rPr>
+                <ns1:t>&lt;</ns1:t>
+              </ns1:r>
+              <ns1:r>
+                <ns1:t>0.001</ns1:t>
+              </ns1:r>
+            </ns1:oMath>
+          </ns0:p>
+        </ns0:tc>
+        <ns0:tc>
+          <ns0:p>
+            <ns0:pPr>
+              <ns0:pStyle ns0:val="Compact"/>
+              <ns0:jc ns0:val="left"/>
+            </ns0:pPr>
+            <ns0:r>
+              <ns0:t xml:space="preserve">0.699</ns0:t>
+              <ns0:rPr>
+                <ns0:sz ns0:val="18"/>
+              </ns0:rPr>
+            </ns0:r>
+          </ns0:p>
+        </ns0:tc>
+      </ns0:tr>
+      <ns0:tr>
+        <ns0:tc>
+          <ns0:p>
+            <ns0:pPr>
+              <ns0:pStyle ns0:val="Compact"/>
+              <ns0:jc ns0:val="left"/>
+            </ns0:pPr>
+            <ns0:r>
+              <ns0:t xml:space="preserve">LAB3</ns0:t>
+              <ns0:rPr>
+                <ns0:sz ns0:val="18"/>
+              </ns0:rPr>
+            </ns0:r>
+          </ns0:p>
+        </ns0:tc>
+        <ns0:tc>
+          <ns0:p>
+            <ns0:pPr>
+              <ns0:pStyle ns0:val="Compact"/>
+              <ns0:jc ns0:val="left"/>
+            </ns0:pPr>
+            <ns0:r>
+              <ns0:t xml:space="preserve">Rotation (deg)</ns0:t>
+              <ns0:rPr>
+                <ns0:sz ns0:val="18"/>
+              </ns0:rPr>
+            </ns0:r>
+          </ns0:p>
+        </ns0:tc>
+        <ns0:tc>
+          <ns0:p>
+            <ns0:pPr>
+              <ns0:pStyle ns0:val="Compact"/>
+              <ns0:jc ns0:val="left"/>
+            </ns0:pPr>
+            <ns0:r>
+              <ns0:t xml:space="preserve">-0.850 [-1.048, -0.651]</ns0:t>
+              <ns0:rPr>
+                <ns0:sz ns0:val="18"/>
+              </ns0:rPr>
+            </ns0:r>
+          </ns0:p>
+        </ns0:tc>
+        <ns0:tc>
+          <ns0:p>
+            <ns0:pPr>
+              <ns0:pStyle ns0:val="Compact"/>
+              <ns0:jc ns0:val="left"/>
+            </ns0:pPr>
+            <ns1:oMath>
+              <ns1:r>
+                <ns1:rPr>
+                  <ns1:sty ns1:val="p"/>
+                </ns1:rPr>
+                <ns1:t>&lt;</ns1:t>
+              </ns1:r>
+              <ns1:r>
+                <ns1:t>0.001</ns1:t>
+              </ns1:r>
+            </ns1:oMath>
+          </ns0:p>
+        </ns0:tc>
+        <ns0:tc>
+          <ns0:p>
+            <ns0:pPr>
+              <ns0:pStyle ns0:val="Compact"/>
+              <ns0:jc ns0:val="left"/>
+            </ns0:pPr>
+            <ns0:r>
+              <ns0:t xml:space="preserve">-1.045 [-1.240, -0.851]</ns0:t>
+              <ns0:rPr>
+                <ns0:sz ns0:val="18"/>
+              </ns0:rPr>
+            </ns0:r>
+          </ns0:p>
+        </ns0:tc>
+        <ns0:tc>
+          <ns0:p>
+            <ns0:pPr>
+              <ns0:pStyle ns0:val="Compact"/>
+              <ns0:jc ns0:val="left"/>
+            </ns0:pPr>
+            <ns1:oMath>
+              <ns1:r>
+                <ns1:rPr>
+                  <ns1:sty ns1:val="p"/>
+                </ns1:rPr>
+                <ns1:t>&lt;</ns1:t>
+              </ns1:r>
+              <ns1:r>
+                <ns1:t>0.001</ns1:t>
+              </ns1:r>
+            </ns1:oMath>
+          </ns0:p>
+        </ns0:tc>
+        <ns0:tc>
+          <ns0:p>
+            <ns0:pPr>
+              <ns0:pStyle ns0:val="Compact"/>
+              <ns0:jc ns0:val="left"/>
+            </ns0:pPr>
+            <ns0:r>
+              <ns0:t xml:space="preserve">0.494</ns0:t>
+              <ns0:rPr>
+                <ns0:sz ns0:val="18"/>
+              </ns0:rPr>
+            </ns0:r>
+          </ns0:p>
+        </ns0:tc>
+      </ns0:tr>
+      <ns0:tr>
+        <ns0:tc>
+          <ns0:p>
+            <ns0:pPr>
+              <ns0:pStyle ns0:val="Compact"/>
+              <ns0:jc ns0:val="left"/>
+            </ns0:pPr>
+            <ns0:r>
+              <ns0:t xml:space="preserve">LAB3</ns0:t>
+              <ns0:rPr>
+                <ns0:sz ns0:val="18"/>
+              </ns0:rPr>
+            </ns0:r>
+          </ns0:p>
+        </ns0:tc>
+        <ns0:tc>
+          <ns0:p>
+            <ns0:pPr>
+              <ns0:pStyle ns0:val="Compact"/>
+              <ns0:jc ns0:val="left"/>
+            </ns0:pPr>
+            <ns0:r>
+              <ns0:t xml:space="preserve">Translation (mm)</ns0:t>
+              <ns0:rPr>
+                <ns0:sz ns0:val="18"/>
+              </ns0:rPr>
+            </ns0:r>
+          </ns0:p>
+        </ns0:tc>
+        <ns0:tc>
+          <ns0:p>
+            <ns0:pPr>
+              <ns0:pStyle ns0:val="Compact"/>
+              <ns0:jc ns0:val="left"/>
+            </ns0:pPr>
+            <ns0:r>
+              <ns0:t xml:space="preserve">-0.700 [-0.922, -0.478]</ns0:t>
+              <ns0:rPr>
+                <ns0:sz ns0:val="18"/>
+              </ns0:rPr>
+            </ns0:r>
+          </ns0:p>
+        </ns0:tc>
+        <ns0:tc>
+          <ns0:p>
+            <ns0:pPr>
+              <ns0:pStyle ns0:val="Compact"/>
+              <ns0:jc ns0:val="left"/>
+            </ns0:pPr>
+            <ns1:oMath>
+              <ns1:r>
+                <ns1:rPr>
+                  <ns1:sty ns1:val="p"/>
+                </ns1:rPr>
+                <ns1:t>&lt;</ns1:t>
+              </ns1:r>
+              <ns1:r>
+                <ns1:t>0.001</ns1:t>
+              </ns1:r>
+            </ns1:oMath>
+          </ns0:p>
+        </ns0:tc>
+        <ns0:tc>
+          <ns0:p>
+            <ns0:pPr>
+              <ns0:pStyle ns0:val="Compact"/>
+              <ns0:jc ns0:val="left"/>
+            </ns0:pPr>
+            <ns0:r>
+              <ns0:t xml:space="preserve">-0.904 [-1.159, -0.649]</ns0:t>
+              <ns0:rPr>
+                <ns0:sz ns0:val="18"/>
+              </ns0:rPr>
+            </ns0:r>
+          </ns0:p>
+        </ns0:tc>
+        <ns0:tc>
+          <ns0:p>
+            <ns0:pPr>
+              <ns0:pStyle ns0:val="Compact"/>
+              <ns0:jc ns0:val="left"/>
+            </ns0:pPr>
+            <ns1:oMath>
+              <ns1:r>
+                <ns1:rPr>
+                  <ns1:sty ns1:val="p"/>
+                </ns1:rPr>
+                <ns1:t>&lt;</ns1:t>
+              </ns1:r>
+              <ns1:r>
+                <ns1:t>0.001</ns1:t>
+              </ns1:r>
+            </ns1:oMath>
+          </ns0:p>
+        </ns0:tc>
+        <ns0:tc>
+          <ns0:p>
+            <ns0:pPr>
+              <ns0:pStyle ns0:val="Compact"/>
+              <ns0:jc ns0:val="left"/>
+            </ns0:pPr>
+            <ns0:r>
+              <ns0:t xml:space="preserve">0.494</ns0:t>
+              <ns0:rPr>
+                <ns0:sz ns0:val="18"/>
+              </ns0:rPr>
+            </ns0:r>
+          </ns0:p>
+        </ns0:tc>
+      </ns0:tr>
+    </ns0:tbl>
+    <ns0:bookmarkEnd ns0:id="31"/>
+    <ns0:bookmarkStart ns0:id="33" ns0:name="Xf6e10c6d81d9fc40b8801679047bab0a2cb6a14"/>
+    <ns0:p>
+      <ns0:pPr>
+        <ns0:pStyle ns0:val="Heading1"/>
+      </ns0:pPr>
+      <ns0:r>
+        <ns0:t xml:space="preserve">Table S10: Paired held-out prediction gains and benchmarks</ns0:t>
+      </ns0:r>
+    </ns0:p>
+    <ns0:p>
+      <ns0:pPr>
+        <ns0:pStyle ns0:val="FirstParagraph"/>
+      </ns0:pPr>
+      <ns0:r>
+        <ns0:t xml:space="preserve">Metrics use ten repeats of ten-fold subject-held-out cross-validation, with the same folds for every load, outcome and predictor set. Size uses age and log volume; triad adds AP diameter, interspinous width and subpubic angle. Triad+sex adds female sex and its log-volume interaction. The eight-measure model uses age, log volume and all eight morphometric measures. Positive</ns0:t>
+      </ns0:r>
+      <ns0:r>
+        <ns0:t xml:space="preserve"> </ns0:t>
+      </ns0:r>
+      <ns1:oMath>
+        <ns1:r>
+          <ns1:t>Δ</ns1:t>
+        </ns1:r>
+      </ns1:oMath>
+      <ns0:r>
+        <ns0:t xml:space="preserve">RMSE or percentage gain favors the augmented model. RMSE units are degrees for rotation and mm for translation. Intervals are pointwise paired subject-bootstrap intervals conditional on the fitted predictions, without refitting, feature-selection uncertainty or multiplicity adjustment.</ns0:t>
+      </ns0:r>
+    </ns0:p>
+    <ns0:tbl>
+      <ns0:tblPr>
+        <ns0:tblStyle ns0:val="Table"/>
+        <ns0:tblW ns0:type="pct" ns0:w="5000"/>
+        <ns0:tblLook ns0:firstRow="1" ns0:lastRow="0" ns0:firstColumn="0" ns0:lastColumn="0" ns0:noHBand="0" ns0:noVBand="0" ns0:val="0020"/>
+      </ns0:tblPr>
+      <ns0:tblGrid/>
+      <ns0:tr>
+        <ns0:tc>
+          <ns0:p>
+            <ns0:pPr>
+              <ns0:pStyle ns0:val="Compact"/>
+              <ns0:jc ns0:val="left"/>
+            </ns0:pPr>
+            <ns0:r>
+              <ns0:t xml:space="preserve">Load</ns0:t>
+              <ns0:rPr>
+                <ns0:sz ns0:val="18"/>
+              </ns0:rPr>
+            </ns0:r>
+          </ns0:p>
+        </ns0:tc>
+        <ns0:tc>
+          <ns0:p>
+            <ns0:pPr>
+              <ns0:pStyle ns0:val="Compact"/>
+              <ns0:jc ns0:val="left"/>
+            </ns0:pPr>
+            <ns0:r>
+              <ns0:t xml:space="preserve">Outcome</ns0:t>
+              <ns0:rPr>
+                <ns0:sz ns0:val="18"/>
+              </ns0:rPr>
+            </ns0:r>
+          </ns0:p>
+        </ns0:tc>
+        <ns0:tc>
+          <ns0:p>
+            <ns0:pPr>
+              <ns0:pStyle ns0:val="Compact"/>
+              <ns0:jc ns0:val="left"/>
+            </ns0:pPr>
+            <ns1:oMath>
+              <ns1:r>
+                <ns1:t>Δ</ns1:t>
+              </ns1:r>
+            </ns1:oMath>
+            <ns0:r>
+              <ns0:t xml:space="preserve">RMSE size–triad [95% CI]</ns0:t>
+              <ns0:rPr>
+                <ns0:sz ns0:val="18"/>
+              </ns0:rPr>
+            </ns0:r>
+          </ns0:p>
+        </ns0:tc>
+        <ns0:tc>
+          <ns0:p>
+            <ns0:pPr>
+              <ns0:pStyle ns0:val="Compact"/>
+              <ns0:jc ns0:val="left"/>
+            </ns0:pPr>
+            <ns1:oMath>
+              <ns1:sSubSup>
+                <ns1:e>
+                  <ns1:r>
+                    <ns1:t>R</ns1:t>
+                  </ns1:r>
+                </ns1:e>
+                <ns1:sub>
+                  <ns1:r>
+                    <ns1:t>t</ns1:t>
+                  </ns1:r>
+                  <ns1:r>
+                    <ns1:t>r</ns1:t>
+                  </ns1:r>
+                  <ns1:r>
+                    <ns1:t>i</ns1:t>
+                  </ns1:r>
+                  <ns1:r>
+                    <ns1:t>a</ns1:t>
+                  </ns1:r>
+                  <ns1:r>
+                    <ns1:t>d</ns1:t>
+                  </ns1:r>
+                  <ns1:r>
+                    <ns1:rPr>
+                      <ns1:sty ns1:val="p"/>
+                    </ns1:rPr>
+                    <ns1:t>+</ns1:t>
+                  </ns1:r>
+                  <ns1:r>
+                    <ns1:t>s</ns1:t>
+                  </ns1:r>
+                  <ns1:r>
+                    <ns1:t>e</ns1:t>
+                  </ns1:r>
+                  <ns1:r>
+                    <ns1:t>x</ns1:t>
+                  </ns1:r>
+                </ns1:sub>
+                <ns1:sup>
+                  <ns1:r>
+                    <ns1:t>2</ns1:t>
+                  </ns1:r>
+                </ns1:sup>
+              </ns1:sSubSup>
+            </ns1:oMath>
+          </ns0:p>
+        </ns0:tc>
+        <ns0:tc>
+          <ns0:p>
+            <ns0:pPr>
+              <ns0:pStyle ns0:val="Compact"/>
+              <ns0:jc ns0:val="left"/>
+            </ns0:pPr>
+            <ns1:oMath>
+              <ns1:sSubSup>
+                <ns1:e>
+                  <ns1:r>
+                    <ns1:t>R</ns1:t>
+                  </ns1:r>
+                </ns1:e>
+                <ns1:sub>
+                  <ns1:r>
+                    <ns1:t>8</ns1:t>
+                  </ns1:r>
+                  <ns1:r>
+                    <ns1:t> </ns1:t>
+                  </ns1:r>
+                  <ns1:r>
+                    <ns1:t>m</ns1:t>
+                  </ns1:r>
+                  <ns1:r>
+                    <ns1:t>e</ns1:t>
+                  </ns1:r>
+                  <ns1:r>
+                    <ns1:t>a</ns1:t>
+                  </ns1:r>
+                  <ns1:r>
+                    <ns1:t>s</ns1:t>
+                  </ns1:r>
+                  <ns1:r>
+                    <ns1:t>u</ns1:t>
+                  </ns1:r>
+                  <ns1:r>
+                    <ns1:t>r</ns1:t>
+                  </ns1:r>
+                  <ns1:r>
+                    <ns1:t>e</ns1:t>
+                  </ns1:r>
+                  <ns1:r>
+                    <ns1:t>s</ns1:t>
+                  </ns1:r>
+                </ns1:sub>
+                <ns1:sup>
+                  <ns1:r>
+                    <ns1:t>2</ns1:t>
+                  </ns1:r>
+                </ns1:sup>
+              </ns1:sSubSup>
+            </ns1:oMath>
+          </ns0:p>
+        </ns0:tc>
+        <ns0:tc>
+          <ns0:p>
+            <ns0:pPr>
+              <ns0:pStyle ns0:val="Compact"/>
+              <ns0:jc ns0:val="left"/>
+            </ns0:pPr>
+            <ns0:r>
+              <ns0:t xml:space="preserve">Sex gain (%)</ns0:t>
+              <ns0:rPr>
+                <ns0:sz ns0:val="18"/>
+              </ns0:rPr>
+            </ns0:r>
+          </ns0:p>
+        </ns0:tc>
+        <ns0:tc>
+          <ns0:p>
+            <ns0:pPr>
+              <ns0:pStyle ns0:val="Compact"/>
+              <ns0:jc ns0:val="left"/>
+            </ns0:pPr>
+            <ns0:r>
+              <ns0:t xml:space="preserve">8-measure gain (%)</ns0:t>
+              <ns0:rPr>
+                <ns0:sz ns0:val="18"/>
+              </ns0:rPr>
+            </ns0:r>
+          </ns0:p>
+        </ns0:tc>
+      </ns0:tr>
+      <ns0:tr>
+        <ns0:tc>
+          <ns0:p>
+            <ns0:pPr>
+              <ns0:pStyle ns0:val="Compact"/>
+              <ns0:jc ns0:val="left"/>
+            </ns0:pPr>
+            <ns0:r>
+              <ns0:t xml:space="preserve">SP2leg</ns0:t>
+              <ns0:rPr>
+                <ns0:sz ns0:val="18"/>
+              </ns0:rPr>
+            </ns0:r>
+          </ns0:p>
+        </ns0:tc>
+        <ns0:tc>
+          <ns0:p>
+            <ns0:pPr>
+              <ns0:pStyle ns0:val="Compact"/>
+              <ns0:jc ns0:val="left"/>
+            </ns0:pPr>
+            <ns0:r>
+              <ns0:t xml:space="preserve">Rotation</ns0:t>
+              <ns0:rPr>
+                <ns0:sz ns0:val="18"/>
+              </ns0:rPr>
+            </ns0:r>
+          </ns0:p>
+        </ns0:tc>
+        <ns0:tc>
+          <ns0:p>
+            <ns0:pPr>
+              <ns0:pStyle ns0:val="Compact"/>
+              <ns0:jc ns0:val="left"/>
+            </ns0:pPr>
+            <ns0:r>
+              <ns0:t xml:space="preserve">0.0213 [0.0130, 0.0297]</ns0:t>
+              <ns0:rPr>
+                <ns0:sz ns0:val="18"/>
+              </ns0:rPr>
+            </ns0:r>
+          </ns0:p>
+        </ns0:tc>
+        <ns0:tc>
+          <ns0:p>
+            <ns0:pPr>
+              <ns0:pStyle ns0:val="Compact"/>
+              <ns0:jc ns0:val="left"/>
+            </ns0:pPr>
+            <ns0:r>
+              <ns0:t xml:space="preserve">0.611</ns0:t>
+              <ns0:rPr>
+                <ns0:sz ns0:val="18"/>
+              </ns0:rPr>
+            </ns0:r>
+          </ns0:p>
+        </ns0:tc>
+        <ns0:tc>
+          <ns0:p>
+            <ns0:pPr>
+              <ns0:pStyle ns0:val="Compact"/>
+              <ns0:jc ns0:val="left"/>
+            </ns0:pPr>
+            <ns0:r>
+              <ns0:t xml:space="preserve">0.606</ns0:t>
+              <ns0:rPr>
+                <ns0:sz ns0:val="18"/>
+              </ns0:rPr>
+            </ns0:r>
+          </ns0:p>
+        </ns0:tc>
+        <ns0:tc>
+          <ns0:p>
+            <ns0:pPr>
+              <ns0:pStyle ns0:val="Compact"/>
+              <ns0:jc ns0:val="left"/>
+            </ns0:pPr>
+            <ns0:r>
+              <ns0:t xml:space="preserve">0.0</ns0:t>
+              <ns0:rPr>
+                <ns0:sz ns0:val="18"/>
+              </ns0:rPr>
+            </ns0:r>
+          </ns0:p>
+        </ns0:tc>
+        <ns0:tc>
+          <ns0:p>
+            <ns0:pPr>
+              <ns0:pStyle ns0:val="Compact"/>
+              <ns0:jc ns0:val="left"/>
+            </ns0:pPr>
+            <ns0:r>
+              <ns0:t xml:space="preserve">-0.6</ns0:t>
+              <ns0:rPr>
+                <ns0:sz ns0:val="18"/>
+              </ns0:rPr>
+            </ns0:r>
+          </ns0:p>
+        </ns0:tc>
+      </ns0:tr>
+      <ns0:tr>
+        <ns0:tc>
+          <ns0:p>
+            <ns0:pPr>
+              <ns0:pStyle ns0:val="Compact"/>
+              <ns0:jc ns0:val="left"/>
+            </ns0:pPr>
+            <ns0:r>
+              <ns0:t xml:space="preserve">SP2leg</ns0:t>
+              <ns0:rPr>
+                <ns0:sz ns0:val="18"/>
+              </ns0:rPr>
+            </ns0:r>
+          </ns0:p>
+        </ns0:tc>
+        <ns0:tc>
+          <ns0:p>
+            <ns0:pPr>
+              <ns0:pStyle ns0:val="Compact"/>
+              <ns0:jc ns0:val="left"/>
+            </ns0:pPr>
+            <ns0:r>
+              <ns0:t xml:space="preserve">Translation</ns0:t>
+              <ns0:rPr>
+                <ns0:sz ns0:val="18"/>
+              </ns0:rPr>
+            </ns0:r>
+          </ns0:p>
+        </ns0:tc>
+        <ns0:tc>
+          <ns0:p>
+            <ns0:pPr>
+              <ns0:pStyle ns0:val="Compact"/>
+              <ns0:jc ns0:val="left"/>
+            </ns0:pPr>
+            <ns0:r>
+              <ns0:t xml:space="preserve">0.0543 [0.0421, 0.0663]</ns0:t>
+              <ns0:rPr>
+                <ns0:sz ns0:val="18"/>
+              </ns0:rPr>
+            </ns0:r>
+          </ns0:p>
+        </ns0:tc>
+        <ns0:tc>
+          <ns0:p>
+            <ns0:pPr>
+              <ns0:pStyle ns0:val="Compact"/>
+              <ns0:jc ns0:val="left"/>
+            </ns0:pPr>
+            <ns0:r>
+              <ns0:t xml:space="preserve">0.729</ns0:t>
+              <ns0:rPr>
+                <ns0:sz ns0:val="18"/>
+              </ns0:rPr>
+            </ns0:r>
+          </ns0:p>
+        </ns0:tc>
+        <ns0:tc>
+          <ns0:p>
+            <ns0:pPr>
+              <ns0:pStyle ns0:val="Compact"/>
+              <ns0:jc ns0:val="left"/>
+            </ns0:pPr>
+            <ns0:r>
+              <ns0:t xml:space="preserve">0.718</ns0:t>
+              <ns0:rPr>
+                <ns0:sz ns0:val="18"/>
+              </ns0:rPr>
+            </ns0:r>
+          </ns0:p>
+        </ns0:tc>
+        <ns0:tc>
+          <ns0:p>
+            <ns0:pPr>
+              <ns0:pStyle ns0:val="Compact"/>
+              <ns0:jc ns0:val="left"/>
+            </ns0:pPr>
+            <ns0:r>
+              <ns0:t xml:space="preserve">2.1</ns0:t>
+              <ns0:rPr>
+                <ns0:sz ns0:val="18"/>
+              </ns0:rPr>
+            </ns0:r>
+          </ns0:p>
+        </ns0:tc>
+        <ns0:tc>
+          <ns0:p>
+            <ns0:pPr>
+              <ns0:pStyle ns0:val="Compact"/>
+              <ns0:jc ns0:val="left"/>
+            </ns0:pPr>
+            <ns0:r>
+              <ns0:t xml:space="preserve">0.3</ns0:t>
+              <ns0:rPr>
+                <ns0:sz ns0:val="18"/>
+              </ns0:rPr>
+            </ns0:r>
+          </ns0:p>
+        </ns0:tc>
+      </ns0:tr>
+      <ns0:tr>
+        <ns0:tc>
+          <ns0:p>
+            <ns0:pPr>
+              <ns0:pStyle ns0:val="Compact"/>
+              <ns0:jc ns0:val="left"/>
+            </ns0:pPr>
+            <ns0:r>
+              <ns0:t xml:space="preserve">SP1leg</ns0:t>
+              <ns0:rPr>
+                <ns0:sz ns0:val="18"/>
+              </ns0:rPr>
+            </ns0:r>
+          </ns0:p>
+        </ns0:tc>
+        <ns0:tc>
+          <ns0:p>
+            <ns0:pPr>
+              <ns0:pStyle ns0:val="Compact"/>
+              <ns0:jc ns0:val="left"/>
+            </ns0:pPr>
+            <ns0:r>
+              <ns0:t xml:space="preserve">Rotation</ns0:t>
+              <ns0:rPr>
+                <ns0:sz ns0:val="18"/>
+              </ns0:rPr>
+            </ns0:r>
+          </ns0:p>
+        </ns0:tc>
+        <ns0:tc>
+          <ns0:p>
+            <ns0:pPr>
+              <ns0:pStyle ns0:val="Compact"/>
+              <ns0:jc ns0:val="left"/>
+            </ns0:pPr>
+            <ns0:r>
+              <ns0:t xml:space="preserve">0.0109 [0.0006, 0.0211]</ns0:t>
+              <ns0:rPr>
+                <ns0:sz ns0:val="18"/>
+              </ns0:rPr>
+            </ns0:r>
+          </ns0:p>
+        </ns0:tc>
+        <ns0:tc>
+          <ns0:p>
+            <ns0:pPr>
+              <ns0:pStyle ns0:val="Compact"/>
+              <ns0:jc ns0:val="left"/>
+            </ns0:pPr>
+            <ns0:r>
+              <ns0:t xml:space="preserve">0.400</ns0:t>
+              <ns0:rPr>
+                <ns0:sz ns0:val="18"/>
+              </ns0:rPr>
+            </ns0:r>
+          </ns0:p>
+        </ns0:tc>
+        <ns0:tc>
+          <ns0:p>
+            <ns0:pPr>
+              <ns0:pStyle ns0:val="Compact"/>
+              <ns0:jc ns0:val="left"/>
+            </ns0:pPr>
+            <ns0:r>
+              <ns0:t xml:space="preserve">0.407</ns0:t>
+              <ns0:rPr>
+                <ns0:sz ns0:val="18"/>
+              </ns0:rPr>
+            </ns0:r>
+          </ns0:p>
+        </ns0:tc>
+        <ns0:tc>
+          <ns0:p>
+            <ns0:pPr>
+              <ns0:pStyle ns0:val="Compact"/>
+              <ns0:jc ns0:val="left"/>
+            </ns0:pPr>
+            <ns0:r>
+              <ns0:t xml:space="preserve">-1.1</ns0:t>
+              <ns0:rPr>
+                <ns0:sz ns0:val="18"/>
+              </ns0:rPr>
+            </ns0:r>
+          </ns0:p>
+        </ns0:tc>
+        <ns0:tc>
+          <ns0:p>
+            <ns0:pPr>
+              <ns0:pStyle ns0:val="Compact"/>
+              <ns0:jc ns0:val="left"/>
+            </ns0:pPr>
+            <ns0:r>
+              <ns0:t xml:space="preserve">-0.6</ns0:t>
+              <ns0:rPr>
+                <ns0:sz ns0:val="18"/>
+              </ns0:rPr>
+            </ns0:r>
+          </ns0:p>
+        </ns0:tc>
+      </ns0:tr>
+      <ns0:tr>
+        <ns0:tc>
+          <ns0:p>
+            <ns0:pPr>
+              <ns0:pStyle ns0:val="Compact"/>
+              <ns0:jc ns0:val="left"/>
+            </ns0:pPr>
+            <ns0:r>
+              <ns0:t xml:space="preserve">SP1leg</ns0:t>
+              <ns0:rPr>
+                <ns0:sz ns0:val="18"/>
+              </ns0:rPr>
+            </ns0:r>
+          </ns0:p>
+        </ns0:tc>
+        <ns0:tc>
+          <ns0:p>
+            <ns0:pPr>
+              <ns0:pStyle ns0:val="Compact"/>
+              <ns0:jc ns0:val="left"/>
+            </ns0:pPr>
+            <ns0:r>
+              <ns0:t xml:space="preserve">Translation</ns0:t>
+              <ns0:rPr>
+                <ns0:sz ns0:val="18"/>
+              </ns0:rPr>
+            </ns0:r>
+          </ns0:p>
+        </ns0:tc>
+        <ns0:tc>
+          <ns0:p>
+            <ns0:pPr>
+              <ns0:pStyle ns0:val="Compact"/>
+              <ns0:jc ns0:val="left"/>
+            </ns0:pPr>
+            <ns0:r>
+              <ns0:t xml:space="preserve">0.0490 [0.0327, 0.0653]</ns0:t>
+              <ns0:rPr>
+                <ns0:sz ns0:val="18"/>
+              </ns0:rPr>
+            </ns0:r>
+          </ns0:p>
+        </ns0:tc>
+        <ns0:tc>
+          <ns0:p>
+            <ns0:pPr>
+              <ns0:pStyle ns0:val="Compact"/>
+              <ns0:jc ns0:val="left"/>
+            </ns0:pPr>
+            <ns0:r>
+              <ns0:t xml:space="preserve">0.517</ns0:t>
+              <ns0:rPr>
+                <ns0:sz ns0:val="18"/>
+              </ns0:rPr>
+            </ns0:r>
+          </ns0:p>
+        </ns0:tc>
+        <ns0:tc>
+          <ns0:p>
+            <ns0:pPr>
+              <ns0:pStyle ns0:val="Compact"/>
+              <ns0:jc ns0:val="left"/>
+            </ns0:pPr>
+            <ns0:r>
+              <ns0:t xml:space="preserve">0.514</ns0:t>
+              <ns0:rPr>
+                <ns0:sz ns0:val="18"/>
+              </ns0:rPr>
+            </ns0:r>
+          </ns0:p>
+        </ns0:tc>
+        <ns0:tc>
+          <ns0:p>
+            <ns0:pPr>
+              <ns0:pStyle ns0:val="Compact"/>
+              <ns0:jc ns0:val="left"/>
+            </ns0:pPr>
+            <ns0:r>
+              <ns0:t xml:space="preserve">-0.5</ns0:t>
+              <ns0:rPr>
+                <ns0:sz ns0:val="18"/>
+              </ns0:rPr>
+            </ns0:r>
+          </ns0:p>
+        </ns0:tc>
+        <ns0:tc>
+          <ns0:p>
+            <ns0:pPr>
+              <ns0:pStyle ns0:val="Compact"/>
+              <ns0:jc ns0:val="left"/>
+            </ns0:pPr>
+            <ns0:r>
+              <ns0:t xml:space="preserve">-0.7</ns0:t>
+              <ns0:rPr>
+                <ns0:sz ns0:val="18"/>
+              </ns0:rPr>
+            </ns0:r>
+          </ns0:p>
+        </ns0:tc>
+      </ns0:tr>
+      <ns0:tr>
+        <ns0:tc>
+          <ns0:p>
+            <ns0:pPr>
+              <ns0:pStyle ns0:val="Compact"/>
+              <ns0:jc ns0:val="left"/>
+            </ns0:pPr>
+            <ns0:r>
+              <ns0:t xml:space="preserve">LAB1</ns0:t>
+              <ns0:rPr>
+                <ns0:sz ns0:val="18"/>
+              </ns0:rPr>
+            </ns0:r>
+          </ns0:p>
+        </ns0:tc>
+        <ns0:tc>
+          <ns0:p>
+            <ns0:pPr>
+              <ns0:pStyle ns0:val="Compact"/>
+              <ns0:jc ns0:val="left"/>
+            </ns0:pPr>
+            <ns0:r>
+              <ns0:t xml:space="preserve">Rotation</ns0:t>
+              <ns0:rPr>
+                <ns0:sz ns0:val="18"/>
+              </ns0:rPr>
+            </ns0:r>
+          </ns0:p>
+        </ns0:tc>
+        <ns0:tc>
+          <ns0:p>
+            <ns0:pPr>
+              <ns0:pStyle ns0:val="Compact"/>
+              <ns0:jc ns0:val="left"/>
+            </ns0:pPr>
+            <ns0:r>
+              <ns0:t xml:space="preserve">0.0065 [0.0043, 0.0088]</ns0:t>
+              <ns0:rPr>
+                <ns0:sz ns0:val="18"/>
+              </ns0:rPr>
+            </ns0:r>
+          </ns0:p>
+        </ns0:tc>
+        <ns0:tc>
+          <ns0:p>
+            <ns0:pPr>
+              <ns0:pStyle ns0:val="Compact"/>
+              <ns0:jc ns0:val="left"/>
+            </ns0:pPr>
+            <ns0:r>
+              <ns0:t xml:space="preserve">0.682</ns0:t>
+              <ns0:rPr>
+                <ns0:sz ns0:val="18"/>
+              </ns0:rPr>
+            </ns0:r>
+          </ns0:p>
+        </ns0:tc>
+        <ns0:tc>
+          <ns0:p>
+            <ns0:pPr>
+              <ns0:pStyle ns0:val="Compact"/>
+              <ns0:jc ns0:val="left"/>
+            </ns0:pPr>
+            <ns0:r>
+              <ns0:t xml:space="preserve">0.681</ns0:t>
+              <ns0:rPr>
+                <ns0:sz ns0:val="18"/>
+              </ns0:rPr>
+            </ns0:r>
+          </ns0:p>
+        </ns0:tc>
+        <ns0:tc>
+          <ns0:p>
+            <ns0:pPr>
+              <ns0:pStyle ns0:val="Compact"/>
+              <ns0:jc ns0:val="left"/>
+            </ns0:pPr>
+            <ns0:r>
+              <ns0:t xml:space="preserve">-0.7</ns0:t>
+              <ns0:rPr>
+                <ns0:sz ns0:val="18"/>
+              </ns0:rPr>
+            </ns0:r>
+          </ns0:p>
+        </ns0:tc>
+        <ns0:tc>
+          <ns0:p>
+            <ns0:pPr>
+              <ns0:pStyle ns0:val="Compact"/>
+              <ns0:jc ns0:val="left"/>
+            </ns0:pPr>
+            <ns0:r>
+              <ns0:t xml:space="preserve">-0.9</ns0:t>
+              <ns0:rPr>
+                <ns0:sz ns0:val="18"/>
+              </ns0:rPr>
+            </ns0:r>
+          </ns0:p>
+        </ns0:tc>
+      </ns0:tr>
+      <ns0:tr>
+        <ns0:tc>
+          <ns0:p>
+            <ns0:pPr>
+              <ns0:pStyle ns0:val="Compact"/>
+              <ns0:jc ns0:val="left"/>
+            </ns0:pPr>
+            <ns0:r>
+              <ns0:t xml:space="preserve">LAB1</ns0:t>
+              <ns0:rPr>
+                <ns0:sz ns0:val="18"/>
+              </ns0:rPr>
+            </ns0:r>
+          </ns0:p>
+        </ns0:tc>
+        <ns0:tc>
+          <ns0:p>
+            <ns0:pPr>
+              <ns0:pStyle ns0:val="Compact"/>
+              <ns0:jc ns0:val="left"/>
+            </ns0:pPr>
+            <ns0:r>
+              <ns0:t xml:space="preserve">Translation</ns0:t>
+              <ns0:rPr>
+                <ns0:sz ns0:val="18"/>
+              </ns0:rPr>
+            </ns0:r>
+          </ns0:p>
+        </ns0:tc>
+        <ns0:tc>
+          <ns0:p>
+            <ns0:pPr>
+              <ns0:pStyle ns0:val="Compact"/>
+              <ns0:jc ns0:val="left"/>
+            </ns0:pPr>
+            <ns0:r>
+              <ns0:t xml:space="preserve">0.0077 [0.0048, 0.0104]</ns0:t>
+              <ns0:rPr>
+                <ns0:sz ns0:val="18"/>
+              </ns0:rPr>
+            </ns0:r>
+          </ns0:p>
+        </ns0:tc>
+        <ns0:tc>
+          <ns0:p>
+            <ns0:pPr>
+              <ns0:pStyle ns0:val="Compact"/>
+              <ns0:jc ns0:val="left"/>
+            </ns0:pPr>
+            <ns0:r>
+              <ns0:t xml:space="preserve">0.490</ns0:t>
+              <ns0:rPr>
+                <ns0:sz ns0:val="18"/>
+              </ns0:rPr>
+            </ns0:r>
+          </ns0:p>
+        </ns0:tc>
+        <ns0:tc>
+          <ns0:p>
+            <ns0:pPr>
+              <ns0:pStyle ns0:val="Compact"/>
+              <ns0:jc ns0:val="left"/>
+            </ns0:pPr>
+            <ns0:r>
+              <ns0:t xml:space="preserve">0.522</ns0:t>
+              <ns0:rPr>
+                <ns0:sz ns0:val="18"/>
+              </ns0:rPr>
+            </ns0:r>
+          </ns0:p>
+        </ns0:tc>
+        <ns0:tc>
+          <ns0:p>
+            <ns0:pPr>
+              <ns0:pStyle ns0:val="Compact"/>
+              <ns0:jc ns0:val="left"/>
+            </ns0:pPr>
+            <ns0:r>
+              <ns0:t xml:space="preserve">0.2</ns0:t>
+              <ns0:rPr>
+                <ns0:sz ns0:val="18"/>
+              </ns0:rPr>
+            </ns0:r>
+          </ns0:p>
+        </ns0:tc>
+        <ns0:tc>
+          <ns0:p>
+            <ns0:pPr>
+              <ns0:pStyle ns0:val="Compact"/>
+              <ns0:jc ns0:val="left"/>
+            </ns0:pPr>
+            <ns0:r>
+              <ns0:t xml:space="preserve">3.4</ns0:t>
+              <ns0:rPr>
+                <ns0:sz ns0:val="18"/>
+              </ns0:rPr>
+            </ns0:r>
+          </ns0:p>
+        </ns0:tc>
+      </ns0:tr>
+      <ns0:tr>
+        <ns0:tc>
+          <ns0:p>
+            <ns0:pPr>
+              <ns0:pStyle ns0:val="Compact"/>
+              <ns0:jc ns0:val="left"/>
+            </ns0:pPr>
+            <ns0:r>
+              <ns0:t xml:space="preserve">LAB2</ns0:t>
+              <ns0:rPr>
+                <ns0:sz ns0:val="18"/>
+              </ns0:rPr>
+            </ns0:r>
+          </ns0:p>
+        </ns0:tc>
+        <ns0:tc>
+          <ns0:p>
+            <ns0:pPr>
+              <ns0:pStyle ns0:val="Compact"/>
+              <ns0:jc ns0:val="left"/>
+            </ns0:pPr>
+            <ns0:r>
+              <ns0:t xml:space="preserve">Rotation</ns0:t>
+              <ns0:rPr>
+                <ns0:sz ns0:val="18"/>
+              </ns0:rPr>
+            </ns0:r>
+          </ns0:p>
+        </ns0:tc>
+        <ns0:tc>
+          <ns0:p>
+            <ns0:pPr>
+              <ns0:pStyle ns0:val="Compact"/>
+              <ns0:jc ns0:val="left"/>
+            </ns0:pPr>
+            <ns0:r>
+              <ns0:t xml:space="preserve">0.0011 [-0.0012, 0.0035]</ns0:t>
+              <ns0:rPr>
+                <ns0:sz ns0:val="18"/>
+              </ns0:rPr>
+            </ns0:r>
+          </ns0:p>
+        </ns0:tc>
+        <ns0:tc>
+          <ns0:p>
+            <ns0:pPr>
+              <ns0:pStyle ns0:val="Compact"/>
+              <ns0:jc ns0:val="left"/>
+            </ns0:pPr>
+            <ns0:r>
+              <ns0:t xml:space="preserve">0.412</ns0:t>
+              <ns0:rPr>
+                <ns0:sz ns0:val="18"/>
+              </ns0:rPr>
+            </ns0:r>
+          </ns0:p>
+        </ns0:tc>
+        <ns0:tc>
+          <ns0:p>
+            <ns0:pPr>
+              <ns0:pStyle ns0:val="Compact"/>
+              <ns0:jc ns0:val="left"/>
+            </ns0:pPr>
+            <ns0:r>
+              <ns0:t xml:space="preserve">0.407</ns0:t>
+              <ns0:rPr>
+                <ns0:sz ns0:val="18"/>
+              </ns0:rPr>
+            </ns0:r>
+          </ns0:p>
+        </ns0:tc>
+        <ns0:tc>
+          <ns0:p>
+            <ns0:pPr>
+              <ns0:pStyle ns0:val="Compact"/>
+              <ns0:jc ns0:val="left"/>
+            </ns0:pPr>
+            <ns0:r>
+              <ns0:t xml:space="preserve">-0.5</ns0:t>
+              <ns0:rPr>
+                <ns0:sz ns0:val="18"/>
+              </ns0:rPr>
+            </ns0:r>
+          </ns0:p>
+        </ns0:tc>
+        <ns0:tc>
+          <ns0:p>
+            <ns0:pPr>
+              <ns0:pStyle ns0:val="Compact"/>
+              <ns0:jc ns0:val="left"/>
+            </ns0:pPr>
+            <ns0:r>
+              <ns0:t xml:space="preserve">-0.9</ns0:t>
+              <ns0:rPr>
+                <ns0:sz ns0:val="18"/>
+              </ns0:rPr>
+            </ns0:r>
+          </ns0:p>
+        </ns0:tc>
+      </ns0:tr>
+      <ns0:tr>
+        <ns0:tc>
+          <ns0:p>
+            <ns0:pPr>
+              <ns0:pStyle ns0:val="Compact"/>
+              <ns0:jc ns0:val="left"/>
+            </ns0:pPr>
+            <ns0:r>
+              <ns0:t xml:space="preserve">LAB2</ns0:t>
+              <ns0:rPr>
+                <ns0:sz ns0:val="18"/>
+              </ns0:rPr>
+            </ns0:r>
+          </ns0:p>
+        </ns0:tc>
+        <ns0:tc>
+          <ns0:p>
+            <ns0:pPr>
+              <ns0:pStyle ns0:val="Compact"/>
+              <ns0:jc ns0:val="left"/>
+            </ns0:pPr>
+            <ns0:r>
+              <ns0:t xml:space="preserve">Translation</ns0:t>
+              <ns0:rPr>
+                <ns0:sz ns0:val="18"/>
+              </ns0:rPr>
+            </ns0:r>
+          </ns0:p>
+        </ns0:tc>
+        <ns0:tc>
+          <ns0:p>
+            <ns0:pPr>
+              <ns0:pStyle ns0:val="Compact"/>
+              <ns0:jc ns0:val="left"/>
+            </ns0:pPr>
+            <ns0:r>
+              <ns0:t xml:space="preserve">0.0066 [0.0024, 0.0108]</ns0:t>
+              <ns0:rPr>
+                <ns0:sz ns0:val="18"/>
+              </ns0:rPr>
+            </ns0:r>
+          </ns0:p>
+        </ns0:tc>
+        <ns0:tc>
+          <ns0:p>
+            <ns0:pPr>
+              <ns0:pStyle ns0:val="Compact"/>
+              <ns0:jc ns0:val="left"/>
+            </ns0:pPr>
+            <ns0:r>
+              <ns0:t xml:space="preserve">0.304</ns0:t>
+              <ns0:rPr>
+                <ns0:sz ns0:val="18"/>
+              </ns0:rPr>
+            </ns0:r>
+          </ns0:p>
+        </ns0:tc>
+        <ns0:tc>
+          <ns0:p>
+            <ns0:pPr>
+              <ns0:pStyle ns0:val="Compact"/>
+              <ns0:jc ns0:val="left"/>
+            </ns0:pPr>
+            <ns0:r>
+              <ns0:t xml:space="preserve">0.305</ns0:t>
+              <ns0:rPr>
+                <ns0:sz ns0:val="18"/>
+              </ns0:rPr>
+            </ns0:r>
+          </ns0:p>
+        </ns0:tc>
+        <ns0:tc>
+          <ns0:p>
+            <ns0:pPr>
+              <ns0:pStyle ns0:val="Compact"/>
+              <ns0:jc ns0:val="left"/>
+            </ns0:pPr>
+            <ns0:r>
+              <ns0:t xml:space="preserve">-0.3</ns0:t>
+              <ns0:rPr>
+                <ns0:sz ns0:val="18"/>
+              </ns0:rPr>
+            </ns0:r>
+          </ns0:p>
+        </ns0:tc>
+        <ns0:tc>
+          <ns0:p>
+            <ns0:pPr>
+              <ns0:pStyle ns0:val="Compact"/>
+              <ns0:jc ns0:val="left"/>
+            </ns0:pPr>
+            <ns0:r>
+              <ns0:t xml:space="preserve">-0.2</ns0:t>
+              <ns0:rPr>
+                <ns0:sz ns0:val="18"/>
+              </ns0:rPr>
+            </ns0:r>
+          </ns0:p>
+        </ns0:tc>
+      </ns0:tr>
+      <ns0:tr>
+        <ns0:tc>
+          <ns0:p>
+            <ns0:pPr>
+              <ns0:pStyle ns0:val="Compact"/>
+              <ns0:jc ns0:val="left"/>
+            </ns0:pPr>
+            <ns0:r>
+              <ns0:t xml:space="preserve">LAB3</ns0:t>
+              <ns0:rPr>
+                <ns0:sz ns0:val="18"/>
+              </ns0:rPr>
+            </ns0:r>
+          </ns0:p>
+        </ns0:tc>
+        <ns0:tc>
+          <ns0:p>
+            <ns0:pPr>
+              <ns0:pStyle ns0:val="Compact"/>
+              <ns0:jc ns0:val="left"/>
+            </ns0:pPr>
+            <ns0:r>
+              <ns0:t xml:space="preserve">Rotation</ns0:t>
+              <ns0:rPr>
+                <ns0:sz ns0:val="18"/>
+              </ns0:rPr>
+            </ns0:r>
+          </ns0:p>
+        </ns0:tc>
+        <ns0:tc>
+          <ns0:p>
+            <ns0:pPr>
+              <ns0:pStyle ns0:val="Compact"/>
+              <ns0:jc ns0:val="left"/>
+            </ns0:pPr>
+            <ns0:r>
+              <ns0:t xml:space="preserve">0.0456 [0.0331, 0.0590]</ns0:t>
+              <ns0:rPr>
+                <ns0:sz ns0:val="18"/>
+              </ns0:rPr>
+            </ns0:r>
+          </ns0:p>
+        </ns0:tc>
+        <ns0:tc>
+          <ns0:p>
+            <ns0:pPr>
+              <ns0:pStyle ns0:val="Compact"/>
+              <ns0:jc ns0:val="left"/>
+            </ns0:pPr>
+            <ns0:r>
+              <ns0:t xml:space="preserve">0.687</ns0:t>
+              <ns0:rPr>
+                <ns0:sz ns0:val="18"/>
+              </ns0:rPr>
+            </ns0:r>
+          </ns0:p>
+        </ns0:tc>
+        <ns0:tc>
+          <ns0:p>
+            <ns0:pPr>
+              <ns0:pStyle ns0:val="Compact"/>
+              <ns0:jc ns0:val="left"/>
+            </ns0:pPr>
+            <ns0:r>
+              <ns0:t xml:space="preserve">0.699</ns0:t>
+              <ns0:rPr>
+                <ns0:sz ns0:val="18"/>
+              </ns0:rPr>
+            </ns0:r>
+          </ns0:p>
+        </ns0:tc>
+        <ns0:tc>
+          <ns0:p>
+            <ns0:pPr>
+              <ns0:pStyle ns0:val="Compact"/>
+              <ns0:jc ns0:val="left"/>
+            </ns0:pPr>
+            <ns0:r>
+              <ns0:t xml:space="preserve">-0.6</ns0:t>
+              <ns0:rPr>
+                <ns0:sz ns0:val="18"/>
+              </ns0:rPr>
+            </ns0:r>
+          </ns0:p>
+        </ns0:tc>
+        <ns0:tc>
+          <ns0:p>
+            <ns0:pPr>
+              <ns0:pStyle ns0:val="Compact"/>
+              <ns0:jc ns0:val="left"/>
+            </ns0:pPr>
+            <ns0:r>
+              <ns0:t xml:space="preserve">1.4</ns0:t>
+              <ns0:rPr>
+                <ns0:sz ns0:val="18"/>
+              </ns0:rPr>
+            </ns0:r>
+          </ns0:p>
+        </ns0:tc>
+      </ns0:tr>
+      <ns0:tr>
+        <ns0:tc>
+          <ns0:p>
+            <ns0:pPr>
+              <ns0:pStyle ns0:val="Compact"/>
+              <ns0:jc ns0:val="left"/>
+            </ns0:pPr>
+            <ns0:r>
+              <ns0:t xml:space="preserve">LAB3</ns0:t>
+              <ns0:rPr>
+                <ns0:sz ns0:val="18"/>
+              </ns0:rPr>
+            </ns0:r>
+          </ns0:p>
+        </ns0:tc>
+        <ns0:tc>
+          <ns0:p>
+            <ns0:pPr>
+              <ns0:pStyle ns0:val="Compact"/>
+              <ns0:jc ns0:val="left"/>
+            </ns0:pPr>
+            <ns0:r>
+              <ns0:t xml:space="preserve">Translation</ns0:t>
+              <ns0:rPr>
+                <ns0:sz ns0:val="18"/>
+              </ns0:rPr>
+            </ns0:r>
+          </ns0:p>
+        </ns0:tc>
+        <ns0:tc>
+          <ns0:p>
+            <ns0:pPr>
+              <ns0:pStyle ns0:val="Compact"/>
+              <ns0:jc ns0:val="left"/>
+            </ns0:pPr>
+            <ns0:r>
+              <ns0:t xml:space="preserve">0.0462 [0.0341, 0.0578]</ns0:t>
+              <ns0:rPr>
+                <ns0:sz ns0:val="18"/>
+              </ns0:rPr>
+            </ns0:r>
+          </ns0:p>
+        </ns0:tc>
+        <ns0:tc>
+          <ns0:p>
+            <ns0:pPr>
+              <ns0:pStyle ns0:val="Compact"/>
+              <ns0:jc ns0:val="left"/>
+            </ns0:pPr>
+            <ns0:r>
+              <ns0:t xml:space="preserve">0.670</ns0:t>
+              <ns0:rPr>
+                <ns0:sz ns0:val="18"/>
+              </ns0:rPr>
+            </ns0:r>
+          </ns0:p>
+        </ns0:tc>
+        <ns0:tc>
+          <ns0:p>
+            <ns0:pPr>
+              <ns0:pStyle ns0:val="Compact"/>
+              <ns0:jc ns0:val="left"/>
+            </ns0:pPr>
+            <ns0:r>
+              <ns0:t xml:space="preserve">0.681</ns0:t>
+              <ns0:rPr>
+                <ns0:sz ns0:val="18"/>
+              </ns0:rPr>
+            </ns0:r>
+          </ns0:p>
+        </ns0:tc>
+        <ns0:tc>
+          <ns0:p>
+            <ns0:pPr>
+              <ns0:pStyle ns0:val="Compact"/>
+              <ns0:jc ns0:val="left"/>
+            </ns0:pPr>
+            <ns0:r>
+              <ns0:t xml:space="preserve">-0.8</ns0:t>
+              <ns0:rPr>
+                <ns0:sz ns0:val="18"/>
+              </ns0:rPr>
+            </ns0:r>
+          </ns0:p>
+        </ns0:tc>
+        <ns0:tc>
+          <ns0:p>
+            <ns0:pPr>
+              <ns0:pStyle ns0:val="Compact"/>
+              <ns0:jc ns0:val="left"/>
+            </ns0:pPr>
+            <ns0:r>
+              <ns0:t xml:space="preserve">0.9</ns0:t>
+              <ns0:rPr>
+                <ns0:sz ns0:val="18"/>
+              </ns0:rPr>
+            </ns0:r>
+          </ns0:p>
+        </ns0:tc>
+      </ns0:tr>
+    </ns0:tbl>
+    <ns0:bookmarkStart ns0:id="32" ns0:name="Xbee72bc36a83dec32429011e37d7548cf98ad50"/>
+    <ns0:p>
+      <ns0:pPr>
+        <ns0:pStyle ns0:val="Heading2"/>
+      </ns0:pPr>
+      <ns0:r>
+        <ns0:t xml:space="preserve">Table S10 continued: Additional predictor gains and individual error</ns0:t>
+      </ns0:r>
+    </ns0:p>
+    <ns0:p>
+      <ns0:pPr>
+        <ns0:pStyle ns0:val="FirstParagraph"/>
+      </ns0:pPr>
+      <ns0:r>
+        <ns0:t xml:space="preserve">Sex and eight-measure gains compare each benchmark with the triad. MAE and the 95th percentile of absolute error pool held-out errors across repeats for the triad model, rather than errors of repeat-averaged predictions. No benchmark gain interval is wholly positive. Nineteen of twenty intervals include zero; the remaining interval favors the triad over the sex-augmented model for SP1leg rotation.</ns0:t>
+      </ns0:r>
+    </ns0:p>
+    <ns0:tbl>
+      <ns0:tblPr>
+        <ns0:tblStyle ns0:val="Table"/>
+        <ns0:tblW ns0:type="pct" ns0:w="5000"/>
+        <ns0:tblLook ns0:firstRow="1" ns0:lastRow="0" ns0:firstColumn="0" ns0:lastColumn="0" ns0:noHBand="0" ns0:noVBand="0" ns0:val="0020"/>
+      </ns0:tblPr>
+      <ns0:tblGrid/>
+      <ns0:tr>
+        <ns0:tc>
+          <ns0:p>
+            <ns0:pPr>
+              <ns0:pStyle ns0:val="Compact"/>
+              <ns0:jc ns0:val="left"/>
+            </ns0:pPr>
+            <ns0:r>
+              <ns0:t xml:space="preserve">Load</ns0:t>
+              <ns0:rPr>
+                <ns0:sz ns0:val="18"/>
+              </ns0:rPr>
+            </ns0:r>
+          </ns0:p>
+        </ns0:tc>
+        <ns0:tc>
+          <ns0:p>
+            <ns0:pPr>
+              <ns0:pStyle ns0:val="Compact"/>
+              <ns0:jc ns0:val="left"/>
+            </ns0:pPr>
+            <ns0:r>
+              <ns0:t xml:space="preserve">Outcome</ns0:t>
+              <ns0:rPr>
+                <ns0:sz ns0:val="18"/>
+              </ns0:rPr>
+            </ns0:r>
+          </ns0:p>
+        </ns0:tc>
+        <ns0:tc>
+          <ns0:p>
+            <ns0:pPr>
+              <ns0:pStyle ns0:val="Compact"/>
+              <ns0:jc ns0:val="left"/>
+            </ns0:pPr>
+            <ns0:r>
+              <ns0:t xml:space="preserve">Sex</ns0:t>
+              <ns0:rPr>
+                <ns0:sz ns0:val="18"/>
+              </ns0:rPr>
+            </ns0:r>
+            <ns0:r>
+              <ns0:t xml:space="preserve"> </ns0:t>
+              <ns0:rPr>
+                <ns0:sz ns0:val="18"/>
+              </ns0:rPr>
+            </ns0:r>
+            <ns1:oMath>
+              <ns1:r>
+                <ns1:t>Δ</ns1:t>
+              </ns1:r>
+            </ns1:oMath>
+            <ns0:r>
+              <ns0:t xml:space="preserve">RMSE [95% CI]</ns0:t>
+              <ns0:rPr>
+                <ns0:sz ns0:val="18"/>
+              </ns0:rPr>
+            </ns0:r>
+          </ns0:p>
+        </ns0:tc>
+        <ns0:tc>
+          <ns0:p>
+            <ns0:pPr>
+              <ns0:pStyle ns0:val="Compact"/>
+              <ns0:jc ns0:val="left"/>
+            </ns0:pPr>
+            <ns0:r>
+              <ns0:t xml:space="preserve">8-measure</ns0:t>
+              <ns0:rPr>
+                <ns0:sz ns0:val="18"/>
+              </ns0:rPr>
+            </ns0:r>
+            <ns0:r>
+              <ns0:t xml:space="preserve"> </ns0:t>
+              <ns0:rPr>
+                <ns0:sz ns0:val="18"/>
+              </ns0:rPr>
+            </ns0:r>
+            <ns1:oMath>
+              <ns1:r>
+                <ns1:t>Δ</ns1:t>
+              </ns1:r>
+            </ns1:oMath>
+            <ns0:r>
+              <ns0:t xml:space="preserve">RMSE [95% CI]</ns0:t>
+              <ns0:rPr>
+                <ns0:sz ns0:val="18"/>
+              </ns0:rPr>
+            </ns0:r>
+          </ns0:p>
+        </ns0:tc>
+        <ns0:tc>
+          <ns0:p>
+            <ns0:pPr>
+              <ns0:pStyle ns0:val="Compact"/>
+              <ns0:jc ns0:val="left"/>
+            </ns0:pPr>
+            <ns0:r>
+              <ns0:t xml:space="preserve">Triad MAE</ns0:t>
+              <ns0:rPr>
+                <ns0:sz ns0:val="18"/>
+              </ns0:rPr>
+            </ns0:r>
+          </ns0:p>
+        </ns0:tc>
+        <ns0:tc>
+          <ns0:p>
+            <ns0:pPr>
+              <ns0:pStyle ns0:val="Compact"/>
+              <ns0:jc ns0:val="left"/>
+            </ns0:pPr>
+            <ns0:r>
+              <ns0:t xml:space="preserve">Triad P95 error</ns0:t>
+              <ns0:rPr>
+                <ns0:sz ns0:val="18"/>
+              </ns0:rPr>
+            </ns0:r>
+          </ns0:p>
+        </ns0:tc>
+      </ns0:tr>
+      <ns0:tr>
+        <ns0:tc>
+          <ns0:p>
+            <ns0:pPr>
+              <ns0:pStyle ns0:val="Compact"/>
+              <ns0:jc ns0:val="left"/>
+            </ns0:pPr>
+            <ns0:r>
+              <ns0:t xml:space="preserve">SP2leg</ns0:t>
+              <ns0:rPr>
+                <ns0:sz ns0:val="18"/>
+              </ns0:rPr>
+            </ns0:r>
+          </ns0:p>
+        </ns0:tc>
+        <ns0:tc>
+          <ns0:p>
+            <ns0:pPr>
+              <ns0:pStyle ns0:val="Compact"/>
+              <ns0:jc ns0:val="left"/>
+            </ns0:pPr>
+            <ns0:r>
+              <ns0:t xml:space="preserve">Rotation</ns0:t>
+              <ns0:rPr>
+                <ns0:sz ns0:val="18"/>
+              </ns0:rPr>
+            </ns0:r>
+          </ns0:p>
+        </ns0:tc>
+        <ns0:tc>
+          <ns0:p>
+            <ns0:pPr>
+              <ns0:pStyle ns0:val="Compact"/>
+              <ns0:jc ns0:val="left"/>
+            </ns0:pPr>
+            <ns0:r>
+              <ns0:t xml:space="preserve">-0.00004 [-0.00249, 0.00237]</ns0:t>
+              <ns0:rPr>
+                <ns0:sz ns0:val="18"/>
+              </ns0:rPr>
+            </ns0:r>
+          </ns0:p>
+        </ns0:tc>
+        <ns0:tc>
+          <ns0:p>
+            <ns0:pPr>
+              <ns0:pStyle ns0:val="Compact"/>
+              <ns0:jc ns0:val="left"/>
+            </ns0:pPr>
+            <ns0:r>
+              <ns0:t xml:space="preserve">-0.00086 [-0.00370, 0.00216]</ns0:t>
+              <ns0:rPr>
+                <ns0:sz ns0:val="18"/>
+              </ns0:rPr>
+            </ns0:r>
+          </ns0:p>
+        </ns0:tc>
+        <ns0:tc>
+          <ns0:p>
+            <ns0:pPr>
+              <ns0:pStyle ns0:val="Compact"/>
+              <ns0:jc ns0:val="left"/>
+            </ns0:pPr>
+            <ns0:r>
+              <ns0:t xml:space="preserve">0.1071</ns0:t>
+              <ns0:rPr>
+                <ns0:sz ns0:val="18"/>
+              </ns0:rPr>
+            </ns0:r>
+          </ns0:p>
+        </ns0:tc>
+        <ns0:tc>
+          <ns0:p>
+            <ns0:pPr>
+              <ns0:pStyle ns0:val="Compact"/>
+              <ns0:jc ns0:val="left"/>
+            </ns0:pPr>
+            <ns0:r>
+              <ns0:t xml:space="preserve">0.2550</ns0:t>
+              <ns0:rPr>
+                <ns0:sz ns0:val="18"/>
+              </ns0:rPr>
+            </ns0:r>
+          </ns0:p>
+        </ns0:tc>
+      </ns0:tr>
+      <ns0:tr>
+        <ns0:tc>
+          <ns0:p>
+            <ns0:pPr>
+              <ns0:pStyle ns0:val="Compact"/>
+              <ns0:jc ns0:val="left"/>
+            </ns0:pPr>
+            <ns0:r>
+              <ns0:t xml:space="preserve">SP2leg</ns0:t>
+              <ns0:rPr>
+                <ns0:sz ns0:val="18"/>
+              </ns0:rPr>
+            </ns0:r>
+          </ns0:p>
+        </ns0:tc>
+        <ns0:tc>
+          <ns0:p>
+            <ns0:pPr>
+              <ns0:pStyle ns0:val="Compact"/>
+              <ns0:jc ns0:val="left"/>
+            </ns0:pPr>
+            <ns0:r>
+              <ns0:t xml:space="preserve">Translation</ns0:t>
+              <ns0:rPr>
+                <ns0:sz ns0:val="18"/>
+              </ns0:rPr>
+            </ns0:r>
+          </ns0:p>
+        </ns0:tc>
+        <ns0:tc>
+          <ns0:p>
+            <ns0:pPr>
+              <ns0:pStyle ns0:val="Compact"/>
+              <ns0:jc ns0:val="left"/>
+            </ns0:pPr>
+            <ns0:r>
+              <ns0:t xml:space="preserve">0.00258 [-0.00107, 0.00616]</ns0:t>
+              <ns0:rPr>
+                <ns0:sz ns0:val="18"/>
+              </ns0:rPr>
+            </ns0:r>
+          </ns0:p>
+        </ns0:tc>
+        <ns0:tc>
+          <ns0:p>
+            <ns0:pPr>
+              <ns0:pStyle ns0:val="Compact"/>
+              <ns0:jc ns0:val="left"/>
+            </ns0:pPr>
+            <ns0:r>
+              <ns0:t xml:space="preserve">0.00039 [-0.00214, 0.00301]</ns0:t>
+              <ns0:rPr>
+                <ns0:sz ns0:val="18"/>
+              </ns0:rPr>
+            </ns0:r>
+          </ns0:p>
+        </ns0:tc>
+        <ns0:tc>
+          <ns0:p>
+            <ns0:pPr>
+              <ns0:pStyle ns0:val="Compact"/>
+              <ns0:jc ns0:val="left"/>
+            </ns0:pPr>
+            <ns0:r>
+              <ns0:t xml:space="preserve">0.0957</ns0:t>
+              <ns0:rPr>
+                <ns0:sz ns0:val="18"/>
+              </ns0:rPr>
+            </ns0:r>
+          </ns0:p>
+        </ns0:tc>
+        <ns0:tc>
+          <ns0:p>
+            <ns0:pPr>
+              <ns0:pStyle ns0:val="Compact"/>
+              <ns0:jc ns0:val="left"/>
+            </ns0:pPr>
+            <ns0:r>
+              <ns0:t xml:space="preserve">0.2425</ns0:t>
+              <ns0:rPr>
+                <ns0:sz ns0:val="18"/>
+              </ns0:rPr>
+            </ns0:r>
+          </ns0:p>
+        </ns0:tc>
+      </ns0:tr>
+      <ns0:tr>
+        <ns0:tc>
+          <ns0:p>
+            <ns0:pPr>
+              <ns0:pStyle ns0:val="Compact"/>
+              <ns0:jc ns0:val="left"/>
+            </ns0:pPr>
+            <ns0:r>
+              <ns0:t xml:space="preserve">SP1leg</ns0:t>
+              <ns0:rPr>
+                <ns0:sz ns0:val="18"/>
+              </ns0:rPr>
+            </ns0:r>
+          </ns0:p>
+        </ns0:tc>
+        <ns0:tc>
+          <ns0:p>
+            <ns0:pPr>
+              <ns0:pStyle ns0:val="Compact"/>
+              <ns0:jc ns0:val="left"/>
+            </ns0:pPr>
+            <ns0:r>
+              <ns0:t xml:space="preserve">Rotation</ns0:t>
+              <ns0:rPr>
+                <ns0:sz ns0:val="18"/>
+              </ns0:rPr>
+            </ns0:r>
+          </ns0:p>
+        </ns0:tc>
+        <ns0:tc>
+          <ns0:p>
+            <ns0:pPr>
+              <ns0:pStyle ns0:val="Compact"/>
+              <ns0:jc ns0:val="left"/>
+            </ns0:pPr>
+            <ns0:r>
+              <ns0:t xml:space="preserve">-0.00364 [-0.00795, -0.00002]</ns0:t>
+              <ns0:rPr>
+                <ns0:sz ns0:val="18"/>
+              </ns0:rPr>
+            </ns0:r>
+          </ns0:p>
+        </ns0:tc>
+        <ns0:tc>
+          <ns0:p>
+            <ns0:pPr>
+              <ns0:pStyle ns0:val="Compact"/>
+              <ns0:jc ns0:val="left"/>
+            </ns0:pPr>
+            <ns0:r>
+              <ns0:t xml:space="preserve">-0.00187 [-0.00903, 0.00521]</ns0:t>
+              <ns0:rPr>
+                <ns0:sz ns0:val="18"/>
+              </ns0:rPr>
+            </ns0:r>
+          </ns0:p>
+        </ns0:tc>
+        <ns0:tc>
+          <ns0:p>
+            <ns0:pPr>
+              <ns0:pStyle ns0:val="Compact"/>
+              <ns0:jc ns0:val="left"/>
+            </ns0:pPr>
+            <ns0:r>
+              <ns0:t xml:space="preserve">0.2626</ns0:t>
+              <ns0:rPr>
+                <ns0:sz ns0:val="18"/>
+              </ns0:rPr>
+            </ns0:r>
+          </ns0:p>
+        </ns0:tc>
+        <ns0:tc>
+          <ns0:p>
+            <ns0:pPr>
+              <ns0:pStyle ns0:val="Compact"/>
+              <ns0:jc ns0:val="left"/>
+            </ns0:pPr>
+            <ns0:r>
+              <ns0:t xml:space="preserve">0.6119</ns0:t>
+              <ns0:rPr>
+                <ns0:sz ns0:val="18"/>
+              </ns0:rPr>
+            </ns0:r>
+          </ns0:p>
+        </ns0:tc>
+      </ns0:tr>
+      <ns0:tr>
+        <ns0:tc>
+          <ns0:p>
+            <ns0:pPr>
+              <ns0:pStyle ns0:val="Compact"/>
+              <ns0:jc ns0:val="left"/>
+            </ns0:pPr>
+            <ns0:r>
+              <ns0:t xml:space="preserve">SP1leg</ns0:t>
+              <ns0:rPr>
+                <ns0:sz ns0:val="18"/>
+              </ns0:rPr>
+            </ns0:r>
+          </ns0:p>
+        </ns0:tc>
+        <ns0:tc>
+          <ns0:p>
+            <ns0:pPr>
+              <ns0:pStyle ns0:val="Compact"/>
+              <ns0:jc ns0:val="left"/>
+            </ns0:pPr>
+            <ns0:r>
+              <ns0:t xml:space="preserve">Translation</ns0:t>
+              <ns0:rPr>
+                <ns0:sz ns0:val="18"/>
+              </ns0:rPr>
+            </ns0:r>
+          </ns0:p>
+        </ns0:tc>
+        <ns0:tc>
+          <ns0:p>
+            <ns0:pPr>
+              <ns0:pStyle ns0:val="Compact"/>
+              <ns0:jc ns0:val="left"/>
+            </ns0:pPr>
+            <ns0:r>
+              <ns0:t xml:space="preserve">-0.00122 [-0.00626, 0.00342]</ns0:t>
+              <ns0:rPr>
+                <ns0:sz ns0:val="18"/>
+              </ns0:rPr>
+            </ns0:r>
+          </ns0:p>
+        </ns0:tc>
+        <ns0:tc>
+          <ns0:p>
+            <ns0:pPr>
+              <ns0:pStyle ns0:val="Compact"/>
+              <ns0:jc ns0:val="left"/>
+            </ns0:pPr>
+            <ns0:r>
+              <ns0:t xml:space="preserve">-0.00187 [-0.00780, 0.00376]</ns0:t>
+              <ns0:rPr>
+                <ns0:sz ns0:val="18"/>
+              </ns0:rPr>
+            </ns0:r>
+          </ns0:p>
+        </ns0:tc>
+        <ns0:tc>
+          <ns0:p>
+            <ns0:pPr>
+              <ns0:pStyle ns0:val="Compact"/>
+              <ns0:jc ns0:val="left"/>
+            </ns0:pPr>
+            <ns0:r>
+              <ns0:t xml:space="preserve">0.1972</ns0:t>
+              <ns0:rPr>
+                <ns0:sz ns0:val="18"/>
+              </ns0:rPr>
+            </ns0:r>
+          </ns0:p>
+        </ns0:tc>
+        <ns0:tc>
+          <ns0:p>
+            <ns0:pPr>
+              <ns0:pStyle ns0:val="Compact"/>
+              <ns0:jc ns0:val="left"/>
+            </ns0:pPr>
+            <ns0:r>
+              <ns0:t xml:space="preserve">0.5158</ns0:t>
+              <ns0:rPr>
+                <ns0:sz ns0:val="18"/>
+              </ns0:rPr>
+            </ns0:r>
+          </ns0:p>
+        </ns0:tc>
+      </ns0:tr>
+      <ns0:tr>
+        <ns0:tc>
+          <ns0:p>
+            <ns0:pPr>
+              <ns0:pStyle ns0:val="Compact"/>
+              <ns0:jc ns0:val="left"/>
+            </ns0:pPr>
+            <ns0:r>
+              <ns0:t xml:space="preserve">LAB1</ns0:t>
+              <ns0:rPr>
+                <ns0:sz ns0:val="18"/>
+              </ns0:rPr>
+            </ns0:r>
+          </ns0:p>
+        </ns0:tc>
+        <ns0:tc>
+          <ns0:p>
+            <ns0:pPr>
+              <ns0:pStyle ns0:val="Compact"/>
+              <ns0:jc ns0:val="left"/>
+            </ns0:pPr>
+            <ns0:r>
+              <ns0:t xml:space="preserve">Rotation</ns0:t>
+              <ns0:rPr>
+                <ns0:sz ns0:val="18"/>
+              </ns0:rPr>
+            </ns0:r>
+          </ns0:p>
+        </ns0:tc>
+        <ns0:tc>
+          <ns0:p>
+            <ns0:pPr>
+              <ns0:pStyle ns0:val="Compact"/>
+              <ns0:jc ns0:val="left"/>
+            </ns0:pPr>
+            <ns0:r>
+              <ns0:t xml:space="preserve">-0.00022 [-0.00082, 0.00028]</ns0:t>
+              <ns0:rPr>
+                <ns0:sz ns0:val="18"/>
+              </ns0:rPr>
+            </ns0:r>
+          </ns0:p>
+        </ns0:tc>
+        <ns0:tc>
+          <ns0:p>
+            <ns0:pPr>
+              <ns0:pStyle ns0:val="Compact"/>
+              <ns0:jc ns0:val="left"/>
+            </ns0:pPr>
+            <ns0:r>
+              <ns0:t xml:space="preserve">-0.00028 [-0.00091, 0.00031]</ns0:t>
+              <ns0:rPr>
+                <ns0:sz ns0:val="18"/>
+              </ns0:rPr>
+            </ns0:r>
+          </ns0:p>
+        </ns0:tc>
+        <ns0:tc>
+          <ns0:p>
+            <ns0:pPr>
+              <ns0:pStyle ns0:val="Compact"/>
+              <ns0:jc ns0:val="left"/>
+            </ns0:pPr>
+            <ns0:r>
+              <ns0:t xml:space="preserve">0.0232</ns0:t>
+              <ns0:rPr>
+                <ns0:sz ns0:val="18"/>
+              </ns0:rPr>
+            </ns0:r>
+          </ns0:p>
+        </ns0:tc>
+        <ns0:tc>
+          <ns0:p>
+            <ns0:pPr>
+              <ns0:pStyle ns0:val="Compact"/>
+              <ns0:jc ns0:val="left"/>
+            </ns0:pPr>
+            <ns0:r>
+              <ns0:t xml:space="preserve">0.0649</ns0:t>
+              <ns0:rPr>
+                <ns0:sz ns0:val="18"/>
+              </ns0:rPr>
+            </ns0:r>
+          </ns0:p>
+        </ns0:tc>
+      </ns0:tr>
+      <ns0:tr>
+        <ns0:tc>
+          <ns0:p>
+            <ns0:pPr>
+              <ns0:pStyle ns0:val="Compact"/>
+              <ns0:jc ns0:val="left"/>
+            </ns0:pPr>
+            <ns0:r>
+              <ns0:t xml:space="preserve">LAB1</ns0:t>
+              <ns0:rPr>
+                <ns0:sz ns0:val="18"/>
+              </ns0:rPr>
+            </ns0:r>
+          </ns0:p>
+        </ns0:tc>
+        <ns0:tc>
+          <ns0:p>
+            <ns0:pPr>
+              <ns0:pStyle ns0:val="Compact"/>
+              <ns0:jc ns0:val="left"/>
+            </ns0:pPr>
+            <ns0:r>
+              <ns0:t xml:space="preserve">Translation</ns0:t>
+              <ns0:rPr>
+                <ns0:sz ns0:val="18"/>
+              </ns0:rPr>
+            </ns0:r>
+          </ns0:p>
+        </ns0:tc>
+        <ns0:tc>
+          <ns0:p>
+            <ns0:pPr>
+              <ns0:pStyle ns0:val="Compact"/>
+              <ns0:jc ns0:val="left"/>
+            </ns0:pPr>
+            <ns0:r>
+              <ns0:t xml:space="preserve">0.00008 [-0.00072, 0.00092]</ns0:t>
+              <ns0:rPr>
+                <ns0:sz ns0:val="18"/>
+              </ns0:rPr>
+            </ns0:r>
+          </ns0:p>
+        </ns0:tc>
+        <ns0:tc>
+          <ns0:p>
+            <ns0:pPr>
+              <ns0:pStyle ns0:val="Compact"/>
+              <ns0:jc ns0:val="left"/>
+            </ns0:pPr>
+            <ns0:r>
+              <ns0:t xml:space="preserve">0.00116 [-0.00021, 0.00256]</ns0:t>
+              <ns0:rPr>
+                <ns0:sz ns0:val="18"/>
+              </ns0:rPr>
+            </ns0:r>
+          </ns0:p>
+        </ns0:tc>
+        <ns0:tc>
+          <ns0:p>
+            <ns0:pPr>
+              <ns0:pStyle ns0:val="Compact"/>
+              <ns0:jc ns0:val="left"/>
+            </ns0:pPr>
+            <ns0:r>
+              <ns0:t xml:space="preserve">0.0268</ns0:t>
+              <ns0:rPr>
+                <ns0:sz ns0:val="18"/>
+              </ns0:rPr>
+            </ns0:r>
+          </ns0:p>
+        </ns0:tc>
+        <ns0:tc>
+          <ns0:p>
+            <ns0:pPr>
+              <ns0:pStyle ns0:val="Compact"/>
+              <ns0:jc ns0:val="left"/>
+            </ns0:pPr>
+            <ns0:r>
+              <ns0:t xml:space="preserve">0.0678</ns0:t>
+              <ns0:rPr>
+                <ns0:sz ns0:val="18"/>
+              </ns0:rPr>
+            </ns0:r>
+          </ns0:p>
+        </ns0:tc>
+      </ns0:tr>
+      <ns0:tr>
+        <ns0:tc>
+          <ns0:p>
+            <ns0:pPr>
+              <ns0:pStyle ns0:val="Compact"/>
+              <ns0:jc ns0:val="left"/>
+            </ns0:pPr>
+            <ns0:r>
+              <ns0:t xml:space="preserve">LAB2</ns0:t>
+              <ns0:rPr>
+                <ns0:sz ns0:val="18"/>
+              </ns0:rPr>
+            </ns0:r>
+          </ns0:p>
+        </ns0:tc>
+        <ns0:tc>
+          <ns0:p>
+            <ns0:pPr>
+              <ns0:pStyle ns0:val="Compact"/>
+              <ns0:jc ns0:val="left"/>
+            </ns0:pPr>
+            <ns0:r>
+              <ns0:t xml:space="preserve">Rotation</ns0:t>
+              <ns0:rPr>
+                <ns0:sz ns0:val="18"/>
+              </ns0:rPr>
+            </ns0:r>
+          </ns0:p>
+        </ns0:tc>
+        <ns0:tc>
+          <ns0:p>
+            <ns0:pPr>
+              <ns0:pStyle ns0:val="Compact"/>
+              <ns0:jc ns0:val="left"/>
+            </ns0:pPr>
+            <ns0:r>
+              <ns0:t xml:space="preserve">-0.00042 [-0.00139, 0.00049]</ns0:t>
+              <ns0:rPr>
+                <ns0:sz ns0:val="18"/>
+              </ns0:rPr>
+            </ns0:r>
+          </ns0:p>
+        </ns0:tc>
+        <ns0:tc>
+          <ns0:p>
+            <ns0:pPr>
+              <ns0:pStyle ns0:val="Compact"/>
+              <ns0:jc ns0:val="left"/>
+            </ns0:pPr>
+            <ns0:r>
+              <ns0:t xml:space="preserve">-0.00078 [-0.00230, 0.00077]</ns0:t>
+              <ns0:rPr>
+                <ns0:sz ns0:val="18"/>
+              </ns0:rPr>
+            </ns0:r>
+          </ns0:p>
+        </ns0:tc>
+        <ns0:tc>
+          <ns0:p>
+            <ns0:pPr>
+              <ns0:pStyle ns0:val="Compact"/>
+              <ns0:jc ns0:val="left"/>
+            </ns0:pPr>
+            <ns0:r>
+              <ns0:t xml:space="preserve">0.0694</ns0:t>
+              <ns0:rPr>
+                <ns0:sz ns0:val="18"/>
+              </ns0:rPr>
+            </ns0:r>
+          </ns0:p>
+        </ns0:tc>
+        <ns0:tc>
+          <ns0:p>
+            <ns0:pPr>
+              <ns0:pStyle ns0:val="Compact"/>
+              <ns0:jc ns0:val="left"/>
+            </ns0:pPr>
+            <ns0:r>
+              <ns0:t xml:space="preserve">0.1676</ns0:t>
+              <ns0:rPr>
+                <ns0:sz ns0:val="18"/>
+              </ns0:rPr>
+            </ns0:r>
+          </ns0:p>
+        </ns0:tc>
+      </ns0:tr>
+      <ns0:tr>
+        <ns0:tc>
+          <ns0:p>
+            <ns0:pPr>
+              <ns0:pStyle ns0:val="Compact"/>
+              <ns0:jc ns0:val="left"/>
+            </ns0:pPr>
+            <ns0:r>
+              <ns0:t xml:space="preserve">LAB2</ns0:t>
+              <ns0:rPr>
+                <ns0:sz ns0:val="18"/>
+              </ns0:rPr>
+            </ns0:r>
+          </ns0:p>
+        </ns0:tc>
+        <ns0:tc>
+          <ns0:p>
+            <ns0:pPr>
+              <ns0:pStyle ns0:val="Compact"/>
+              <ns0:jc ns0:val="left"/>
+            </ns0:pPr>
+            <ns0:r>
+              <ns0:t xml:space="preserve">Translation</ns0:t>
+              <ns0:rPr>
+                <ns0:sz ns0:val="18"/>
+              </ns0:rPr>
+            </ns0:r>
+          </ns0:p>
+        </ns0:tc>
+        <ns0:tc>
+          <ns0:p>
+            <ns0:pPr>
+              <ns0:pStyle ns0:val="Compact"/>
+              <ns0:jc ns0:val="left"/>
+            </ns0:pPr>
+            <ns0:r>
+              <ns0:t xml:space="preserve">-0.00024 [-0.00094, 0.00039]</ns0:t>
+              <ns0:rPr>
+                <ns0:sz ns0:val="18"/>
+              </ns0:rPr>
+            </ns0:r>
+          </ns0:p>
+        </ns0:tc>
+        <ns0:tc>
+          <ns0:p>
+            <ns0:pPr>
+              <ns0:pStyle ns0:val="Compact"/>
+              <ns0:jc ns0:val="left"/>
+            </ns0:pPr>
+            <ns0:r>
+              <ns0:t xml:space="preserve">-0.00018 [-0.00170, 0.00128]</ns0:t>
+              <ns0:rPr>
+                <ns0:sz ns0:val="18"/>
+              </ns0:rPr>
+            </ns0:r>
+          </ns0:p>
+        </ns0:tc>
+        <ns0:tc>
+          <ns0:p>
+            <ns0:pPr>
+              <ns0:pStyle ns0:val="Compact"/>
+              <ns0:jc ns0:val="left"/>
+            </ns0:pPr>
+            <ns0:r>
+              <ns0:t xml:space="preserve">0.0574</ns0:t>
+              <ns0:rPr>
+                <ns0:sz ns0:val="18"/>
+              </ns0:rPr>
+            </ns0:r>
+          </ns0:p>
+        </ns0:tc>
+        <ns0:tc>
+          <ns0:p>
+            <ns0:pPr>
+              <ns0:pStyle ns0:val="Compact"/>
+              <ns0:jc ns0:val="left"/>
+            </ns0:pPr>
+            <ns0:r>
+              <ns0:t xml:space="preserve">0.1585</ns0:t>
+              <ns0:rPr>
+                <ns0:sz ns0:val="18"/>
+              </ns0:rPr>
+            </ns0:r>
+          </ns0:p>
+        </ns0:tc>
+      </ns0:tr>
+      <ns0:tr>
+        <ns0:tc>
+          <ns0:p>
+            <ns0:pPr>
+              <ns0:pStyle ns0:val="Compact"/>
+              <ns0:jc ns0:val="left"/>
+            </ns0:pPr>
+            <ns0:r>
+              <ns0:t xml:space="preserve">LAB3</ns0:t>
+              <ns0:rPr>
+                <ns0:sz ns0:val="18"/>
+              </ns0:rPr>
+            </ns0:r>
+          </ns0:p>
+        </ns0:tc>
+        <ns0:tc>
+          <ns0:p>
+            <ns0:pPr>
+              <ns0:pStyle ns0:val="Compact"/>
+              <ns0:jc ns0:val="left"/>
+            </ns0:pPr>
+            <ns0:r>
+              <ns0:t xml:space="preserve">Rotation</ns0:t>
+              <ns0:rPr>
+                <ns0:sz ns0:val="18"/>
+              </ns0:rPr>
+            </ns0:r>
+          </ns0:p>
+        </ns0:tc>
+        <ns0:tc>
+          <ns0:p>
+            <ns0:pPr>
+              <ns0:pStyle ns0:val="Compact"/>
+              <ns0:jc ns0:val="left"/>
+            </ns0:pPr>
+            <ns0:r>
+              <ns0:t xml:space="preserve">-0.00086 [-0.00262, 0.00098]</ns0:t>
+              <ns0:rPr>
+                <ns0:sz ns0:val="18"/>
+              </ns0:rPr>
+            </ns0:r>
+          </ns0:p>
+        </ns0:tc>
+        <ns0:tc>
+          <ns0:p>
+            <ns0:pPr>
+              <ns0:pStyle ns0:val="Compact"/>
+              <ns0:jc ns0:val="left"/>
+            </ns0:pPr>
+            <ns0:r>
+              <ns0:t xml:space="preserve">0.00187 [-0.00167, 0.00544]</ns0:t>
+              <ns0:rPr>
+                <ns0:sz ns0:val="18"/>
+              </ns0:rPr>
+            </ns0:r>
+          </ns0:p>
+        </ns0:tc>
+        <ns0:tc>
+          <ns0:p>
+            <ns0:pPr>
+              <ns0:pStyle ns0:val="Compact"/>
+              <ns0:jc ns0:val="left"/>
+            </ns0:pPr>
+            <ns0:r>
+              <ns0:t xml:space="preserve">0.1060</ns0:t>
+              <ns0:rPr>
+                <ns0:sz ns0:val="18"/>
+              </ns0:rPr>
+            </ns0:r>
+          </ns0:p>
+        </ns0:tc>
+        <ns0:tc>
+          <ns0:p>
+            <ns0:pPr>
+              <ns0:pStyle ns0:val="Compact"/>
+              <ns0:jc ns0:val="left"/>
+            </ns0:pPr>
+            <ns0:r>
+              <ns0:t xml:space="preserve">0.2566</ns0:t>
+              <ns0:rPr>
+                <ns0:sz ns0:val="18"/>
+              </ns0:rPr>
+            </ns0:r>
+          </ns0:p>
+        </ns0:tc>
+      </ns0:tr>
+      <ns0:tr>
+        <ns0:tc>
+          <ns0:p>
+            <ns0:pPr>
+              <ns0:pStyle ns0:val="Compact"/>
+              <ns0:jc ns0:val="left"/>
+            </ns0:pPr>
+            <ns0:r>
+              <ns0:t xml:space="preserve">LAB3</ns0:t>
+              <ns0:rPr>
+                <ns0:sz ns0:val="18"/>
+              </ns0:rPr>
+            </ns0:r>
+          </ns0:p>
+        </ns0:tc>
+        <ns0:tc>
+          <ns0:p>
+            <ns0:pPr>
+              <ns0:pStyle ns0:val="Compact"/>
+              <ns0:jc ns0:val="left"/>
+            </ns0:pPr>
+            <ns0:r>
+              <ns0:t xml:space="preserve">Translation</ns0:t>
+              <ns0:rPr>
+                <ns0:sz ns0:val="18"/>
+              </ns0:rPr>
+            </ns0:r>
+          </ns0:p>
+        </ns0:tc>
+        <ns0:tc>
+          <ns0:p>
+            <ns0:pPr>
+              <ns0:pStyle ns0:val="Compact"/>
+              <ns0:jc ns0:val="left"/>
+            </ns0:pPr>
+            <ns0:r>
+              <ns0:t xml:space="preserve">-0.00078 [-0.00267, 0.00084]</ns0:t>
+              <ns0:rPr>
+                <ns0:sz ns0:val="18"/>
+              </ns0:rPr>
+            </ns0:r>
+          </ns0:p>
+        </ns0:tc>
+        <ns0:tc>
+          <ns0:p>
+            <ns0:pPr>
+              <ns0:pStyle ns0:val="Compact"/>
+              <ns0:jc ns0:val="left"/>
+            </ns0:pPr>
+            <ns0:r>
+              <ns0:t xml:space="preserve">0.00093 [-0.00187, 0.00366]</ns0:t>
+              <ns0:rPr>
+                <ns0:sz ns0:val="18"/>
+              </ns0:rPr>
+            </ns0:r>
+          </ns0:p>
+        </ns0:tc>
+        <ns0:tc>
+          <ns0:p>
+            <ns0:pPr>
+              <ns0:pStyle ns0:val="Compact"/>
+              <ns0:jc ns0:val="left"/>
+            </ns0:pPr>
+            <ns0:r>
+              <ns0:t xml:space="preserve">0.0792</ns0:t>
+              <ns0:rPr>
+                <ns0:sz ns0:val="18"/>
+              </ns0:rPr>
+            </ns0:r>
+          </ns0:p>
+        </ns0:tc>
+        <ns0:tc>
+          <ns0:p>
+            <ns0:pPr>
+              <ns0:pStyle ns0:val="Compact"/>
+              <ns0:jc ns0:val="left"/>
+            </ns0:pPr>
+            <ns0:r>
+              <ns0:t xml:space="preserve">0.2029</ns0:t>
+              <ns0:rPr>
+                <ns0:sz ns0:val="18"/>
+              </ns0:rPr>
+            </ns0:r>
+          </ns0:p>
+        </ns0:tc>
+      </ns0:tr>
+    </ns0:tbl>
+    <ns0:bookmarkEnd ns0:id="32"/>
+    <ns0:bookmarkEnd ns0:id="33"/>
+    <ns0:bookmarkStart ns0:id="34" ns0:name="X8a68054cc3f8f6deb46f62064c9e35abfaaf1bc"/>
+    <ns0:p>
+      <ns0:pPr>
+        <ns0:pStyle ns0:val="Heading1"/>
+      </ns0:pPr>
+      <ns0:r>
+        <ns0:t xml:space="preserve">Table S11: Density-standardization agreement and error tails</ns0:t>
+      </ns0:r>
+    </ns0:p>
+    <ns0:p>
+      <ns0:pPr>
+        <ns0:pStyle ns0:val="FirstParagraph"/>
+      </ns0:pPr>
+      <ns0:r>
+        <ns0:t xml:space="preserve">Errors are geometry-preserved minus full-model endpoints, paired within subject and load. This simplification retains complete individual modeled geometry, including size. Mean bias is signed; the 95th percentile and maximum use absolute errors. Cohort RMSE does not bound individual error.</ns0:t>
+      </ns0:r>
+    </ns0:p>
+    <ns0:tbl>
+      <ns0:tblPr>
+        <ns0:tblStyle ns0:val="Table"/>
+        <ns0:tblW ns0:type="pct" ns0:w="5000"/>
+        <ns0:tblLook ns0:firstRow="1" ns0:lastRow="0" ns0:firstColumn="0" ns0:lastColumn="0" ns0:noHBand="0" ns0:noVBand="0" ns0:val="0020"/>
+      </ns0:tblPr>
+      <ns0:tblGrid/>
+      <ns0:tr>
+        <ns0:tc>
+          <ns0:p>
+            <ns0:pPr>
+              <ns0:pStyle ns0:val="Compact"/>
+              <ns0:jc ns0:val="left"/>
+            </ns0:pPr>
+            <ns0:r>
+              <ns0:t xml:space="preserve">Load</ns0:t>
+              <ns0:rPr>
+                <ns0:sz ns0:val="18"/>
+              </ns0:rPr>
+            </ns0:r>
+          </ns0:p>
+        </ns0:tc>
+        <ns0:tc>
+          <ns0:p>
+            <ns0:pPr>
+              <ns0:pStyle ns0:val="Compact"/>
+              <ns0:jc ns0:val="left"/>
+            </ns0:pPr>
+            <ns0:r>
+              <ns0:t xml:space="preserve">Outcome</ns0:t>
+              <ns0:rPr>
+                <ns0:sz ns0:val="18"/>
+              </ns0:rPr>
+            </ns0:r>
+          </ns0:p>
+        </ns0:tc>
+        <ns0:tc>
+          <ns0:p>
+            <ns0:pPr>
+              <ns0:pStyle ns0:val="Compact"/>
+              <ns0:jc ns0:val="left"/>
+            </ns0:pPr>
+            <ns0:r>
+              <ns0:t xml:space="preserve">RMSE</ns0:t>
+              <ns0:rPr>
+                <ns0:sz ns0:val="18"/>
+              </ns0:rPr>
+            </ns0:r>
+          </ns0:p>
+        </ns0:tc>
+        <ns0:tc>
+          <ns0:p>
+            <ns0:pPr>
+              <ns0:pStyle ns0:val="Compact"/>
+              <ns0:jc ns0:val="left"/>
+            </ns0:pPr>
+            <ns0:r>
+              <ns0:t xml:space="preserve">Mean bias</ns0:t>
+              <ns0:rPr>
+                <ns0:sz ns0:val="18"/>
+              </ns0:rPr>
+            </ns0:r>
+          </ns0:p>
+        </ns0:tc>
+        <ns0:tc>
+          <ns0:p>
+            <ns0:pPr>
+              <ns0:pStyle ns0:val="Compact"/>
+              <ns0:jc ns0:val="left"/>
+            </ns0:pPr>
+            <ns0:r>
+              <ns0:t xml:space="preserve">P95 abs. error</ns0:t>
+              <ns0:rPr>
+                <ns0:sz ns0:val="18"/>
+              </ns0:rPr>
+            </ns0:r>
+          </ns0:p>
+        </ns0:tc>
+        <ns0:tc>
+          <ns0:p>
+            <ns0:pPr>
+              <ns0:pStyle ns0:val="Compact"/>
+              <ns0:jc ns0:val="left"/>
+            </ns0:pPr>
+            <ns0:r>
+              <ns0:t xml:space="preserve">Max abs. error</ns0:t>
+              <ns0:rPr>
+                <ns0:sz ns0:val="18"/>
+              </ns0:rPr>
+            </ns0:r>
+          </ns0:p>
+        </ns0:tc>
+      </ns0:tr>
+      <ns0:tr>
+        <ns0:tc>
+          <ns0:p>
+            <ns0:pPr>
+              <ns0:pStyle ns0:val="Compact"/>
+              <ns0:jc ns0:val="left"/>
+            </ns0:pPr>
+            <ns0:r>
+              <ns0:t xml:space="preserve">SP2leg</ns0:t>
+              <ns0:rPr>
+                <ns0:sz ns0:val="18"/>
+              </ns0:rPr>
+            </ns0:r>
+          </ns0:p>
+        </ns0:tc>
+        <ns0:tc>
+          <ns0:p>
+            <ns0:pPr>
+              <ns0:pStyle ns0:val="Compact"/>
+              <ns0:jc ns0:val="left"/>
+            </ns0:pPr>
+            <ns0:r>
+              <ns0:t xml:space="preserve">Rotation (deg)</ns0:t>
+              <ns0:rPr>
+                <ns0:sz ns0:val="18"/>
+              </ns0:rPr>
+            </ns0:r>
+          </ns0:p>
+        </ns0:tc>
+        <ns0:tc>
+          <ns0:p>
+            <ns0:pPr>
+              <ns0:pStyle ns0:val="Compact"/>
+              <ns0:jc ns0:val="left"/>
+            </ns0:pPr>
+            <ns0:r>
+              <ns0:t xml:space="preserve">0.0318</ns0:t>
+              <ns0:rPr>
+                <ns0:sz ns0:val="18"/>
+              </ns0:rPr>
+            </ns0:r>
+          </ns0:p>
+        </ns0:tc>
+        <ns0:tc>
+          <ns0:p>
+            <ns0:pPr>
+              <ns0:pStyle ns0:val="Compact"/>
+              <ns0:jc ns0:val="left"/>
+            </ns0:pPr>
+            <ns0:r>
+              <ns0:t xml:space="preserve">0.0101</ns0:t>
+              <ns0:rPr>
+                <ns0:sz ns0:val="18"/>
+              </ns0:rPr>
+            </ns0:r>
+          </ns0:p>
+        </ns0:tc>
+        <ns0:tc>
+          <ns0:p>
+            <ns0:pPr>
+              <ns0:pStyle ns0:val="Compact"/>
+              <ns0:jc ns0:val="left"/>
+            </ns0:pPr>
+            <ns0:r>
+              <ns0:t xml:space="preserve">0.0580</ns0:t>
+              <ns0:rPr>
+                <ns0:sz ns0:val="18"/>
+              </ns0:rPr>
+            </ns0:r>
+          </ns0:p>
+        </ns0:tc>
+        <ns0:tc>
+          <ns0:p>
+            <ns0:pPr>
+              <ns0:pStyle ns0:val="Compact"/>
+              <ns0:jc ns0:val="left"/>
+            </ns0:pPr>
+            <ns0:r>
+              <ns0:t xml:space="preserve">0.2372</ns0:t>
+              <ns0:rPr>
+                <ns0:sz ns0:val="18"/>
+              </ns0:rPr>
+            </ns0:r>
+          </ns0:p>
+        </ns0:tc>
+      </ns0:tr>
+      <ns0:tr>
+        <ns0:tc>
+          <ns0:p>
+            <ns0:pPr>
+              <ns0:pStyle ns0:val="Compact"/>
+              <ns0:jc ns0:val="left"/>
+            </ns0:pPr>
+            <ns0:r>
+              <ns0:t xml:space="preserve">SP2leg</ns0:t>
+              <ns0:rPr>
+                <ns0:sz ns0:val="18"/>
+              </ns0:rPr>
+            </ns0:r>
+          </ns0:p>
+        </ns0:tc>
+        <ns0:tc>
+          <ns0:p>
+            <ns0:pPr>
+              <ns0:pStyle ns0:val="Compact"/>
+              <ns0:jc ns0:val="left"/>
+            </ns0:pPr>
+            <ns0:r>
+              <ns0:t xml:space="preserve">Translation (mm)</ns0:t>
+              <ns0:rPr>
+                <ns0:sz ns0:val="18"/>
+              </ns0:rPr>
+            </ns0:r>
+          </ns0:p>
+        </ns0:tc>
+        <ns0:tc>
+          <ns0:p>
+            <ns0:pPr>
+              <ns0:pStyle ns0:val="Compact"/>
+              <ns0:jc ns0:val="left"/>
+            </ns0:pPr>
+            <ns0:r>
+              <ns0:t xml:space="preserve">0.0280</ns0:t>
+              <ns0:rPr>
+                <ns0:sz ns0:val="18"/>
+              </ns0:rPr>
+            </ns0:r>
+          </ns0:p>
+        </ns0:tc>
+        <ns0:tc>
+          <ns0:p>
+            <ns0:pPr>
+              <ns0:pStyle ns0:val="Compact"/>
+              <ns0:jc ns0:val="left"/>
+            </ns0:pPr>
+            <ns0:r>
+              <ns0:t xml:space="preserve">0.0071</ns0:t>
+              <ns0:rPr>
+                <ns0:sz ns0:val="18"/>
+              </ns0:rPr>
+            </ns0:r>
+          </ns0:p>
+        </ns0:tc>
+        <ns0:tc>
+          <ns0:p>
+            <ns0:pPr>
+              <ns0:pStyle ns0:val="Compact"/>
+              <ns0:jc ns0:val="left"/>
+            </ns0:pPr>
+            <ns0:r>
+              <ns0:t xml:space="preserve">0.0486</ns0:t>
+              <ns0:rPr>
+                <ns0:sz ns0:val="18"/>
+              </ns0:rPr>
+            </ns0:r>
+          </ns0:p>
+        </ns0:tc>
+        <ns0:tc>
+          <ns0:p>
+            <ns0:pPr>
+              <ns0:pStyle ns0:val="Compact"/>
+              <ns0:jc ns0:val="left"/>
+            </ns0:pPr>
+            <ns0:r>
+              <ns0:t xml:space="preserve">0.2195</ns0:t>
+              <ns0:rPr>
+                <ns0:sz ns0:val="18"/>
+              </ns0:rPr>
+            </ns0:r>
+          </ns0:p>
+        </ns0:tc>
+      </ns0:tr>
+      <ns0:tr>
+        <ns0:tc>
+          <ns0:p>
+            <ns0:pPr>
+              <ns0:pStyle ns0:val="Compact"/>
+              <ns0:jc ns0:val="left"/>
+            </ns0:pPr>
+            <ns0:r>
+              <ns0:t xml:space="preserve">SP1leg</ns0:t>
+              <ns0:rPr>
+                <ns0:sz ns0:val="18"/>
+              </ns0:rPr>
+            </ns0:r>
+          </ns0:p>
+        </ns0:tc>
+        <ns0:tc>
+          <ns0:p>
+            <ns0:pPr>
+              <ns0:pStyle ns0:val="Compact"/>
+              <ns0:jc ns0:val="left"/>
+            </ns0:pPr>
+            <ns0:r>
+              <ns0:t xml:space="preserve">Rotation (deg)</ns0:t>
+              <ns0:rPr>
+                <ns0:sz ns0:val="18"/>
+              </ns0:rPr>
+            </ns0:r>
+          </ns0:p>
+        </ns0:tc>
+        <ns0:tc>
+          <ns0:p>
+            <ns0:pPr>
+              <ns0:pStyle ns0:val="Compact"/>
+              <ns0:jc ns0:val="left"/>
+            </ns0:pPr>
+            <ns0:r>
+              <ns0:t xml:space="preserve">0.0223</ns0:t>
+              <ns0:rPr>
+                <ns0:sz ns0:val="18"/>
+              </ns0:rPr>
+            </ns0:r>
+          </ns0:p>
+        </ns0:tc>
+        <ns0:tc>
+          <ns0:p>
+            <ns0:pPr>
+              <ns0:pStyle ns0:val="Compact"/>
+              <ns0:jc ns0:val="left"/>
+            </ns0:pPr>
+            <ns0:r>
+              <ns0:t xml:space="preserve">0.0085</ns0:t>
+              <ns0:rPr>
+                <ns0:sz ns0:val="18"/>
+              </ns0:rPr>
+            </ns0:r>
+          </ns0:p>
+        </ns0:tc>
+        <ns0:tc>
+          <ns0:p>
+            <ns0:pPr>
+              <ns0:pStyle ns0:val="Compact"/>
+              <ns0:jc ns0:val="left"/>
+            </ns0:pPr>
+            <ns0:r>
+              <ns0:t xml:space="preserve">0.0396</ns0:t>
+              <ns0:rPr>
+                <ns0:sz ns0:val="18"/>
+              </ns0:rPr>
+            </ns0:r>
+          </ns0:p>
+        </ns0:tc>
+        <ns0:tc>
+          <ns0:p>
+            <ns0:pPr>
+              <ns0:pStyle ns0:val="Compact"/>
+              <ns0:jc ns0:val="left"/>
+            </ns0:pPr>
+            <ns0:r>
+              <ns0:t xml:space="preserve">0.1446</ns0:t>
+              <ns0:rPr>
+                <ns0:sz ns0:val="18"/>
+              </ns0:rPr>
+            </ns0:r>
+          </ns0:p>
+        </ns0:tc>
+      </ns0:tr>
+      <ns0:tr>
+        <ns0:tc>
+          <ns0:p>
+            <ns0:pPr>
+              <ns0:pStyle ns0:val="Compact"/>
+              <ns0:jc ns0:val="left"/>
+            </ns0:pPr>
+            <ns0:r>
+              <ns0:t xml:space="preserve">SP1leg</ns0:t>
+              <ns0:rPr>
+                <ns0:sz ns0:val="18"/>
+              </ns0:rPr>
+            </ns0:r>
+          </ns0:p>
+        </ns0:tc>
+        <ns0:tc>
+          <ns0:p>
+            <ns0:pPr>
+              <ns0:pStyle ns0:val="Compact"/>
+              <ns0:jc ns0:val="left"/>
+            </ns0:pPr>
+            <ns0:r>
+              <ns0:t xml:space="preserve">Translation (mm)</ns0:t>
+              <ns0:rPr>
+                <ns0:sz ns0:val="18"/>
+              </ns0:rPr>
+            </ns0:r>
+          </ns0:p>
+        </ns0:tc>
+        <ns0:tc>
+          <ns0:p>
+            <ns0:pPr>
+              <ns0:pStyle ns0:val="Compact"/>
+              <ns0:jc ns0:val="left"/>
+            </ns0:pPr>
+            <ns0:r>
+              <ns0:t xml:space="preserve">0.0185</ns0:t>
+              <ns0:rPr>
+                <ns0:sz ns0:val="18"/>
+              </ns0:rPr>
+            </ns0:r>
+          </ns0:p>
+        </ns0:tc>
+        <ns0:tc>
+          <ns0:p>
+            <ns0:pPr>
+              <ns0:pStyle ns0:val="Compact"/>
+              <ns0:jc ns0:val="left"/>
+            </ns0:pPr>
+            <ns0:r>
+              <ns0:t xml:space="preserve">0.0055</ns0:t>
+              <ns0:rPr>
+                <ns0:sz ns0:val="18"/>
+              </ns0:rPr>
+            </ns0:r>
+          </ns0:p>
+        </ns0:tc>
+        <ns0:tc>
+          <ns0:p>
+            <ns0:pPr>
+              <ns0:pStyle ns0:val="Compact"/>
+              <ns0:jc ns0:val="left"/>
+            </ns0:pPr>
+            <ns0:r>
+              <ns0:t xml:space="preserve">0.0328</ns0:t>
+              <ns0:rPr>
+                <ns0:sz ns0:val="18"/>
+              </ns0:rPr>
+            </ns0:r>
+          </ns0:p>
+        </ns0:tc>
+        <ns0:tc>
+          <ns0:p>
+            <ns0:pPr>
+              <ns0:pStyle ns0:val="Compact"/>
+              <ns0:jc ns0:val="left"/>
+            </ns0:pPr>
+            <ns0:r>
+              <ns0:t xml:space="preserve">0.1157</ns0:t>
+              <ns0:rPr>
+                <ns0:sz ns0:val="18"/>
+              </ns0:rPr>
+            </ns0:r>
+          </ns0:p>
+        </ns0:tc>
+      </ns0:tr>
+      <ns0:tr>
+        <ns0:tc>
+          <ns0:p>
+            <ns0:pPr>
+              <ns0:pStyle ns0:val="Compact"/>
+              <ns0:jc ns0:val="left"/>
+            </ns0:pPr>
+            <ns0:r>
+              <ns0:t xml:space="preserve">LAB1</ns0:t>
+              <ns0:rPr>
+                <ns0:sz ns0:val="18"/>
+              </ns0:rPr>
+            </ns0:r>
+          </ns0:p>
+        </ns0:tc>
+        <ns0:tc>
+          <ns0:p>
+            <ns0:pPr>
+              <ns0:pStyle ns0:val="Compact"/>
+              <ns0:jc ns0:val="left"/>
+            </ns0:pPr>
+            <ns0:r>
+              <ns0:t xml:space="preserve">Rotation (deg)</ns0:t>
+              <ns0:rPr>
+                <ns0:sz ns0:val="18"/>
+              </ns0:rPr>
+            </ns0:r>
+          </ns0:p>
+        </ns0:tc>
+        <ns0:tc>
+          <ns0:p>
+            <ns0:pPr>
+              <ns0:pStyle ns0:val="Compact"/>
+              <ns0:jc ns0:val="left"/>
+            </ns0:pPr>
+            <ns0:r>
+              <ns0:t xml:space="preserve">0.0200</ns0:t>
+              <ns0:rPr>
+                <ns0:sz ns0:val="18"/>
+              </ns0:rPr>
+            </ns0:r>
+          </ns0:p>
+        </ns0:tc>
+        <ns0:tc>
+          <ns0:p>
+            <ns0:pPr>
+              <ns0:pStyle ns0:val="Compact"/>
+              <ns0:jc ns0:val="left"/>
+            </ns0:pPr>
+            <ns0:r>
+              <ns0:t xml:space="preserve">0.0042</ns0:t>
+              <ns0:rPr>
+                <ns0:sz ns0:val="18"/>
+              </ns0:rPr>
+            </ns0:r>
+          </ns0:p>
+        </ns0:tc>
+        <ns0:tc>
+          <ns0:p>
+            <ns0:pPr>
+              <ns0:pStyle ns0:val="Compact"/>
+              <ns0:jc ns0:val="left"/>
+            </ns0:pPr>
+            <ns0:r>
+              <ns0:t xml:space="preserve">0.0428</ns0:t>
+              <ns0:rPr>
+                <ns0:sz ns0:val="18"/>
+              </ns0:rPr>
+            </ns0:r>
+          </ns0:p>
+        </ns0:tc>
+        <ns0:tc>
+          <ns0:p>
+            <ns0:pPr>
+              <ns0:pStyle ns0:val="Compact"/>
+              <ns0:jc ns0:val="left"/>
+            </ns0:pPr>
+            <ns0:r>
+              <ns0:t xml:space="preserve">0.0650</ns0:t>
+              <ns0:rPr>
+                <ns0:sz ns0:val="18"/>
+              </ns0:rPr>
+            </ns0:r>
+          </ns0:p>
+        </ns0:tc>
+      </ns0:tr>
+      <ns0:tr>
+        <ns0:tc>
+          <ns0:p>
+            <ns0:pPr>
+              <ns0:pStyle ns0:val="Compact"/>
+              <ns0:jc ns0:val="left"/>
+            </ns0:pPr>
+            <ns0:r>
+              <ns0:t xml:space="preserve">LAB1</ns0:t>
+              <ns0:rPr>
+                <ns0:sz ns0:val="18"/>
+              </ns0:rPr>
+            </ns0:r>
+          </ns0:p>
+        </ns0:tc>
+        <ns0:tc>
+          <ns0:p>
+            <ns0:pPr>
+              <ns0:pStyle ns0:val="Compact"/>
+              <ns0:jc ns0:val="left"/>
+            </ns0:pPr>
+            <ns0:r>
+              <ns0:t xml:space="preserve">Translation (mm)</ns0:t>
+              <ns0:rPr>
+                <ns0:sz ns0:val="18"/>
+              </ns0:rPr>
+            </ns0:r>
+          </ns0:p>
+        </ns0:tc>
+        <ns0:tc>
+          <ns0:p>
+            <ns0:pPr>
+              <ns0:pStyle ns0:val="Compact"/>
+              <ns0:jc ns0:val="left"/>
+            </ns0:pPr>
+            <ns0:r>
+              <ns0:t xml:space="preserve">0.0111</ns0:t>
+              <ns0:rPr>
+                <ns0:sz ns0:val="18"/>
+              </ns0:rPr>
+            </ns0:r>
+          </ns0:p>
+        </ns0:tc>
+        <ns0:tc>
+          <ns0:p>
+            <ns0:pPr>
+              <ns0:pStyle ns0:val="Compact"/>
+              <ns0:jc ns0:val="left"/>
+            </ns0:pPr>
+            <ns0:r>
+              <ns0:t xml:space="preserve">0.0027</ns0:t>
+              <ns0:rPr>
+                <ns0:sz ns0:val="18"/>
+              </ns0:rPr>
+            </ns0:r>
+          </ns0:p>
+        </ns0:tc>
+        <ns0:tc>
+          <ns0:p>
+            <ns0:pPr>
+              <ns0:pStyle ns0:val="Compact"/>
+              <ns0:jc ns0:val="left"/>
+            </ns0:pPr>
+            <ns0:r>
+              <ns0:t xml:space="preserve">0.0234</ns0:t>
+              <ns0:rPr>
+                <ns0:sz ns0:val="18"/>
+              </ns0:rPr>
+            </ns0:r>
+          </ns0:p>
+        </ns0:tc>
+        <ns0:tc>
+          <ns0:p>
+            <ns0:pPr>
+              <ns0:pStyle ns0:val="Compact"/>
+              <ns0:jc ns0:val="left"/>
+            </ns0:pPr>
+            <ns0:r>
+              <ns0:t xml:space="preserve">0.0452</ns0:t>
+              <ns0:rPr>
+                <ns0:sz ns0:val="18"/>
+              </ns0:rPr>
+            </ns0:r>
+          </ns0:p>
+        </ns0:tc>
+      </ns0:tr>
+      <ns0:tr>
+        <ns0:tc>
+          <ns0:p>
+            <ns0:pPr>
+              <ns0:pStyle ns0:val="Compact"/>
+              <ns0:jc ns0:val="left"/>
+            </ns0:pPr>
+            <ns0:r>
+              <ns0:t xml:space="preserve">LAB2</ns0:t>
+              <ns0:rPr>
+                <ns0:sz ns0:val="18"/>
+              </ns0:rPr>
+            </ns0:r>
+          </ns0:p>
+        </ns0:tc>
+        <ns0:tc>
+          <ns0:p>
+            <ns0:pPr>
+              <ns0:pStyle ns0:val="Compact"/>
+              <ns0:jc ns0:val="left"/>
+            </ns0:pPr>
+            <ns0:r>
+              <ns0:t xml:space="preserve">Rotation (deg)</ns0:t>
+              <ns0:rPr>
+                <ns0:sz ns0:val="18"/>
+              </ns0:rPr>
+            </ns0:r>
+          </ns0:p>
+        </ns0:tc>
+        <ns0:tc>
+          <ns0:p>
+            <ns0:pPr>
+              <ns0:pStyle ns0:val="Compact"/>
+              <ns0:jc ns0:val="left"/>
+            </ns0:pPr>
+            <ns0:r>
+              <ns0:t xml:space="preserve">0.0147</ns0:t>
+              <ns0:rPr>
+                <ns0:sz ns0:val="18"/>
+              </ns0:rPr>
+            </ns0:r>
+          </ns0:p>
+        </ns0:tc>
+        <ns0:tc>
+          <ns0:p>
+            <ns0:pPr>
+              <ns0:pStyle ns0:val="Compact"/>
+              <ns0:jc ns0:val="left"/>
+            </ns0:pPr>
+            <ns0:r>
+              <ns0:t xml:space="preserve">0.0072</ns0:t>
+              <ns0:rPr>
+                <ns0:sz ns0:val="18"/>
+              </ns0:rPr>
+            </ns0:r>
+          </ns0:p>
+        </ns0:tc>
+        <ns0:tc>
+          <ns0:p>
+            <ns0:pPr>
+              <ns0:pStyle ns0:val="Compact"/>
+              <ns0:jc ns0:val="left"/>
+            </ns0:pPr>
+            <ns0:r>
+              <ns0:t xml:space="preserve">0.0315</ns0:t>
+              <ns0:rPr>
+                <ns0:sz ns0:val="18"/>
+              </ns0:rPr>
+            </ns0:r>
+          </ns0:p>
+        </ns0:tc>
+        <ns0:tc>
+          <ns0:p>
+            <ns0:pPr>
+              <ns0:pStyle ns0:val="Compact"/>
+              <ns0:jc ns0:val="left"/>
+            </ns0:pPr>
+            <ns0:r>
+              <ns0:t xml:space="preserve">0.1158</ns0:t>
+              <ns0:rPr>
+                <ns0:sz ns0:val="18"/>
+              </ns0:rPr>
+            </ns0:r>
+          </ns0:p>
+        </ns0:tc>
+      </ns0:tr>
+      <ns0:tr>
+        <ns0:tc>
+          <ns0:p>
+            <ns0:pPr>
+              <ns0:pStyle ns0:val="Compact"/>
+              <ns0:jc ns0:val="left"/>
+            </ns0:pPr>
+            <ns0:r>
+              <ns0:t xml:space="preserve">LAB2</ns0:t>
+              <ns0:rPr>
+                <ns0:sz ns0:val="18"/>
+              </ns0:rPr>
+            </ns0:r>
+          </ns0:p>
+        </ns0:tc>
+        <ns0:tc>
+          <ns0:p>
+            <ns0:pPr>
+              <ns0:pStyle ns0:val="Compact"/>
+              <ns0:jc ns0:val="left"/>
+            </ns0:pPr>
+            <ns0:r>
+              <ns0:t xml:space="preserve">Translation (mm)</ns0:t>
+              <ns0:rPr>
+                <ns0:sz ns0:val="18"/>
+              </ns0:rPr>
+            </ns0:r>
+          </ns0:p>
+        </ns0:tc>
+        <ns0:tc>
+          <ns0:p>
+            <ns0:pPr>
+              <ns0:pStyle ns0:val="Compact"/>
+              <ns0:jc ns0:val="left"/>
+            </ns0:pPr>
+            <ns0:r>
+              <ns0:t xml:space="preserve">0.0113</ns0:t>
+              <ns0:rPr>
+                <ns0:sz ns0:val="18"/>
+              </ns0:rPr>
+            </ns0:r>
+          </ns0:p>
+        </ns0:tc>
+        <ns0:tc>
+          <ns0:p>
+            <ns0:pPr>
+              <ns0:pStyle ns0:val="Compact"/>
+              <ns0:jc ns0:val="left"/>
+            </ns0:pPr>
+            <ns0:r>
+              <ns0:t xml:space="preserve">0.0030</ns0:t>
+              <ns0:rPr>
+                <ns0:sz ns0:val="18"/>
+              </ns0:rPr>
+            </ns0:r>
+          </ns0:p>
+        </ns0:tc>
+        <ns0:tc>
+          <ns0:p>
+            <ns0:pPr>
+              <ns0:pStyle ns0:val="Compact"/>
+              <ns0:jc ns0:val="left"/>
+            </ns0:pPr>
+            <ns0:r>
+              <ns0:t xml:space="preserve">0.0229</ns0:t>
+              <ns0:rPr>
+                <ns0:sz ns0:val="18"/>
+              </ns0:rPr>
+            </ns0:r>
+          </ns0:p>
+        </ns0:tc>
+        <ns0:tc>
+          <ns0:p>
+            <ns0:pPr>
+              <ns0:pStyle ns0:val="Compact"/>
+              <ns0:jc ns0:val="left"/>
+            </ns0:pPr>
+            <ns0:r>
+              <ns0:t xml:space="preserve">0.0861</ns0:t>
+              <ns0:rPr>
+                <ns0:sz ns0:val="18"/>
+              </ns0:rPr>
+            </ns0:r>
+          </ns0:p>
+        </ns0:tc>
+      </ns0:tr>
+      <ns0:tr>
+        <ns0:tc>
+          <ns0:p>
+            <ns0:pPr>
+              <ns0:pStyle ns0:val="Compact"/>
+              <ns0:jc ns0:val="left"/>
+            </ns0:pPr>
+            <ns0:r>
+              <ns0:t xml:space="preserve">LAB3</ns0:t>
+              <ns0:rPr>
+                <ns0:sz ns0:val="18"/>
+              </ns0:rPr>
+            </ns0:r>
+          </ns0:p>
+        </ns0:tc>
+        <ns0:tc>
+          <ns0:p>
+            <ns0:pPr>
+              <ns0:pStyle ns0:val="Compact"/>
+              <ns0:jc ns0:val="left"/>
+            </ns0:pPr>
+            <ns0:r>
+              <ns0:t xml:space="preserve">Rotation (deg)</ns0:t>
+              <ns0:rPr>
+                <ns0:sz ns0:val="18"/>
+              </ns0:rPr>
+            </ns0:r>
+          </ns0:p>
+        </ns0:tc>
+        <ns0:tc>
+          <ns0:p>
+            <ns0:pPr>
+              <ns0:pStyle ns0:val="Compact"/>
+              <ns0:jc ns0:val="left"/>
+            </ns0:pPr>
+            <ns0:r>
+              <ns0:t xml:space="preserve">0.0128</ns0:t>
+              <ns0:rPr>
+                <ns0:sz ns0:val="18"/>
+              </ns0:rPr>
+            </ns0:r>
+          </ns0:p>
+        </ns0:tc>
+        <ns0:tc>
+          <ns0:p>
+            <ns0:pPr>
+              <ns0:pStyle ns0:val="Compact"/>
+              <ns0:jc ns0:val="left"/>
+            </ns0:pPr>
+            <ns0:r>
+              <ns0:t xml:space="preserve">0.0060</ns0:t>
+              <ns0:rPr>
+                <ns0:sz ns0:val="18"/>
+              </ns0:rPr>
+            </ns0:r>
+          </ns0:p>
+        </ns0:tc>
+        <ns0:tc>
+          <ns0:p>
+            <ns0:pPr>
+              <ns0:pStyle ns0:val="Compact"/>
+              <ns0:jc ns0:val="left"/>
+            </ns0:pPr>
+            <ns0:r>
+              <ns0:t xml:space="preserve">0.0254</ns0:t>
+              <ns0:rPr>
+                <ns0:sz ns0:val="18"/>
+              </ns0:rPr>
+            </ns0:r>
+          </ns0:p>
+        </ns0:tc>
+        <ns0:tc>
+          <ns0:p>
+            <ns0:pPr>
+              <ns0:pStyle ns0:val="Compact"/>
+              <ns0:jc ns0:val="left"/>
+            </ns0:pPr>
+            <ns0:r>
+              <ns0:t xml:space="preserve">0.0767</ns0:t>
+              <ns0:rPr>
+                <ns0:sz ns0:val="18"/>
+              </ns0:rPr>
+            </ns0:r>
+          </ns0:p>
+        </ns0:tc>
+      </ns0:tr>
+      <ns0:tr>
+        <ns0:tc>
+          <ns0:p>
+            <ns0:pPr>
+              <ns0:pStyle ns0:val="Compact"/>
+              <ns0:jc ns0:val="left"/>
+            </ns0:pPr>
+            <ns0:r>
+              <ns0:t xml:space="preserve">LAB3</ns0:t>
+              <ns0:rPr>
+                <ns0:sz ns0:val="18"/>
+              </ns0:rPr>
+            </ns0:r>
+          </ns0:p>
+        </ns0:tc>
+        <ns0:tc>
+          <ns0:p>
+            <ns0:pPr>
+              <ns0:pStyle ns0:val="Compact"/>
+              <ns0:jc ns0:val="left"/>
+            </ns0:pPr>
+            <ns0:r>
+              <ns0:t xml:space="preserve">Translation (mm)</ns0:t>
+              <ns0:rPr>
+                <ns0:sz ns0:val="18"/>
+              </ns0:rPr>
+            </ns0:r>
+          </ns0:p>
+        </ns0:tc>
+        <ns0:tc>
+          <ns0:p>
+            <ns0:pPr>
+              <ns0:pStyle ns0:val="Compact"/>
+              <ns0:jc ns0:val="left"/>
+            </ns0:pPr>
+            <ns0:r>
+              <ns0:t xml:space="preserve">0.0064</ns0:t>
+              <ns0:rPr>
+                <ns0:sz ns0:val="18"/>
+              </ns0:rPr>
+            </ns0:r>
+          </ns0:p>
+        </ns0:tc>
+        <ns0:tc>
+          <ns0:p>
+            <ns0:pPr>
+              <ns0:pStyle ns0:val="Compact"/>
+              <ns0:jc ns0:val="left"/>
+            </ns0:pPr>
+            <ns0:r>
+              <ns0:t xml:space="preserve">0.0011</ns0:t>
+              <ns0:rPr>
+                <ns0:sz ns0:val="18"/>
+              </ns0:rPr>
+            </ns0:r>
+          </ns0:p>
+        </ns0:tc>
+        <ns0:tc>
+          <ns0:p>
+            <ns0:pPr>
+              <ns0:pStyle ns0:val="Compact"/>
+              <ns0:jc ns0:val="left"/>
+            </ns0:pPr>
+            <ns0:r>
+              <ns0:t xml:space="preserve">0.0124</ns0:t>
+              <ns0:rPr>
+                <ns0:sz ns0:val="18"/>
+              </ns0:rPr>
+            </ns0:r>
+          </ns0:p>
+        </ns0:tc>
+        <ns0:tc>
+          <ns0:p>
+            <ns0:pPr>
+              <ns0:pStyle ns0:val="Compact"/>
+              <ns0:jc ns0:val="left"/>
+            </ns0:pPr>
+            <ns0:r>
+              <ns0:t xml:space="preserve">0.0423</ns0:t>
+              <ns0:rPr>
+                <ns0:sz ns0:val="18"/>
+              </ns0:rPr>
+            </ns0:r>
+          </ns0:p>
+        </ns0:tc>
+      </ns0:tr>
+    </ns0:tbl>
+    <ns0:bookmarkEnd ns0:id="34"/>
+    <ns0:bookmarkStart ns0:id="35" ns0:name="Xfcfe96b7456b620b5528760c6bde1f9dd33d7c8"/>
+    <ns0:p>
+      <ns0:pPr>
+        <ns0:pStyle ns0:val="Heading1"/>
+      </ns0:pPr>
+      <ns0:r>
+        <ns0:t xml:space="preserve">Table S12: Direct application-site contrasts</ns0:t>
+      </ns0:r>
+    </ns0:p>
+    <ns0:p>
+      <ns0:pPr>
+        <ns0:pStyle ns0:val="FirstParagraph"/>
+      </ns0:pPr>
+      <ns0:r>
+        <ns0:t xml:space="preserve">Contrasts are within-subject LAB2 minus LAB1 differences in bilateral absolute translation components. Pointwise percentile intervals use 3000 subject bootstrap samples. Exact two-sided sign tests are adjusted within the three-component family. These retrospective contrasts compare the sites directly, separately from their contrasts with SP2leg.</ns0:t>
+      </ns0:r>
+    </ns0:p>
+    <ns0:tbl>
+      <ns0:tblPr>
+        <ns0:tblStyle ns0:val="Table"/>
+        <ns0:tblW ns0:type="pct" ns0:w="5000"/>
+        <ns0:tblLook ns0:firstRow="1" ns0:lastRow="0" ns0:firstColumn="0" ns0:lastColumn="0" ns0:noHBand="0" ns0:noVBand="0" ns0:val="0020"/>
+      </ns0:tblPr>
+      <ns0:tblGrid/>
+      <ns0:tr>
+        <ns0:tc>
+          <ns0:p>
+            <ns0:pPr>
+              <ns0:pStyle ns0:val="Compact"/>
+              <ns0:jc ns0:val="left"/>
+            </ns0:pPr>
+            <ns0:r>
+              <ns0:t xml:space="preserve">Component</ns0:t>
+              <ns0:rPr>
+                <ns0:sz ns0:val="18"/>
+              </ns0:rPr>
+            </ns0:r>
+          </ns0:p>
+        </ns0:tc>
+        <ns0:tc>
+          <ns0:p>
+            <ns0:pPr>
+              <ns0:pStyle ns0:val="Compact"/>
+              <ns0:jc ns0:val="left"/>
+            </ns0:pPr>
+            <ns0:r>
+              <ns0:t xml:space="preserve">LAB2–LAB1 (mm)</ns0:t>
+              <ns0:rPr>
+                <ns0:sz ns0:val="18"/>
+              </ns0:rPr>
+            </ns0:r>
+          </ns0:p>
+        </ns0:tc>
+        <ns0:tc>
+          <ns0:p>
+            <ns0:pPr>
+              <ns0:pStyle ns0:val="Compact"/>
+              <ns0:jc ns0:val="left"/>
+            </ns0:pPr>
+            <ns0:r>
+              <ns0:t xml:space="preserve">95% CI (mm)</ns0:t>
+              <ns0:rPr>
+                <ns0:sz ns0:val="18"/>
+              </ns0:rPr>
+            </ns0:r>
+          </ns0:p>
+        </ns0:tc>
+        <ns0:tc>
+          <ns0:p>
+            <ns0:pPr>
+              <ns0:pStyle ns0:val="Compact"/>
+              <ns0:jc ns0:val="left"/>
+            </ns0:pPr>
+            <ns1:oMath>
+              <ns1:r>
+                <ns1:t>q</ns1:t>
+              </ns1:r>
+            </ns1:oMath>
+          </ns0:p>
+        </ns0:tc>
+      </ns0:tr>
+      <ns0:tr>
+        <ns0:tc>
+          <ns0:p>
+            <ns0:pPr>
+              <ns0:pStyle ns0:val="Compact"/>
+              <ns0:jc ns0:val="left"/>
+            </ns0:pPr>
+            <ns0:r>
+              <ns0:t xml:space="preserve">ML</ns0:t>
+              <ns0:rPr>
+                <ns0:sz ns0:val="18"/>
+              </ns0:rPr>
+            </ns0:r>
+          </ns0:p>
+        </ns0:tc>
+        <ns0:tc>
+          <ns0:p>
+            <ns0:pPr>
+              <ns0:pStyle ns0:val="Compact"/>
+              <ns0:jc ns0:val="left"/>
+            </ns0:pPr>
+            <ns0:r>
+              <ns0:t xml:space="preserve">0.0576</ns0:t>
+              <ns0:rPr>
+                <ns0:sz ns0:val="18"/>
+              </ns0:rPr>
+            </ns0:r>
+          </ns0:p>
+        </ns0:tc>
+        <ns0:tc>
+          <ns0:p>
+            <ns0:pPr>
+              <ns0:pStyle ns0:val="Compact"/>
+              <ns0:jc ns0:val="left"/>
+            </ns0:pPr>
+            <ns0:r>
+              <ns0:t xml:space="preserve">[0.0536, 0.0634]</ns0:t>
+              <ns0:rPr>
+                <ns0:sz ns0:val="18"/>
+              </ns0:rPr>
+            </ns0:r>
+          </ns0:p>
+        </ns0:tc>
+        <ns0:tc>
+          <ns0:p>
+            <ns0:pPr>
+              <ns0:pStyle ns0:val="Compact"/>
+              <ns0:jc ns0:val="left"/>
+            </ns0:pPr>
+            <ns0:r>
+              <ns0:t xml:space="preserve">5.15e-58</ns0:t>
+              <ns0:rPr>
+                <ns0:sz ns0:val="18"/>
+              </ns0:rPr>
+            </ns0:r>
+          </ns0:p>
+        </ns0:tc>
+      </ns0:tr>
+      <ns0:tr>
+        <ns0:tc>
+          <ns0:p>
+            <ns0:pPr>
+              <ns0:pStyle ns0:val="Compact"/>
+              <ns0:jc ns0:val="left"/>
+            </ns0:pPr>
+            <ns0:r>
+              <ns0:t xml:space="preserve">AP</ns0:t>
+              <ns0:rPr>
+                <ns0:sz ns0:val="18"/>
+              </ns0:rPr>
+            </ns0:r>
+          </ns0:p>
+        </ns0:tc>
+        <ns0:tc>
+          <ns0:p>
+            <ns0:pPr>
+              <ns0:pStyle ns0:val="Compact"/>
+              <ns0:jc ns0:val="left"/>
+            </ns0:pPr>
+            <ns0:r>
+              <ns0:t xml:space="preserve">0.1108</ns0:t>
+              <ns0:rPr>
+                <ns0:sz ns0:val="18"/>
+              </ns0:rPr>
+            </ns0:r>
+          </ns0:p>
+        </ns0:tc>
+        <ns0:tc>
+          <ns0:p>
+            <ns0:pPr>
+              <ns0:pStyle ns0:val="Compact"/>
+              <ns0:jc ns0:val="left"/>
+            </ns0:pPr>
+            <ns0:r>
+              <ns0:t xml:space="preserve">[0.0879, 0.1315]</ns0:t>
+              <ns0:rPr>
+                <ns0:sz ns0:val="18"/>
+              </ns0:rPr>
+            </ns0:r>
+          </ns0:p>
+        </ns0:tc>
+        <ns0:tc>
+          <ns0:p>
+            <ns0:pPr>
+              <ns0:pStyle ns0:val="Compact"/>
+              <ns0:jc ns0:val="left"/>
+            </ns0:pPr>
+            <ns0:r>
+              <ns0:t xml:space="preserve">4.58e-36</ns0:t>
+              <ns0:rPr>
+                <ns0:sz ns0:val="18"/>
+              </ns0:rPr>
+            </ns0:r>
+          </ns0:p>
+        </ns0:tc>
+      </ns0:tr>
+      <ns0:tr>
+        <ns0:tc>
+          <ns0:p>
+            <ns0:pPr>
+              <ns0:pStyle ns0:val="Compact"/>
+              <ns0:jc ns0:val="left"/>
+            </ns0:pPr>
+            <ns0:r>
+              <ns0:t xml:space="preserve">CC</ns0:t>
+              <ns0:rPr>
+                <ns0:sz ns0:val="18"/>
+              </ns0:rPr>
+            </ns0:r>
+          </ns0:p>
+        </ns0:tc>
+        <ns0:tc>
+          <ns0:p>
+            <ns0:pPr>
+              <ns0:pStyle ns0:val="Compact"/>
+              <ns0:jc ns0:val="left"/>
+            </ns0:pPr>
+            <ns0:r>
+              <ns0:t xml:space="preserve">-0.0204</ns0:t>
+              <ns0:rPr>
+                <ns0:sz ns0:val="18"/>
+              </ns0:rPr>
+            </ns0:r>
+          </ns0:p>
+        </ns0:tc>
+        <ns0:tc>
+          <ns0:p>
+            <ns0:pPr>
+              <ns0:pStyle ns0:val="Compact"/>
+              <ns0:jc ns0:val="left"/>
+            </ns0:pPr>
+            <ns0:r>
+              <ns0:t xml:space="preserve">[-0.0309, -0.0125]</ns0:t>
+              <ns0:rPr>
+                <ns0:sz ns0:val="18"/>
+              </ns0:rPr>
+            </ns0:r>
+          </ns0:p>
+        </ns0:tc>
+        <ns0:tc>
+          <ns0:p>
+            <ns0:pPr>
+              <ns0:pStyle ns0:val="Compact"/>
+              <ns0:jc ns0:val="left"/>
+            </ns0:pPr>
+            <ns0:r>
+              <ns0:t xml:space="preserve">1.85e-06</ns0:t>
+              <ns0:rPr>
+                <ns0:sz ns0:val="18"/>
+              </ns0:rPr>
+            </ns0:r>
+          </ns0:p>
+        </ns0:tc>
+      </ns0:tr>
+    </ns0:tbl>
+    <ns0:bookmarkEnd ns0:id="35"/>
+    <ns0:bookmarkStart ns0:id="36" ns0:name="X6e3bc68f387626ab5b651ef04ac3441a99e0b2e"/>
+    <ns0:p>
+      <ns0:pPr>
+        <ns0:pStyle ns0:val="Heading1"/>
+      </ns0:pPr>
+      <ns0:r>
+        <ns0:t xml:space="preserve">Table S13: Effect of triad adjustment on volume slopes</ns0:t>
+      </ns0:r>
+    </ns0:p>
+    <ns0:p>
+      <ns0:pPr>
+        <ns0:pStyle ns0:val="FirstParagraph"/>
+      </ns0:pPr>
+      <ns0:r>
+        <ns0:t xml:space="preserve">Both models use log outcome, log volume, sex, sex–volume interaction and age; the adjusted model adds the triad. Intervals use HC3 covariance. The last column applies BH correction across the 20 sex-specific slopes from the model without the triad; adjusted-model</ns0:t>
+      </ns0:r>
+      <ns0:r>
+        <ns0:t xml:space="preserve"> </ns0:t>
+      </ns0:r>
+      <ns1:oMath>
+        <ns1:r>
+          <ns1:t>q</ns1:t>
+        </ns1:r>
+      </ns1:oMath>
+      <ns0:r>
+        <ns0:t xml:space="preserve"> </ns0:t>
+      </ns0:r>
+      <ns0:r>
+        <ns0:t xml:space="preserve">values are in Table S9. All point estimates are negative in both specifications, but precision and magnitude depend on adjustment. These conditional coefficients are distinct from held-out predictive performance.</ns0:t>
+      </ns0:r>
+    </ns0:p>
+    <ns0:tbl>
+      <ns0:tblPr>
+        <ns0:tblStyle ns0:val="Table"/>
+        <ns0:tblW ns0:type="pct" ns0:w="5000"/>
+        <ns0:tblLook ns0:firstRow="1" ns0:lastRow="0" ns0:firstColumn="0" ns0:lastColumn="0" ns0:noHBand="0" ns0:noVBand="0" ns0:val="0020"/>
+      </ns0:tblPr>
+      <ns0:tblGrid/>
+      <ns0:tr>
+        <ns0:tc>
+          <ns0:p>
+            <ns0:pPr>
+              <ns0:pStyle ns0:val="Compact"/>
+              <ns0:jc ns0:val="left"/>
+            </ns0:pPr>
+            <ns0:r>
+              <ns0:t xml:space="preserve">Load</ns0:t>
+              <ns0:rPr>
+                <ns0:sz ns0:val="18"/>
+              </ns0:rPr>
+            </ns0:r>
+          </ns0:p>
+        </ns0:tc>
+        <ns0:tc>
+          <ns0:p>
+            <ns0:pPr>
+              <ns0:pStyle ns0:val="Compact"/>
+              <ns0:jc ns0:val="left"/>
+            </ns0:pPr>
+            <ns0:r>
+              <ns0:t xml:space="preserve">Outcome</ns0:t>
+              <ns0:rPr>
+                <ns0:sz ns0:val="18"/>
+              </ns0:rPr>
+            </ns0:r>
+          </ns0:p>
+        </ns0:tc>
+        <ns0:tc>
+          <ns0:p>
+            <ns0:pPr>
+              <ns0:pStyle ns0:val="Compact"/>
+              <ns0:jc ns0:val="left"/>
+            </ns0:pPr>
+            <ns0:r>
+              <ns0:t xml:space="preserve">Sex</ns0:t>
+              <ns0:rPr>
+                <ns0:sz ns0:val="18"/>
+              </ns0:rPr>
+            </ns0:r>
+          </ns0:p>
+        </ns0:tc>
+        <ns0:tc>
+          <ns0:p>
+            <ns0:pPr>
+              <ns0:pStyle ns0:val="Compact"/>
+              <ns0:jc ns0:val="left"/>
+            </ns0:pPr>
+            <ns0:r>
+              <ns0:t xml:space="preserve">Without triad [95% CI]</ns0:t>
+              <ns0:rPr>
+                <ns0:sz ns0:val="18"/>
+              </ns0:rPr>
+            </ns0:r>
+          </ns0:p>
+        </ns0:tc>
+        <ns0:tc>
+          <ns0:p>
+            <ns0:pPr>
+              <ns0:pStyle ns0:val="Compact"/>
+              <ns0:jc ns0:val="left"/>
+            </ns0:pPr>
+            <ns0:r>
+              <ns0:t xml:space="preserve">With triad [95% CI]</ns0:t>
+              <ns0:rPr>
+                <ns0:sz ns0:val="18"/>
+              </ns0:rPr>
+            </ns0:r>
+          </ns0:p>
+        </ns0:tc>
+        <ns0:tc>
+          <ns0:p>
+            <ns0:pPr>
+              <ns0:pStyle ns0:val="Compact"/>
+              <ns0:jc ns0:val="left"/>
+            </ns0:pPr>
+            <ns1:oMath>
+              <ns1:r>
+                <ns1:t>q</ns1:t>
+              </ns1:r>
+            </ns1:oMath>
+            <ns0:r>
+              <ns0:t xml:space="preserve"> </ns0:t>
+              <ns0:rPr>
+                <ns0:sz ns0:val="18"/>
+              </ns0:rPr>
+            </ns0:r>
+            <ns0:r>
+              <ns0:t xml:space="preserve">without triad</ns0:t>
+              <ns0:rPr>
+                <ns0:sz ns0:val="18"/>
+              </ns0:rPr>
+            </ns0:r>
+          </ns0:p>
+        </ns0:tc>
+      </ns0:tr>
+      <ns0:tr>
+        <ns0:tc>
+          <ns0:p>
+            <ns0:pPr>
+              <ns0:pStyle ns0:val="Compact"/>
+              <ns0:jc ns0:val="left"/>
+            </ns0:pPr>
+            <ns0:r>
+              <ns0:t xml:space="preserve">SP2leg</ns0:t>
+              <ns0:rPr>
+                <ns0:sz ns0:val="18"/>
+              </ns0:rPr>
+            </ns0:r>
+          </ns0:p>
+        </ns0:tc>
+        <ns0:tc>
+          <ns0:p>
+            <ns0:pPr>
+              <ns0:pStyle ns0:val="Compact"/>
+              <ns0:jc ns0:val="left"/>
+            </ns0:pPr>
+            <ns0:r>
+              <ns0:t xml:space="preserve">Rotation</ns0:t>
+              <ns0:rPr>
+                <ns0:sz ns0:val="18"/>
+              </ns0:rPr>
+            </ns0:r>
+          </ns0:p>
+        </ns0:tc>
+        <ns0:tc>
+          <ns0:p>
+            <ns0:pPr>
+              <ns0:pStyle ns0:val="Compact"/>
+              <ns0:jc ns0:val="left"/>
+            </ns0:pPr>
+            <ns0:r>
+              <ns0:t xml:space="preserve">Male</ns0:t>
+              <ns0:rPr>
+                <ns0:sz ns0:val="18"/>
+              </ns0:rPr>
+            </ns0:r>
+          </ns0:p>
+        </ns0:tc>
+        <ns0:tc>
+          <ns0:p>
+            <ns0:pPr>
+              <ns0:pStyle ns0:val="Compact"/>
+              <ns0:jc ns0:val="left"/>
+            </ns0:pPr>
+            <ns0:r>
+              <ns0:t xml:space="preserve">-0.582 [-0.792, -0.372]</ns0:t>
+              <ns0:rPr>
+                <ns0:sz ns0:val="18"/>
+              </ns0:rPr>
+            </ns0:r>
+          </ns0:p>
+        </ns0:tc>
+        <ns0:tc>
+          <ns0:p>
+            <ns0:pPr>
+              <ns0:pStyle ns0:val="Compact"/>
+              <ns0:jc ns0:val="left"/>
+            </ns0:pPr>
+            <ns0:r>
+              <ns0:t xml:space="preserve">-0.679 [-0.890, -0.469]</ns0:t>
+              <ns0:rPr>
+                <ns0:sz ns0:val="18"/>
+              </ns0:rPr>
+            </ns0:r>
+          </ns0:p>
+        </ns0:tc>
+        <ns0:tc>
+          <ns0:p>
+            <ns0:pPr>
+              <ns0:pStyle ns0:val="Compact"/>
+              <ns0:jc ns0:val="left"/>
+            </ns0:pPr>
+            <ns0:r>
+              <ns0:t xml:space="preserve">1.66e-07</ns0:t>
+              <ns0:rPr>
+                <ns0:sz ns0:val="18"/>
+              </ns0:rPr>
+            </ns0:r>
+          </ns0:p>
+        </ns0:tc>
+      </ns0:tr>
+      <ns0:tr>
+        <ns0:tc>
+          <ns0:p>
+            <ns0:pPr>
+              <ns0:pStyle ns0:val="Compact"/>
+              <ns0:jc ns0:val="left"/>
+            </ns0:pPr>
+            <ns0:r>
+              <ns0:t xml:space="preserve">SP2leg</ns0:t>
+              <ns0:rPr>
+                <ns0:sz ns0:val="18"/>
+              </ns0:rPr>
+            </ns0:r>
+          </ns0:p>
+        </ns0:tc>
+        <ns0:tc>
+          <ns0:p>
+            <ns0:pPr>
+              <ns0:pStyle ns0:val="Compact"/>
+              <ns0:jc ns0:val="left"/>
+            </ns0:pPr>
+            <ns0:r>
+              <ns0:t xml:space="preserve">Rotation</ns0:t>
+              <ns0:rPr>
+                <ns0:sz ns0:val="18"/>
+              </ns0:rPr>
+            </ns0:r>
+          </ns0:p>
+        </ns0:tc>
+        <ns0:tc>
+          <ns0:p>
+            <ns0:pPr>
+              <ns0:pStyle ns0:val="Compact"/>
+              <ns0:jc ns0:val="left"/>
+            </ns0:pPr>
+            <ns0:r>
+              <ns0:t xml:space="preserve">Female</ns0:t>
+              <ns0:rPr>
+                <ns0:sz ns0:val="18"/>
+              </ns0:rPr>
+            </ns0:r>
+          </ns0:p>
+        </ns0:tc>
+        <ns0:tc>
+          <ns0:p>
+            <ns0:pPr>
+              <ns0:pStyle ns0:val="Compact"/>
+              <ns0:jc ns0:val="left"/>
+            </ns0:pPr>
+            <ns0:r>
+              <ns0:t xml:space="preserve">-0.535 [-0.685, -0.385]</ns0:t>
+              <ns0:rPr>
+                <ns0:sz ns0:val="18"/>
+              </ns0:rPr>
+            </ns0:r>
+          </ns0:p>
+        </ns0:tc>
+        <ns0:tc>
+          <ns0:p>
+            <ns0:pPr>
+              <ns0:pStyle ns0:val="Compact"/>
+              <ns0:jc ns0:val="left"/>
+            </ns0:pPr>
+            <ns0:r>
+              <ns0:t xml:space="preserve">-0.605 [-0.764, -0.446]</ns0:t>
+              <ns0:rPr>
+                <ns0:sz ns0:val="18"/>
+              </ns0:rPr>
+            </ns0:r>
+          </ns0:p>
+        </ns0:tc>
+        <ns0:tc>
+          <ns0:p>
+            <ns0:pPr>
+              <ns0:pStyle ns0:val="Compact"/>
+              <ns0:jc ns0:val="left"/>
+            </ns0:pPr>
+            <ns0:r>
+              <ns0:t xml:space="preserve">1.47e-11</ns0:t>
+              <ns0:rPr>
+                <ns0:sz ns0:val="18"/>
+              </ns0:rPr>
+            </ns0:r>
+          </ns0:p>
+        </ns0:tc>
+      </ns0:tr>
+      <ns0:tr>
+        <ns0:tc>
+          <ns0:p>
+            <ns0:pPr>
+              <ns0:pStyle ns0:val="Compact"/>
+              <ns0:jc ns0:val="left"/>
+            </ns0:pPr>
+            <ns0:r>
+              <ns0:t xml:space="preserve">SP2leg</ns0:t>
+              <ns0:rPr>
+                <ns0:sz ns0:val="18"/>
+              </ns0:rPr>
+            </ns0:r>
+          </ns0:p>
+        </ns0:tc>
+        <ns0:tc>
+          <ns0:p>
+            <ns0:pPr>
+              <ns0:pStyle ns0:val="Compact"/>
+              <ns0:jc ns0:val="left"/>
+            </ns0:pPr>
+            <ns0:r>
+              <ns0:t xml:space="preserve">Translation</ns0:t>
+              <ns0:rPr>
+                <ns0:sz ns0:val="18"/>
+              </ns0:rPr>
+            </ns0:r>
+          </ns0:p>
+        </ns0:tc>
+        <ns0:tc>
+          <ns0:p>
+            <ns0:pPr>
+              <ns0:pStyle ns0:val="Compact"/>
+              <ns0:jc ns0:val="left"/>
+            </ns0:pPr>
+            <ns0:r>
+              <ns0:t xml:space="preserve">Male</ns0:t>
+              <ns0:rPr>
+                <ns0:sz ns0:val="18"/>
+              </ns0:rPr>
+            </ns0:r>
+          </ns0:p>
+        </ns0:tc>
+        <ns0:tc>
+          <ns0:p>
+            <ns0:pPr>
+              <ns0:pStyle ns0:val="Compact"/>
+              <ns0:jc ns0:val="left"/>
+            </ns0:pPr>
+            <ns0:r>
+              <ns0:t xml:space="preserve">-0.231 [-0.389, -0.073]</ns0:t>
+              <ns0:rPr>
+                <ns0:sz ns0:val="18"/>
+              </ns0:rPr>
+            </ns0:r>
+          </ns0:p>
+        </ns0:tc>
+        <ns0:tc>
+          <ns0:p>
+            <ns0:pPr>
+              <ns0:pStyle ns0:val="Compact"/>
+              <ns0:jc ns0:val="left"/>
+            </ns0:pPr>
+            <ns0:r>
+              <ns0:t xml:space="preserve">-0.366 [-0.531, -0.200]</ns0:t>
+              <ns0:rPr>
+                <ns0:sz ns0:val="18"/>
+              </ns0:rPr>
+            </ns0:r>
+          </ns0:p>
+        </ns0:tc>
+        <ns0:tc>
+          <ns0:p>
+            <ns0:pPr>
+              <ns0:pStyle ns0:val="Compact"/>
+              <ns0:jc ns0:val="left"/>
+            </ns0:pPr>
+            <ns0:r>
+              <ns0:t xml:space="preserve">0.00502</ns0:t>
+              <ns0:rPr>
+                <ns0:sz ns0:val="18"/>
+              </ns0:rPr>
+            </ns0:r>
+          </ns0:p>
+        </ns0:tc>
+      </ns0:tr>
+      <ns0:tr>
+        <ns0:tc>
+          <ns0:p>
+            <ns0:pPr>
+              <ns0:pStyle ns0:val="Compact"/>
+              <ns0:jc ns0:val="left"/>
+            </ns0:pPr>
+            <ns0:r>
+              <ns0:t xml:space="preserve">SP2leg</ns0:t>
+              <ns0:rPr>
+                <ns0:sz ns0:val="18"/>
+              </ns0:rPr>
+            </ns0:r>
+          </ns0:p>
+        </ns0:tc>
+        <ns0:tc>
+          <ns0:p>
+            <ns0:pPr>
+              <ns0:pStyle ns0:val="Compact"/>
+              <ns0:jc ns0:val="left"/>
+            </ns0:pPr>
+            <ns0:r>
+              <ns0:t xml:space="preserve">Translation</ns0:t>
+              <ns0:rPr>
+                <ns0:sz ns0:val="18"/>
+              </ns0:rPr>
+            </ns0:r>
+          </ns0:p>
+        </ns0:tc>
+        <ns0:tc>
+          <ns0:p>
+            <ns0:pPr>
+              <ns0:pStyle ns0:val="Compact"/>
+              <ns0:jc ns0:val="left"/>
+            </ns0:pPr>
+            <ns0:r>
+              <ns0:t xml:space="preserve">Female</ns0:t>
+              <ns0:rPr>
+                <ns0:sz ns0:val="18"/>
+              </ns0:rPr>
+            </ns0:r>
+          </ns0:p>
+        </ns0:tc>
+        <ns0:tc>
+          <ns0:p>
+            <ns0:pPr>
+              <ns0:pStyle ns0:val="Compact"/>
+              <ns0:jc ns0:val="left"/>
+            </ns0:pPr>
+            <ns0:r>
+              <ns0:t xml:space="preserve">-0.300 [-0.437, -0.162]</ns0:t>
+              <ns0:rPr>
+                <ns0:sz ns0:val="18"/>
+              </ns0:rPr>
+            </ns0:r>
+          </ns0:p>
+        </ns0:tc>
+        <ns0:tc>
+          <ns0:p>
+            <ns0:pPr>
+              <ns0:pStyle ns0:val="Compact"/>
+              <ns0:jc ns0:val="left"/>
+            </ns0:pPr>
+            <ns0:r>
+              <ns0:t xml:space="preserve">-0.402 [-0.522, -0.282]</ns0:t>
+              <ns0:rPr>
+                <ns0:sz ns0:val="18"/>
+              </ns0:rPr>
+            </ns0:r>
+          </ns0:p>
+        </ns0:tc>
+        <ns0:tc>
+          <ns0:p>
+            <ns0:pPr>
+              <ns0:pStyle ns0:val="Compact"/>
+              <ns0:jc ns0:val="left"/>
+            </ns0:pPr>
+            <ns0:r>
+              <ns0:t xml:space="preserve">3.98e-05</ns0:t>
+              <ns0:rPr>
+                <ns0:sz ns0:val="18"/>
+              </ns0:rPr>
+            </ns0:r>
+          </ns0:p>
+        </ns0:tc>
+      </ns0:tr>
+      <ns0:tr>
+        <ns0:tc>
+          <ns0:p>
+            <ns0:pPr>
+              <ns0:pStyle ns0:val="Compact"/>
+              <ns0:jc ns0:val="left"/>
+            </ns0:pPr>
+            <ns0:r>
+              <ns0:t xml:space="preserve">SP1leg</ns0:t>
+              <ns0:rPr>
+                <ns0:sz ns0:val="18"/>
+              </ns0:rPr>
+            </ns0:r>
+          </ns0:p>
+        </ns0:tc>
+        <ns0:tc>
+          <ns0:p>
+            <ns0:pPr>
+              <ns0:pStyle ns0:val="Compact"/>
+              <ns0:jc ns0:val="left"/>
+            </ns0:pPr>
+            <ns0:r>
+              <ns0:t xml:space="preserve">Rotation</ns0:t>
+              <ns0:rPr>
+                <ns0:sz ns0:val="18"/>
+              </ns0:rPr>
+            </ns0:r>
+          </ns0:p>
+        </ns0:tc>
+        <ns0:tc>
+          <ns0:p>
+            <ns0:pPr>
+              <ns0:pStyle ns0:val="Compact"/>
+              <ns0:jc ns0:val="left"/>
+            </ns0:pPr>
+            <ns0:r>
+              <ns0:t xml:space="preserve">Male</ns0:t>
+              <ns0:rPr>
+                <ns0:sz ns0:val="18"/>
+              </ns0:rPr>
+            </ns0:r>
+          </ns0:p>
+        </ns0:tc>
+        <ns0:tc>
+          <ns0:p>
+            <ns0:pPr>
+              <ns0:pStyle ns0:val="Compact"/>
+              <ns0:jc ns0:val="left"/>
+            </ns0:pPr>
+            <ns0:r>
+              <ns0:t xml:space="preserve">-0.625 [-0.875, -0.376]</ns0:t>
+              <ns0:rPr>
+                <ns0:sz ns0:val="18"/>
+              </ns0:rPr>
+            </ns0:r>
+          </ns0:p>
+        </ns0:tc>
+        <ns0:tc>
+          <ns0:p>
+            <ns0:pPr>
+              <ns0:pStyle ns0:val="Compact"/>
+              <ns0:jc ns0:val="left"/>
+            </ns0:pPr>
+            <ns0:r>
+              <ns0:t xml:space="preserve">-0.622 [-0.895, -0.349]</ns0:t>
+              <ns0:rPr>
+                <ns0:sz ns0:val="18"/>
+              </ns0:rPr>
+            </ns0:r>
+          </ns0:p>
+        </ns0:tc>
+        <ns0:tc>
+          <ns0:p>
+            <ns0:pPr>
+              <ns0:pStyle ns0:val="Compact"/>
+              <ns0:jc ns0:val="left"/>
+            </ns0:pPr>
+            <ns0:r>
+              <ns0:t xml:space="preserve">2e-06</ns0:t>
+              <ns0:rPr>
+                <ns0:sz ns0:val="18"/>
+              </ns0:rPr>
+            </ns0:r>
+          </ns0:p>
+        </ns0:tc>
+      </ns0:tr>
+      <ns0:tr>
+        <ns0:tc>
+          <ns0:p>
+            <ns0:pPr>
+              <ns0:pStyle ns0:val="Compact"/>
+              <ns0:jc ns0:val="left"/>
+            </ns0:pPr>
+            <ns0:r>
+              <ns0:t xml:space="preserve">SP1leg</ns0:t>
+              <ns0:rPr>
+                <ns0:sz ns0:val="18"/>
+              </ns0:rPr>
+            </ns0:r>
+          </ns0:p>
+        </ns0:tc>
+        <ns0:tc>
+          <ns0:p>
+            <ns0:pPr>
+              <ns0:pStyle ns0:val="Compact"/>
+              <ns0:jc ns0:val="left"/>
+            </ns0:pPr>
+            <ns0:r>
+              <ns0:t xml:space="preserve">Rotation</ns0:t>
+              <ns0:rPr>
+                <ns0:sz ns0:val="18"/>
+              </ns0:rPr>
+            </ns0:r>
+          </ns0:p>
+        </ns0:tc>
+        <ns0:tc>
+          <ns0:p>
+            <ns0:pPr>
+              <ns0:pStyle ns0:val="Compact"/>
+              <ns0:jc ns0:val="left"/>
+            </ns0:pPr>
+            <ns0:r>
+              <ns0:t xml:space="preserve">Female</ns0:t>
+              <ns0:rPr>
+                <ns0:sz ns0:val="18"/>
+              </ns0:rPr>
+            </ns0:r>
+          </ns0:p>
+        </ns0:tc>
+        <ns0:tc>
+          <ns0:p>
+            <ns0:pPr>
+              <ns0:pStyle ns0:val="Compact"/>
+              <ns0:jc ns0:val="left"/>
+            </ns0:pPr>
+            <ns0:r>
+              <ns0:t xml:space="preserve">-0.599 [-0.780, -0.419]</ns0:t>
+              <ns0:rPr>
+                <ns0:sz ns0:val="18"/>
+              </ns0:rPr>
+            </ns0:r>
+          </ns0:p>
+        </ns0:tc>
+        <ns0:tc>
+          <ns0:p>
+            <ns0:pPr>
+              <ns0:pStyle ns0:val="Compact"/>
+              <ns0:jc ns0:val="left"/>
+            </ns0:pPr>
+            <ns0:r>
+              <ns0:t xml:space="preserve">-0.550 [-0.760, -0.339]</ns0:t>
+              <ns0:rPr>
+                <ns0:sz ns0:val="18"/>
+              </ns0:rPr>
+            </ns0:r>
+          </ns0:p>
+        </ns0:tc>
+        <ns0:tc>
+          <ns0:p>
+            <ns0:pPr>
+              <ns0:pStyle ns0:val="Compact"/>
+              <ns0:jc ns0:val="left"/>
+            </ns0:pPr>
+            <ns0:r>
+              <ns0:t xml:space="preserve">3.08e-10</ns0:t>
+              <ns0:rPr>
+                <ns0:sz ns0:val="18"/>
+              </ns0:rPr>
+            </ns0:r>
+          </ns0:p>
+        </ns0:tc>
+      </ns0:tr>
+      <ns0:tr>
+        <ns0:tc>
+          <ns0:p>
+            <ns0:pPr>
+              <ns0:pStyle ns0:val="Compact"/>
+              <ns0:jc ns0:val="left"/>
+            </ns0:pPr>
+            <ns0:r>
+              <ns0:t xml:space="preserve">SP1leg</ns0:t>
+              <ns0:rPr>
+                <ns0:sz ns0:val="18"/>
+              </ns0:rPr>
+            </ns0:r>
+          </ns0:p>
+        </ns0:tc>
+        <ns0:tc>
+          <ns0:p>
+            <ns0:pPr>
+              <ns0:pStyle ns0:val="Compact"/>
+              <ns0:jc ns0:val="left"/>
+            </ns0:pPr>
+            <ns0:r>
+              <ns0:t xml:space="preserve">Translation</ns0:t>
+              <ns0:rPr>
+                <ns0:sz ns0:val="18"/>
+              </ns0:rPr>
+            </ns0:r>
+          </ns0:p>
+        </ns0:tc>
+        <ns0:tc>
+          <ns0:p>
+            <ns0:pPr>
+              <ns0:pStyle ns0:val="Compact"/>
+              <ns0:jc ns0:val="left"/>
+            </ns0:pPr>
+            <ns0:r>
+              <ns0:t xml:space="preserve">Male</ns0:t>
+              <ns0:rPr>
+                <ns0:sz ns0:val="18"/>
+              </ns0:rPr>
+            </ns0:r>
+          </ns0:p>
+        </ns0:tc>
+        <ns0:tc>
+          <ns0:p>
+            <ns0:pPr>
+              <ns0:pStyle ns0:val="Compact"/>
+              <ns0:jc ns0:val="left"/>
+            </ns0:pPr>
+            <ns0:r>
+              <ns0:t xml:space="preserve">-0.345 [-0.582, -0.109]</ns0:t>
+              <ns0:rPr>
+                <ns0:sz ns0:val="18"/>
+              </ns0:rPr>
+            </ns0:r>
+          </ns0:p>
+        </ns0:tc>
+        <ns0:tc>
+          <ns0:p>
+            <ns0:pPr>
+              <ns0:pStyle ns0:val="Compact"/>
+              <ns0:jc ns0:val="left"/>
+            </ns0:pPr>
+            <ns0:r>
+              <ns0:t xml:space="preserve">-0.460 [-0.711, -0.208]</ns0:t>
+              <ns0:rPr>
+                <ns0:sz ns0:val="18"/>
+              </ns0:rPr>
+            </ns0:r>
+          </ns0:p>
+        </ns0:tc>
+        <ns0:tc>
+          <ns0:p>
+            <ns0:pPr>
+              <ns0:pStyle ns0:val="Compact"/>
+              <ns0:jc ns0:val="left"/>
+            </ns0:pPr>
+            <ns0:r>
+              <ns0:t xml:space="preserve">0.00502</ns0:t>
+              <ns0:rPr>
+                <ns0:sz ns0:val="18"/>
+              </ns0:rPr>
+            </ns0:r>
+          </ns0:p>
+        </ns0:tc>
+      </ns0:tr>
+      <ns0:tr>
+        <ns0:tc>
+          <ns0:p>
+            <ns0:pPr>
+              <ns0:pStyle ns0:val="Compact"/>
+              <ns0:jc ns0:val="left"/>
+            </ns0:pPr>
+            <ns0:r>
+              <ns0:t xml:space="preserve">SP1leg</ns0:t>
+              <ns0:rPr>
+                <ns0:sz ns0:val="18"/>
+              </ns0:rPr>
+            </ns0:r>
+          </ns0:p>
+        </ns0:tc>
+        <ns0:tc>
+          <ns0:p>
+            <ns0:pPr>
+              <ns0:pStyle ns0:val="Compact"/>
+              <ns0:jc ns0:val="left"/>
+            </ns0:pPr>
+            <ns0:r>
+              <ns0:t xml:space="preserve">Translation</ns0:t>
+              <ns0:rPr>
+                <ns0:sz ns0:val="18"/>
+              </ns0:rPr>
+            </ns0:r>
+          </ns0:p>
+        </ns0:tc>
+        <ns0:tc>
+          <ns0:p>
+            <ns0:pPr>
+              <ns0:pStyle ns0:val="Compact"/>
+              <ns0:jc ns0:val="left"/>
+            </ns0:pPr>
+            <ns0:r>
+              <ns0:t xml:space="preserve">Female</ns0:t>
+              <ns0:rPr>
+                <ns0:sz ns0:val="18"/>
+              </ns0:rPr>
+            </ns0:r>
+          </ns0:p>
+        </ns0:tc>
+        <ns0:tc>
+          <ns0:p>
+            <ns0:pPr>
+              <ns0:pStyle ns0:val="Compact"/>
+              <ns0:jc ns0:val="left"/>
+            </ns0:pPr>
+            <ns0:r>
+              <ns0:t xml:space="preserve">-0.324 [-0.513, -0.136]</ns0:t>
+              <ns0:rPr>
+                <ns0:sz ns0:val="18"/>
+              </ns0:rPr>
+            </ns0:r>
+          </ns0:p>
+        </ns0:tc>
+        <ns0:tc>
+          <ns0:p>
+            <ns0:pPr>
+              <ns0:pStyle ns0:val="Compact"/>
+              <ns0:jc ns0:val="left"/>
+            </ns0:pPr>
+            <ns0:r>
+              <ns0:t xml:space="preserve">-0.397 [-0.591, -0.203]</ns0:t>
+              <ns0:rPr>
+                <ns0:sz ns0:val="18"/>
+              </ns0:rPr>
+            </ns0:r>
+          </ns0:p>
+        </ns0:tc>
+        <ns0:tc>
+          <ns0:p>
+            <ns0:pPr>
+              <ns0:pStyle ns0:val="Compact"/>
+              <ns0:jc ns0:val="left"/>
+            </ns0:pPr>
+            <ns0:r>
+              <ns0:t xml:space="preserve">0.00117</ns0:t>
+              <ns0:rPr>
+                <ns0:sz ns0:val="18"/>
+              </ns0:rPr>
+            </ns0:r>
+          </ns0:p>
+        </ns0:tc>
+      </ns0:tr>
+      <ns0:tr>
+        <ns0:tc>
+          <ns0:p>
+            <ns0:pPr>
+              <ns0:pStyle ns0:val="Compact"/>
+              <ns0:jc ns0:val="left"/>
+            </ns0:pPr>
+            <ns0:r>
+              <ns0:t xml:space="preserve">LAB1</ns0:t>
+              <ns0:rPr>
+                <ns0:sz ns0:val="18"/>
+              </ns0:rPr>
+            </ns0:r>
+          </ns0:p>
+        </ns0:tc>
+        <ns0:tc>
+          <ns0:p>
+            <ns0:pPr>
+              <ns0:pStyle ns0:val="Compact"/>
+              <ns0:jc ns0:val="left"/>
+            </ns0:pPr>
+            <ns0:r>
+              <ns0:t xml:space="preserve">Rotation</ns0:t>
+              <ns0:rPr>
+                <ns0:sz ns0:val="18"/>
+              </ns0:rPr>
+            </ns0:r>
+          </ns0:p>
+        </ns0:tc>
+        <ns0:tc>
+          <ns0:p>
+            <ns0:pPr>
+              <ns0:pStyle ns0:val="Compact"/>
+              <ns0:jc ns0:val="left"/>
+            </ns0:pPr>
+            <ns0:r>
+              <ns0:t xml:space="preserve">Male</ns0:t>
+              <ns0:rPr>
+                <ns0:sz ns0:val="18"/>
+              </ns0:rPr>
+            </ns0:r>
+          </ns0:p>
+        </ns0:tc>
+        <ns0:tc>
+          <ns0:p>
+            <ns0:pPr>
+              <ns0:pStyle ns0:val="Compact"/>
+              <ns0:jc ns0:val="left"/>
+            </ns0:pPr>
+            <ns0:r>
+              <ns0:t xml:space="preserve">-0.680 [-0.925, -0.434]</ns0:t>
+              <ns0:rPr>
+                <ns0:sz ns0:val="18"/>
+              </ns0:rPr>
+            </ns0:r>
+          </ns0:p>
+        </ns0:tc>
+        <ns0:tc>
+          <ns0:p>
+            <ns0:pPr>
+              <ns0:pStyle ns0:val="Compact"/>
+              <ns0:jc ns0:val="left"/>
+            </ns0:pPr>
+            <ns0:r>
+              <ns0:t xml:space="preserve">-0.916 [-1.144, -0.687]</ns0:t>
+              <ns0:rPr>
+                <ns0:sz ns0:val="18"/>
+              </ns0:rPr>
+            </ns0:r>
+          </ns0:p>
+        </ns0:tc>
+        <ns0:tc>
+          <ns0:p>
+            <ns0:pPr>
+              <ns0:pStyle ns0:val="Compact"/>
+              <ns0:jc ns0:val="left"/>
+            </ns0:pPr>
+            <ns0:r>
+              <ns0:t xml:space="preserve">1.66e-07</ns0:t>
+              <ns0:rPr>
+                <ns0:sz ns0:val="18"/>
+              </ns0:rPr>
+            </ns0:r>
+          </ns0:p>
+        </ns0:tc>
+      </ns0:tr>
+      <ns0:tr>
+        <ns0:tc>
+          <ns0:p>
+            <ns0:pPr>
+              <ns0:pStyle ns0:val="Compact"/>
+              <ns0:jc ns0:val="left"/>
+            </ns0:pPr>
+            <ns0:r>
+              <ns0:t xml:space="preserve">LAB1</ns0:t>
+              <ns0:rPr>
+                <ns0:sz ns0:val="18"/>
+              </ns0:rPr>
+            </ns0:r>
+          </ns0:p>
+        </ns0:tc>
+        <ns0:tc>
+          <ns0:p>
+            <ns0:pPr>
+              <ns0:pStyle ns0:val="Compact"/>
+              <ns0:jc ns0:val="left"/>
+            </ns0:pPr>
+            <ns0:r>
+              <ns0:t xml:space="preserve">Rotation</ns0:t>
+              <ns0:rPr>
+                <ns0:sz ns0:val="18"/>
+              </ns0:rPr>
+            </ns0:r>
+          </ns0:p>
+        </ns0:tc>
+        <ns0:tc>
+          <ns0:p>
+            <ns0:pPr>
+              <ns0:pStyle ns0:val="Compact"/>
+              <ns0:jc ns0:val="left"/>
+            </ns0:pPr>
+            <ns0:r>
+              <ns0:t xml:space="preserve">Female</ns0:t>
+              <ns0:rPr>
+                <ns0:sz ns0:val="18"/>
+              </ns0:rPr>
+            </ns0:r>
+          </ns0:p>
+        </ns0:tc>
+        <ns0:tc>
+          <ns0:p>
+            <ns0:pPr>
+              <ns0:pStyle ns0:val="Compact"/>
+              <ns0:jc ns0:val="left"/>
+            </ns0:pPr>
+            <ns0:r>
+              <ns0:t xml:space="preserve">-0.706 [-0.849, -0.563]</ns0:t>
+              <ns0:rPr>
+                <ns0:sz ns0:val="18"/>
+              </ns0:rPr>
+            </ns0:r>
+          </ns0:p>
+        </ns0:tc>
+        <ns0:tc>
+          <ns0:p>
+            <ns0:pPr>
+              <ns0:pStyle ns0:val="Compact"/>
+              <ns0:jc ns0:val="left"/>
+            </ns0:pPr>
+            <ns0:r>
+              <ns0:t xml:space="preserve">-1.062 [-1.233, -0.891]</ns0:t>
+              <ns0:rPr>
+                <ns0:sz ns0:val="18"/>
+              </ns0:rPr>
+            </ns0:r>
+          </ns0:p>
+        </ns0:tc>
+        <ns0:tc>
+          <ns0:p>
+            <ns0:pPr>
+              <ns0:pStyle ns0:val="Compact"/>
+              <ns0:jc ns0:val="left"/>
+            </ns0:pPr>
+            <ns0:r>
+              <ns0:t xml:space="preserve">3.91e-21</ns0:t>
+              <ns0:rPr>
+                <ns0:sz ns0:val="18"/>
+              </ns0:rPr>
+            </ns0:r>
+          </ns0:p>
+        </ns0:tc>
+      </ns0:tr>
+      <ns0:tr>
+        <ns0:tc>
+          <ns0:p>
+            <ns0:pPr>
+              <ns0:pStyle ns0:val="Compact"/>
+              <ns0:jc ns0:val="left"/>
+            </ns0:pPr>
+            <ns0:r>
+              <ns0:t xml:space="preserve">LAB1</ns0:t>
+              <ns0:rPr>
+                <ns0:sz ns0:val="18"/>
+              </ns0:rPr>
+            </ns0:r>
+          </ns0:p>
+        </ns0:tc>
+        <ns0:tc>
+          <ns0:p>
+            <ns0:pPr>
+              <ns0:pStyle ns0:val="Compact"/>
+              <ns0:jc ns0:val="left"/>
+            </ns0:pPr>
+            <ns0:r>
+              <ns0:t xml:space="preserve">Translation</ns0:t>
+              <ns0:rPr>
+                <ns0:sz ns0:val="18"/>
+              </ns0:rPr>
+            </ns0:r>
+          </ns0:p>
+        </ns0:tc>
+        <ns0:tc>
+          <ns0:p>
+            <ns0:pPr>
+              <ns0:pStyle ns0:val="Compact"/>
+              <ns0:jc ns0:val="left"/>
+            </ns0:pPr>
+            <ns0:r>
+              <ns0:t xml:space="preserve">Male</ns0:t>
+              <ns0:rPr>
+                <ns0:sz ns0:val="18"/>
+              </ns0:rPr>
+            </ns0:r>
+          </ns0:p>
+        </ns0:tc>
+        <ns0:tc>
+          <ns0:p>
+            <ns0:pPr>
+              <ns0:pStyle ns0:val="Compact"/>
+              <ns0:jc ns0:val="left"/>
+            </ns0:pPr>
+            <ns0:r>
+              <ns0:t xml:space="preserve">-0.199 [-0.568, 0.170]</ns0:t>
+              <ns0:rPr>
+                <ns0:sz ns0:val="18"/>
+              </ns0:rPr>
+            </ns0:r>
+          </ns0:p>
+        </ns0:tc>
+        <ns0:tc>
+          <ns0:p>
+            <ns0:pPr>
+              <ns0:pStyle ns0:val="Compact"/>
+              <ns0:jc ns0:val="left"/>
+            </ns0:pPr>
+            <ns0:r>
+              <ns0:t xml:space="preserve">-0.568 [-0.925, -0.210]</ns0:t>
+              <ns0:rPr>
+                <ns0:sz ns0:val="18"/>
+              </ns0:rPr>
+            </ns0:r>
+          </ns0:p>
+        </ns0:tc>
+        <ns0:tc>
+          <ns0:p>
+            <ns0:pPr>
+              <ns0:pStyle ns0:val="Compact"/>
+              <ns0:jc ns0:val="left"/>
+            </ns0:pPr>
+            <ns0:r>
+              <ns0:t xml:space="preserve">0.291</ns0:t>
+              <ns0:rPr>
+                <ns0:sz ns0:val="18"/>
+              </ns0:rPr>
+            </ns0:r>
+          </ns0:p>
+        </ns0:tc>
+      </ns0:tr>
+      <ns0:tr>
+        <ns0:tc>
+          <ns0:p>
+            <ns0:pPr>
+              <ns0:pStyle ns0:val="Compact"/>
+              <ns0:jc ns0:val="left"/>
+            </ns0:pPr>
+            <ns0:r>
+              <ns0:t xml:space="preserve">LAB1</ns0:t>
+              <ns0:rPr>
+                <ns0:sz ns0:val="18"/>
+              </ns0:rPr>
+            </ns0:r>
+          </ns0:p>
+        </ns0:tc>
+        <ns0:tc>
+          <ns0:p>
+            <ns0:pPr>
+              <ns0:pStyle ns0:val="Compact"/>
+              <ns0:jc ns0:val="left"/>
+            </ns0:pPr>
+            <ns0:r>
+              <ns0:t xml:space="preserve">Translation</ns0:t>
+              <ns0:rPr>
+                <ns0:sz ns0:val="18"/>
+              </ns0:rPr>
+            </ns0:r>
+          </ns0:p>
+        </ns0:tc>
+        <ns0:tc>
+          <ns0:p>
+            <ns0:pPr>
+              <ns0:pStyle ns0:val="Compact"/>
+              <ns0:jc ns0:val="left"/>
+            </ns0:pPr>
+            <ns0:r>
+              <ns0:t xml:space="preserve">Female</ns0:t>
+              <ns0:rPr>
+                <ns0:sz ns0:val="18"/>
+              </ns0:rPr>
+            </ns0:r>
+          </ns0:p>
+        </ns0:tc>
+        <ns0:tc>
+          <ns0:p>
+            <ns0:pPr>
+              <ns0:pStyle ns0:val="Compact"/>
+              <ns0:jc ns0:val="left"/>
+            </ns0:pPr>
+            <ns0:r>
+              <ns0:t xml:space="preserve">-0.481 [-0.743, -0.219]</ns0:t>
+              <ns0:rPr>
+                <ns0:sz ns0:val="18"/>
+              </ns0:rPr>
+            </ns0:r>
+          </ns0:p>
+        </ns0:tc>
+        <ns0:tc>
+          <ns0:p>
+            <ns0:pPr>
+              <ns0:pStyle ns0:val="Compact"/>
+              <ns0:jc ns0:val="left"/>
+            </ns0:pPr>
+            <ns0:r>
+              <ns0:t xml:space="preserve">-1.003 [-1.270, -0.737]</ns0:t>
+              <ns0:rPr>
+                <ns0:sz ns0:val="18"/>
+              </ns0:rPr>
+            </ns0:r>
+          </ns0:p>
+        </ns0:tc>
+        <ns0:tc>
+          <ns0:p>
+            <ns0:pPr>
+              <ns0:pStyle ns0:val="Compact"/>
+              <ns0:jc ns0:val="left"/>
+            </ns0:pPr>
+            <ns0:r>
+              <ns0:t xml:space="preserve">0.000536</ns0:t>
+              <ns0:rPr>
+                <ns0:sz ns0:val="18"/>
+              </ns0:rPr>
+            </ns0:r>
+          </ns0:p>
+        </ns0:tc>
+      </ns0:tr>
+      <ns0:tr>
+        <ns0:tc>
+          <ns0:p>
+            <ns0:pPr>
+              <ns0:pStyle ns0:val="Compact"/>
+              <ns0:jc ns0:val="left"/>
+            </ns0:pPr>
+            <ns0:r>
+              <ns0:t xml:space="preserve">LAB2</ns0:t>
+              <ns0:rPr>
+                <ns0:sz ns0:val="18"/>
+              </ns0:rPr>
+            </ns0:r>
+          </ns0:p>
+        </ns0:tc>
+        <ns0:tc>
+          <ns0:p>
+            <ns0:pPr>
+              <ns0:pStyle ns0:val="Compact"/>
+              <ns0:jc ns0:val="left"/>
+            </ns0:pPr>
+            <ns0:r>
+              <ns0:t xml:space="preserve">Rotation</ns0:t>
+              <ns0:rPr>
+                <ns0:sz ns0:val="18"/>
+              </ns0:rPr>
+            </ns0:r>
+          </ns0:p>
+        </ns0:tc>
+        <ns0:tc>
+          <ns0:p>
+            <ns0:pPr>
+              <ns0:pStyle ns0:val="Compact"/>
+              <ns0:jc ns0:val="left"/>
+            </ns0:pPr>
+            <ns0:r>
+              <ns0:t xml:space="preserve">Male</ns0:t>
+              <ns0:rPr>
+                <ns0:sz ns0:val="18"/>
+              </ns0:rPr>
+            </ns0:r>
+          </ns0:p>
+        </ns0:tc>
+        <ns0:tc>
+          <ns0:p>
+            <ns0:pPr>
+              <ns0:pStyle ns0:val="Compact"/>
+              <ns0:jc ns0:val="left"/>
+            </ns0:pPr>
+            <ns0:r>
+              <ns0:t xml:space="preserve">-0.437 [-0.611, -0.264]</ns0:t>
+              <ns0:rPr>
+                <ns0:sz ns0:val="18"/>
+              </ns0:rPr>
+            </ns0:r>
+          </ns0:p>
+        </ns0:tc>
+        <ns0:tc>
+          <ns0:p>
+            <ns0:pPr>
+              <ns0:pStyle ns0:val="Compact"/>
+              <ns0:jc ns0:val="left"/>
+            </ns0:pPr>
+            <ns0:r>
+              <ns0:t xml:space="preserve">-0.541 [-0.714, -0.367]</ns0:t>
+              <ns0:rPr>
+                <ns0:sz ns0:val="18"/>
+              </ns0:rPr>
+            </ns0:r>
+          </ns0:p>
+        </ns0:tc>
+        <ns0:tc>
+          <ns0:p>
+            <ns0:pPr>
+              <ns0:pStyle ns0:val="Compact"/>
+              <ns0:jc ns0:val="left"/>
+            </ns0:pPr>
+            <ns0:r>
+              <ns0:t xml:space="preserve">2e-06</ns0:t>
+              <ns0:rPr>
+                <ns0:sz ns0:val="18"/>
+              </ns0:rPr>
+            </ns0:r>
+          </ns0:p>
+        </ns0:tc>
+      </ns0:tr>
+      <ns0:tr>
+        <ns0:tc>
+          <ns0:p>
+            <ns0:pPr>
+              <ns0:pStyle ns0:val="Compact"/>
+              <ns0:jc ns0:val="left"/>
+            </ns0:pPr>
+            <ns0:r>
+              <ns0:t xml:space="preserve">LAB2</ns0:t>
+              <ns0:rPr>
+                <ns0:sz ns0:val="18"/>
+              </ns0:rPr>
+            </ns0:r>
+          </ns0:p>
+        </ns0:tc>
+        <ns0:tc>
+          <ns0:p>
+            <ns0:pPr>
+              <ns0:pStyle ns0:val="Compact"/>
+              <ns0:jc ns0:val="left"/>
+            </ns0:pPr>
+            <ns0:r>
+              <ns0:t xml:space="preserve">Rotation</ns0:t>
+              <ns0:rPr>
+                <ns0:sz ns0:val="18"/>
+              </ns0:rPr>
+            </ns0:r>
+          </ns0:p>
+        </ns0:tc>
+        <ns0:tc>
+          <ns0:p>
+            <ns0:pPr>
+              <ns0:pStyle ns0:val="Compact"/>
+              <ns0:jc ns0:val="left"/>
+            </ns0:pPr>
+            <ns0:r>
+              <ns0:t xml:space="preserve">Female</ns0:t>
+              <ns0:rPr>
+                <ns0:sz ns0:val="18"/>
+              </ns0:rPr>
+            </ns0:r>
+          </ns0:p>
+        </ns0:tc>
+        <ns0:tc>
+          <ns0:p>
+            <ns0:pPr>
+              <ns0:pStyle ns0:val="Compact"/>
+              <ns0:jc ns0:val="left"/>
+            </ns0:pPr>
+            <ns0:r>
+              <ns0:t xml:space="preserve">-0.581 [-0.691, -0.471]</ns0:t>
+              <ns0:rPr>
+                <ns0:sz ns0:val="18"/>
+              </ns0:rPr>
+            </ns0:r>
+          </ns0:p>
+        </ns0:tc>
+        <ns0:tc>
+          <ns0:p>
+            <ns0:pPr>
+              <ns0:pStyle ns0:val="Compact"/>
+              <ns0:jc ns0:val="left"/>
+            </ns0:pPr>
+            <ns0:r>
+              <ns0:t xml:space="preserve">-0.674 [-0.804, -0.544]</ns0:t>
+              <ns0:rPr>
+                <ns0:sz ns0:val="18"/>
+              </ns0:rPr>
+            </ns0:r>
+          </ns0:p>
+        </ns0:tc>
+        <ns0:tc>
+          <ns0:p>
+            <ns0:pPr>
+              <ns0:pStyle ns0:val="Compact"/>
+              <ns0:jc ns0:val="left"/>
+            </ns0:pPr>
+            <ns0:r>
+              <ns0:t xml:space="preserve">1.15e-23</ns0:t>
+              <ns0:rPr>
+                <ns0:sz ns0:val="18"/>
+              </ns0:rPr>
+            </ns0:r>
+          </ns0:p>
+        </ns0:tc>
+      </ns0:tr>
+      <ns0:tr>
+        <ns0:tc>
+          <ns0:p>
+            <ns0:pPr>
+              <ns0:pStyle ns0:val="Compact"/>
+              <ns0:jc ns0:val="left"/>
+            </ns0:pPr>
+            <ns0:r>
+              <ns0:t xml:space="preserve">LAB2</ns0:t>
+              <ns0:rPr>
+                <ns0:sz ns0:val="18"/>
+              </ns0:rPr>
+            </ns0:r>
+          </ns0:p>
+        </ns0:tc>
+        <ns0:tc>
+          <ns0:p>
+            <ns0:pPr>
+              <ns0:pStyle ns0:val="Compact"/>
+              <ns0:jc ns0:val="left"/>
+            </ns0:pPr>
+            <ns0:r>
+              <ns0:t xml:space="preserve">Translation</ns0:t>
+              <ns0:rPr>
+                <ns0:sz ns0:val="18"/>
+              </ns0:rPr>
+            </ns0:r>
+          </ns0:p>
+        </ns0:tc>
+        <ns0:tc>
+          <ns0:p>
+            <ns0:pPr>
+              <ns0:pStyle ns0:val="Compact"/>
+              <ns0:jc ns0:val="left"/>
+            </ns0:pPr>
+            <ns0:r>
+              <ns0:t xml:space="preserve">Male</ns0:t>
+              <ns0:rPr>
+                <ns0:sz ns0:val="18"/>
+              </ns0:rPr>
+            </ns0:r>
+          </ns0:p>
+        </ns0:tc>
+        <ns0:tc>
+          <ns0:p>
+            <ns0:pPr>
+              <ns0:pStyle ns0:val="Compact"/>
+              <ns0:jc ns0:val="left"/>
+            </ns0:pPr>
+            <ns0:r>
+              <ns0:t xml:space="preserve">-0.382 [-0.743, -0.021]</ns0:t>
+              <ns0:rPr>
+                <ns0:sz ns0:val="18"/>
+              </ns0:rPr>
+            </ns0:r>
+          </ns0:p>
+        </ns0:tc>
+        <ns0:tc>
+          <ns0:p>
+            <ns0:pPr>
+              <ns0:pStyle ns0:val="Compact"/>
+              <ns0:jc ns0:val="left"/>
+            </ns0:pPr>
+            <ns0:r>
+              <ns0:t xml:space="preserve">-0.818 [-1.179, -0.456]</ns0:t>
+              <ns0:rPr>
+                <ns0:sz ns0:val="18"/>
+              </ns0:rPr>
+            </ns0:r>
+          </ns0:p>
+        </ns0:tc>
+        <ns0:tc>
+          <ns0:p>
+            <ns0:pPr>
+              <ns0:pStyle ns0:val="Compact"/>
+              <ns0:jc ns0:val="left"/>
+            </ns0:pPr>
+            <ns0:r>
+              <ns0:t xml:space="preserve">0.0424</ns0:t>
+              <ns0:rPr>
+                <ns0:sz ns0:val="18"/>
+              </ns0:rPr>
+            </ns0:r>
+          </ns0:p>
+        </ns0:tc>
+      </ns0:tr>
+      <ns0:tr>
+        <ns0:tc>
+          <ns0:p>
+            <ns0:pPr>
+              <ns0:pStyle ns0:val="Compact"/>
+              <ns0:jc ns0:val="left"/>
+            </ns0:pPr>
+            <ns0:r>
+              <ns0:t xml:space="preserve">LAB2</ns0:t>
+              <ns0:rPr>
+                <ns0:sz ns0:val="18"/>
+              </ns0:rPr>
+            </ns0:r>
+          </ns0:p>
+        </ns0:tc>
+        <ns0:tc>
+          <ns0:p>
+            <ns0:pPr>
+              <ns0:pStyle ns0:val="Compact"/>
+              <ns0:jc ns0:val="left"/>
+            </ns0:pPr>
+            <ns0:r>
+              <ns0:t xml:space="preserve">Translation</ns0:t>
+              <ns0:rPr>
+                <ns0:sz ns0:val="18"/>
+              </ns0:rPr>
+            </ns0:r>
+          </ns0:p>
+        </ns0:tc>
+        <ns0:tc>
+          <ns0:p>
+            <ns0:pPr>
+              <ns0:pStyle ns0:val="Compact"/>
+              <ns0:jc ns0:val="left"/>
+            </ns0:pPr>
+            <ns0:r>
+              <ns0:t xml:space="preserve">Female</ns0:t>
+              <ns0:rPr>
+                <ns0:sz ns0:val="18"/>
+              </ns0:rPr>
+            </ns0:r>
+          </ns0:p>
+        </ns0:tc>
+        <ns0:tc>
+          <ns0:p>
+            <ns0:pPr>
+              <ns0:pStyle ns0:val="Compact"/>
+              <ns0:jc ns0:val="left"/>
+            </ns0:pPr>
+            <ns0:r>
+              <ns0:t xml:space="preserve">-0.522 [-0.830, -0.214]</ns0:t>
+              <ns0:rPr>
+                <ns0:sz ns0:val="18"/>
+              </ns0:rPr>
+            </ns0:r>
+          </ns0:p>
+        </ns0:tc>
+        <ns0:tc>
+          <ns0:p>
+            <ns0:pPr>
+              <ns0:pStyle ns0:val="Compact"/>
+              <ns0:jc ns0:val="left"/>
+            </ns0:pPr>
+            <ns0:r>
+              <ns0:t xml:space="preserve">-0.947 [-1.287, -0.606]</ns0:t>
+              <ns0:rPr>
+                <ns0:sz ns0:val="18"/>
+              </ns0:rPr>
+            </ns0:r>
+          </ns0:p>
+        </ns0:tc>
+        <ns0:tc>
+          <ns0:p>
+            <ns0:pPr>
+              <ns0:pStyle ns0:val="Compact"/>
+              <ns0:jc ns0:val="left"/>
+            </ns0:pPr>
+            <ns0:r>
+              <ns0:t xml:space="preserve">0.00127</ns0:t>
+              <ns0:rPr>
+                <ns0:sz ns0:val="18"/>
+              </ns0:rPr>
+            </ns0:r>
+          </ns0:p>
+        </ns0:tc>
+      </ns0:tr>
+      <ns0:tr>
+        <ns0:tc>
+          <ns0:p>
+            <ns0:pPr>
+              <ns0:pStyle ns0:val="Compact"/>
+              <ns0:jc ns0:val="left"/>
+            </ns0:pPr>
+            <ns0:r>
+              <ns0:t xml:space="preserve">LAB3</ns0:t>
+              <ns0:rPr>
+                <ns0:sz ns0:val="18"/>
+              </ns0:rPr>
+            </ns0:r>
+          </ns0:p>
+        </ns0:tc>
+        <ns0:tc>
+          <ns0:p>
+            <ns0:pPr>
+              <ns0:pStyle ns0:val="Compact"/>
+              <ns0:jc ns0:val="left"/>
+            </ns0:pPr>
+            <ns0:r>
+              <ns0:t xml:space="preserve">Rotation</ns0:t>
+              <ns0:rPr>
+                <ns0:sz ns0:val="18"/>
+              </ns0:rPr>
+            </ns0:r>
+          </ns0:p>
+        </ns0:tc>
+        <ns0:tc>
+          <ns0:p>
+            <ns0:pPr>
+              <ns0:pStyle ns0:val="Compact"/>
+              <ns0:jc ns0:val="left"/>
+            </ns0:pPr>
+            <ns0:r>
+              <ns0:t xml:space="preserve">Male</ns0:t>
+              <ns0:rPr>
+                <ns0:sz ns0:val="18"/>
+              </ns0:rPr>
+            </ns0:r>
+          </ns0:p>
+        </ns0:tc>
+        <ns0:tc>
+          <ns0:p>
+            <ns0:pPr>
+              <ns0:pStyle ns0:val="Compact"/>
+              <ns0:jc ns0:val="left"/>
+            </ns0:pPr>
+            <ns0:r>
+              <ns0:t xml:space="preserve">-0.464 [-0.703, -0.224]</ns0:t>
+              <ns0:rPr>
+                <ns0:sz ns0:val="18"/>
+              </ns0:rPr>
+            </ns0:r>
+          </ns0:p>
+        </ns0:tc>
+        <ns0:tc>
+          <ns0:p>
+            <ns0:pPr>
+              <ns0:pStyle ns0:val="Compact"/>
+              <ns0:jc ns0:val="left"/>
+            </ns0:pPr>
+            <ns0:r>
+              <ns0:t xml:space="preserve">-0.850 [-1.048, -0.651]</ns0:t>
+              <ns0:rPr>
+                <ns0:sz ns0:val="18"/>
+              </ns0:rPr>
+            </ns0:r>
+          </ns0:p>
+        </ns0:tc>
+        <ns0:tc>
+          <ns0:p>
+            <ns0:pPr>
+              <ns0:pStyle ns0:val="Compact"/>
+              <ns0:jc ns0:val="left"/>
+            </ns0:pPr>
+            <ns0:r>
+              <ns0:t xml:space="preserve">0.000267</ns0:t>
+              <ns0:rPr>
+                <ns0:sz ns0:val="18"/>
+              </ns0:rPr>
+            </ns0:r>
+          </ns0:p>
+        </ns0:tc>
+      </ns0:tr>
+      <ns0:tr>
+        <ns0:tc>
+          <ns0:p>
+            <ns0:pPr>
+              <ns0:pStyle ns0:val="Compact"/>
+              <ns0:jc ns0:val="left"/>
+            </ns0:pPr>
+            <ns0:r>
+              <ns0:t xml:space="preserve">LAB3</ns0:t>
+              <ns0:rPr>
+                <ns0:sz ns0:val="18"/>
+              </ns0:rPr>
+            </ns0:r>
+          </ns0:p>
+        </ns0:tc>
+        <ns0:tc>
+          <ns0:p>
+            <ns0:pPr>
+              <ns0:pStyle ns0:val="Compact"/>
+              <ns0:jc ns0:val="left"/>
+            </ns0:pPr>
+            <ns0:r>
+              <ns0:t xml:space="preserve">Rotation</ns0:t>
+              <ns0:rPr>
+                <ns0:sz ns0:val="18"/>
+              </ns0:rPr>
+            </ns0:r>
+          </ns0:p>
+        </ns0:tc>
+        <ns0:tc>
+          <ns0:p>
+            <ns0:pPr>
+              <ns0:pStyle ns0:val="Compact"/>
+              <ns0:jc ns0:val="left"/>
+            </ns0:pPr>
+            <ns0:r>
+              <ns0:t xml:space="preserve">Female</ns0:t>
+              <ns0:rPr>
+                <ns0:sz ns0:val="18"/>
+              </ns0:rPr>
+            </ns0:r>
+          </ns0:p>
+        </ns0:tc>
+        <ns0:tc>
+          <ns0:p>
+            <ns0:pPr>
+              <ns0:pStyle ns0:val="Compact"/>
+              <ns0:jc ns0:val="left"/>
+            </ns0:pPr>
+            <ns0:r>
+              <ns0:t xml:space="preserve">-0.614 [-0.772, -0.456]</ns0:t>
+              <ns0:rPr>
+                <ns0:sz ns0:val="18"/>
+              </ns0:rPr>
+            </ns0:r>
+          </ns0:p>
+        </ns0:tc>
+        <ns0:tc>
+          <ns0:p>
+            <ns0:pPr>
+              <ns0:pStyle ns0:val="Compact"/>
+              <ns0:jc ns0:val="left"/>
+            </ns0:pPr>
+            <ns0:r>
+              <ns0:t xml:space="preserve">-1.045 [-1.240, -0.851]</ns0:t>
+              <ns0:rPr>
+                <ns0:sz ns0:val="18"/>
+              </ns0:rPr>
+            </ns0:r>
+          </ns0:p>
+        </ns0:tc>
+        <ns0:tc>
+          <ns0:p>
+            <ns0:pPr>
+              <ns0:pStyle ns0:val="Compact"/>
+              <ns0:jc ns0:val="left"/>
+            </ns0:pPr>
+            <ns0:r>
+              <ns0:t xml:space="preserve">1.71e-13</ns0:t>
+              <ns0:rPr>
+                <ns0:sz ns0:val="18"/>
+              </ns0:rPr>
+            </ns0:r>
+          </ns0:p>
+        </ns0:tc>
+      </ns0:tr>
+      <ns0:tr>
+        <ns0:tc>
+          <ns0:p>
+            <ns0:pPr>
+              <ns0:pStyle ns0:val="Compact"/>
+              <ns0:jc ns0:val="left"/>
+            </ns0:pPr>
+            <ns0:r>
+              <ns0:t xml:space="preserve">LAB3</ns0:t>
+              <ns0:rPr>
+                <ns0:sz ns0:val="18"/>
+              </ns0:rPr>
+            </ns0:r>
+          </ns0:p>
+        </ns0:tc>
+        <ns0:tc>
+          <ns0:p>
+            <ns0:pPr>
+              <ns0:pStyle ns0:val="Compact"/>
+              <ns0:jc ns0:val="left"/>
+            </ns0:pPr>
+            <ns0:r>
+              <ns0:t xml:space="preserve">Translation</ns0:t>
+              <ns0:rPr>
+                <ns0:sz ns0:val="18"/>
+              </ns0:rPr>
+            </ns0:r>
+          </ns0:p>
+        </ns0:tc>
+        <ns0:tc>
+          <ns0:p>
+            <ns0:pPr>
+              <ns0:pStyle ns0:val="Compact"/>
+              <ns0:jc ns0:val="left"/>
+            </ns0:pPr>
+            <ns0:r>
+              <ns0:t xml:space="preserve">Male</ns0:t>
+              <ns0:rPr>
+                <ns0:sz ns0:val="18"/>
+              </ns0:rPr>
+            </ns0:r>
+          </ns0:p>
+        </ns0:tc>
+        <ns0:tc>
+          <ns0:p>
+            <ns0:pPr>
+              <ns0:pStyle ns0:val="Compact"/>
+              <ns0:jc ns0:val="left"/>
+            </ns0:pPr>
+            <ns0:r>
+              <ns0:t xml:space="preserve">-0.224 [-0.470, 0.022]</ns0:t>
+              <ns0:rPr>
+                <ns0:sz ns0:val="18"/>
+              </ns0:rPr>
+            </ns0:r>
+          </ns0:p>
+        </ns0:tc>
+        <ns0:tc>
+          <ns0:p>
+            <ns0:pPr>
+              <ns0:pStyle ns0:val="Compact"/>
+              <ns0:jc ns0:val="left"/>
+            </ns0:pPr>
+            <ns0:r>
+              <ns0:t xml:space="preserve">-0.700 [-0.922, -0.478]</ns0:t>
+              <ns0:rPr>
+                <ns0:sz ns0:val="18"/>
+              </ns0:rPr>
+            </ns0:r>
+          </ns0:p>
+        </ns0:tc>
+        <ns0:tc>
+          <ns0:p>
+            <ns0:pPr>
+              <ns0:pStyle ns0:val="Compact"/>
+              <ns0:jc ns0:val="left"/>
+            </ns0:pPr>
+            <ns0:r>
+              <ns0:t xml:space="preserve">0.0786</ns0:t>
+              <ns0:rPr>
+                <ns0:sz ns0:val="18"/>
+              </ns0:rPr>
+            </ns0:r>
+          </ns0:p>
+        </ns0:tc>
+      </ns0:tr>
+      <ns0:tr>
+        <ns0:tc>
+          <ns0:p>
+            <ns0:pPr>
+              <ns0:pStyle ns0:val="Compact"/>
+              <ns0:jc ns0:val="left"/>
+            </ns0:pPr>
+            <ns0:r>
+              <ns0:t xml:space="preserve">LAB3</ns0:t>
+              <ns0:rPr>
+                <ns0:sz ns0:val="18"/>
+              </ns0:rPr>
+            </ns0:r>
+          </ns0:p>
+        </ns0:tc>
+        <ns0:tc>
+          <ns0:p>
+            <ns0:pPr>
+              <ns0:pStyle ns0:val="Compact"/>
+              <ns0:jc ns0:val="left"/>
+            </ns0:pPr>
+            <ns0:r>
+              <ns0:t xml:space="preserve">Translation</ns0:t>
+              <ns0:rPr>
+                <ns0:sz ns0:val="18"/>
+              </ns0:rPr>
+            </ns0:r>
+          </ns0:p>
+        </ns0:tc>
+        <ns0:tc>
+          <ns0:p>
+            <ns0:pPr>
+              <ns0:pStyle ns0:val="Compact"/>
+              <ns0:jc ns0:val="left"/>
+            </ns0:pPr>
+            <ns0:r>
+              <ns0:t xml:space="preserve">Female</ns0:t>
+              <ns0:rPr>
+                <ns0:sz ns0:val="18"/>
+              </ns0:rPr>
+            </ns0:r>
+          </ns0:p>
+        </ns0:tc>
+        <ns0:tc>
+          <ns0:p>
+            <ns0:pPr>
+              <ns0:pStyle ns0:val="Compact"/>
+              <ns0:jc ns0:val="left"/>
+            </ns0:pPr>
+            <ns0:r>
+              <ns0:t xml:space="preserve">-0.382 [-0.608, -0.155]</ns0:t>
+              <ns0:rPr>
+                <ns0:sz ns0:val="18"/>
+              </ns0:rPr>
+            </ns0:r>
+          </ns0:p>
+        </ns0:tc>
+        <ns0:tc>
+          <ns0:p>
+            <ns0:pPr>
+              <ns0:pStyle ns0:val="Compact"/>
+              <ns0:jc ns0:val="left"/>
+            </ns0:pPr>
+            <ns0:r>
+              <ns0:t xml:space="preserve">-0.904 [-1.159, -0.649]</ns0:t>
+              <ns0:rPr>
+                <ns0:sz ns0:val="18"/>
+              </ns0:rPr>
+            </ns0:r>
+          </ns0:p>
+        </ns0:tc>
+        <ns0:tc>
+          <ns0:p>
+            <ns0:pPr>
+              <ns0:pStyle ns0:val="Compact"/>
+              <ns0:jc ns0:val="left"/>
+            </ns0:pPr>
+            <ns0:r>
+              <ns0:t xml:space="preserve">0.00127</ns0:t>
+              <ns0:rPr>
+                <ns0:sz ns0:val="18"/>
+              </ns0:rPr>
+            </ns0:r>
+          </ns0:p>
+        </ns0:tc>
+      </ns0:tr>
+    </ns0:tbl>
+    <ns0:bookmarkEnd ns0:id="36"/>
+    <ns0:bookmarkStart ns0:id="38" ns0:name="X6de70cf0f70389d6e8feb92a135eadf6597434b"/>
     <ns0:p>
       <ns0:pPr>
         <ns0:pStyle ns0:val="Heading1"/>
@@ -12236,13 +19165,13 @@
               <ns3:graphicData uri="http://schemas.openxmlformats.org/drawingml/2006/picture">
                 <ns4:pic>
                   <ns4:nvPicPr>
-                    <ns4:cNvPr descr="/tmp/janat_docx_ugt0mpna/SuppFig1_allometry_scatter.png" id="0" name="Picture"/>
+                    <ns4:cNvPr descr="/tmp/janat_docx_bkho075l/SuppFig1_allometry_scatter.png" id="0" name="Picture"/>
                     <ns4:cNvPicPr>
                       <ns3:picLocks noChangeArrowheads="1" noChangeAspect="1"/>
                     </ns4:cNvPicPr>
                   </ns4:nvPicPr>
                   <ns4:blipFill>
-                    <ns3:blip ns5:embed="rId31"/>
+                    <ns3:blip ns5:embed="rId37"/>
                     <ns3:stretch>
                       <ns3:fillRect/>
                     </ns3:stretch>
@@ -12274,11 +19203,11 @@
         <ns0:pStyle ns0:val="BodyText"/>
       </ns0:pPr>
       <ns0:r>
-        <ns0:t xml:space="preserve">Points are raw observations. Lines and bands are conditional geometric means and pointwise HC3 95% confidence intervals from the adjusted model, with age and the morphometric triad held at their cohort means. Thus the curves need not pass through the raw group means. Lines are restricted to each sex’s observed volume range. The corresponding conditional slopes and intervals are reported in main Figure 7 and Table 4.</ns0:t>
+        <ns0:t xml:space="preserve">Points are raw observations. Lines and bands are conditional geometric means and pointwise HC3 95% confidence intervals from the adjusted model, with age and the morphometric triad held at their cohort means. Thus the curves need not pass through the raw group means. Lines are restricted to each sex’s observed volume range. The corresponding conditional slopes and intervals are reported in Supplementary Figure S3 and Table S9.</ns0:t>
       </ns0:r>
     </ns0:p>
-    <ns0:bookmarkEnd ns0:id="32"/>
-    <ns0:bookmarkStart ns0:id="34" ns0:name="X4719af28dc4a62b256a6bd670ab521bd5345fd2"/>
+    <ns0:bookmarkEnd ns0:id="38"/>
+    <ns0:bookmarkStart ns0:id="40" ns0:name="X4719af28dc4a62b256a6bd670ab521bd5345fd2"/>
     <ns0:p>
       <ns0:pPr>
         <ns0:pStyle ns0:val="Heading1"/>
@@ -12301,13 +19230,13 @@
               <ns3:graphicData uri="http://schemas.openxmlformats.org/drawingml/2006/picture">
                 <ns4:pic>
                   <ns4:nvPicPr>
-                    <ns4:cNvPr descr="/tmp/janat_docx_ugt0mpna/SuppFig2_measurement_conventions.png" id="0" name="Picture"/>
+                    <ns4:cNvPr descr="/tmp/janat_docx_bkho075l/SuppFig2_measurement_conventions.png" id="0" name="Picture"/>
                     <ns4:cNvPicPr>
                       <ns3:picLocks noChangeArrowheads="1" noChangeAspect="1"/>
                     </ns4:cNvPicPr>
                   </ns4:nvPicPr>
                   <ns4:blipFill>
-                    <ns3:blip ns5:embed="rId33"/>
+                    <ns3:blip ns5:embed="rId39"/>
                     <ns3:stretch>
                       <ns3:fillRect/>
                     </ns3:stretch>
@@ -12522,7 +19451,270 @@
         <ns0:t xml:space="preserve">denote the iliac and sacral rigid fits after affine correction. This is not a surface gap. (E,F) The two hip bones and sacrum define the summed enclosed bone volume and surface area; lumbar vertebrae and the space inside the pelvic canal are excluded. Scale is the cube root of the subject-to-template volume ratio. Morphometric landmark definitions are shown in main Figure 1.</ns0:t>
       </ns0:r>
     </ns0:p>
-    <ns0:bookmarkEnd ns0:id="34"/>
+    <ns0:bookmarkEnd ns0:id="40"/>
+    <ns0:bookmarkStart ns0:id="42" ns0:name="X2d8c17cf58002c22e1fc279a196445341d662ca"/>
+    <ns0:p>
+      <ns0:pPr>
+        <ns0:pStyle ns0:val="Heading1"/>
+      </ns0:pPr>
+      <ns0:r>
+        <ns0:t xml:space="preserve">Supplementary Figure S3: Conditional log-volume slopes</ns0:t>
+      </ns0:r>
+    </ns0:p>
+    <ns0:p>
+      <ns0:pPr>
+        <ns0:pStyle ns0:val="FirstParagraph"/>
+      </ns0:pPr>
+      <ns0:r>
+        <ns0:drawing>
+          <ns2:inline>
+            <ns2:extent cx="5334000" cy="2175827"/>
+            <ns2:effectExtent b="0" l="0" r="0" t="0"/>
+            <ns2:docPr descr="image" title="" id="1" name="Picture"/>
+            <ns3:graphic>
+              <ns3:graphicData uri="http://schemas.openxmlformats.org/drawingml/2006/picture">
+                <ns4:pic>
+                  <ns4:nvPicPr>
+                    <ns4:cNvPr descr="/tmp/janat_docx_bkho075l/Fig6_allometry_loglog.png" id="0" name="Picture"/>
+                    <ns4:cNvPicPr>
+                      <ns3:picLocks noChangeArrowheads="1" noChangeAspect="1"/>
+                    </ns4:cNvPicPr>
+                  </ns4:nvPicPr>
+                  <ns4:blipFill>
+                    <ns3:blip ns5:embed="rId41"/>
+                    <ns3:stretch>
+                      <ns3:fillRect/>
+                    </ns3:stretch>
+                  </ns4:blipFill>
+                  <ns4:spPr bwMode="auto">
+                    <ns3:xfrm>
+                      <ns3:off x="0" y="0"/>
+                      <ns3:ext cx="5334000" cy="2175827"/>
+                    </ns3:xfrm>
+                    <ns3:prstGeom prst="rect">
+                      <ns3:avLst/>
+                    </ns3:prstGeom>
+                    <ns3:noFill/>
+                    <ns3:ln w="9525">
+                      <ns3:noFill/>
+                      <ns3:headEnd/>
+                      <ns3:tailEnd/>
+                    </ns3:ln>
+                  </ns4:spPr>
+                </ns4:pic>
+              </ns3:graphicData>
+            </ns3:graphic>
+          </ns2:inline>
+        </ns0:drawing>
+      </ns0:r>
+      <ns0:r>
+        <ns0:t xml:space="preserve"> </ns0:t>
+      </ns0:r>
+      <ns0:r>
+        <ns0:t xml:space="preserve">Male and female slopes with pointwise HC3 95% intervals from the adjusted models in Table S9. Dashed lines at</ns0:t>
+      </ns0:r>
+      <ns0:r>
+        <ns0:t xml:space="preserve"> </ns0:t>
+      </ns0:r>
+      <ns1:oMath>
+        <ns1:r>
+          <ns1:rPr>
+            <ns1:sty ns1:val="p"/>
+          </ns1:rPr>
+          <ns1:t>−</ns1:t>
+        </ns1:r>
+        <ns1:r>
+          <ns1:t>2</ns1:t>
+        </ns1:r>
+        <ns1:r>
+          <ns1:rPr>
+            <ns1:sty ns1:val="p"/>
+          </ns1:rPr>
+          <ns1:t>/</ns1:t>
+        </ns1:r>
+        <ns1:r>
+          <ns1:t>3</ns1:t>
+        </ns1:r>
+      </ns1:oMath>
+      <ns0:r>
+        <ns0:t xml:space="preserve"> </ns0:t>
+      </ns0:r>
+      <ns0:r>
+        <ns0:t xml:space="preserve">(rotation) and</ns0:t>
+      </ns0:r>
+      <ns0:r>
+        <ns0:t xml:space="preserve"> </ns0:t>
+      </ns0:r>
+      <ns1:oMath>
+        <ns1:r>
+          <ns1:rPr>
+            <ns1:sty ns1:val="p"/>
+          </ns1:rPr>
+          <ns1:t>−</ns1:t>
+        </ns1:r>
+        <ns1:r>
+          <ns1:t>1</ns1:t>
+        </ns1:r>
+        <ns1:r>
+          <ns1:rPr>
+            <ns1:sty ns1:val="p"/>
+          </ns1:rPr>
+          <ns1:t>/</ns1:t>
+        </ns1:r>
+        <ns1:r>
+          <ns1:t>3</ns1:t>
+        </ns1:r>
+      </ns1:oMath>
+      <ns0:r>
+        <ns0:t xml:space="preserve"> </ns0:t>
+      </ns0:r>
+      <ns0:r>
+        <ns0:t xml:space="preserve">(translation) are heuristic dimensional references for geometrically similar linear-elastic structures at fixed force and modulus:</ns0:t>
+      </ns0:r>
+      <ns0:r>
+        <ns0:t xml:space="preserve"> </ns0:t>
+      </ns0:r>
+      <ns1:oMath>
+        <ns1:r>
+          <ns1:t>u</ns1:t>
+        </ns1:r>
+        <ns1:r>
+          <ns1:rPr>
+            <ns1:sty ns1:val="p"/>
+          </ns1:rPr>
+          <ns1:t>∼</ns1:t>
+        </ns1:r>
+        <ns1:r>
+          <ns1:t>F</ns1:t>
+        </ns1:r>
+        <ns1:r>
+          <ns1:rPr>
+            <ns1:sty ns1:val="p"/>
+          </ns1:rPr>
+          <ns1:t>/</ns1:t>
+        </ns1:r>
+        <ns1:r>
+          <ns1:rPr>
+            <ns1:sty ns1:val="p"/>
+          </ns1:rPr>
+          <ns1:t>(</ns1:t>
+        </ns1:r>
+        <ns1:r>
+          <ns1:t>E</ns1:t>
+        </ns1:r>
+        <ns1:r>
+          <ns1:t>L</ns1:t>
+        </ns1:r>
+        <ns1:r>
+          <ns1:rPr>
+            <ns1:sty ns1:val="p"/>
+          </ns1:rPr>
+          <ns1:t>)</ns1:t>
+        </ns1:r>
+        <ns1:r>
+          <ns1:rPr>
+            <ns1:sty ns1:val="p"/>
+          </ns1:rPr>
+          <ns1:t>∝</ns1:t>
+        </ns1:r>
+        <ns1:sSup>
+          <ns1:e>
+            <ns1:r>
+              <ns1:t>V</ns1:t>
+            </ns1:r>
+          </ns1:e>
+          <ns1:sup>
+            <ns1:r>
+              <ns1:rPr>
+                <ns1:sty ns1:val="p"/>
+              </ns1:rPr>
+              <ns1:t>−</ns1:t>
+            </ns1:r>
+            <ns1:r>
+              <ns1:t>1</ns1:t>
+            </ns1:r>
+            <ns1:r>
+              <ns1:rPr>
+                <ns1:sty ns1:val="p"/>
+              </ns1:rPr>
+              <ns1:t>/</ns1:t>
+            </ns1:r>
+            <ns1:r>
+              <ns1:t>3</ns1:t>
+            </ns1:r>
+          </ns1:sup>
+        </ns1:sSup>
+      </ns1:oMath>
+      <ns0:r>
+        <ns0:t xml:space="preserve"> </ns0:t>
+      </ns0:r>
+      <ns0:r>
+        <ns0:t xml:space="preserve">and</ns0:t>
+      </ns0:r>
+      <ns0:r>
+        <ns0:t xml:space="preserve"> </ns0:t>
+      </ns0:r>
+      <ns1:oMath>
+        <ns1:r>
+          <ns1:t>θ</ns1:t>
+        </ns1:r>
+        <ns1:r>
+          <ns1:rPr>
+            <ns1:sty ns1:val="p"/>
+          </ns1:rPr>
+          <ns1:t>∼</ns1:t>
+        </ns1:r>
+        <ns1:r>
+          <ns1:t>u</ns1:t>
+        </ns1:r>
+        <ns1:r>
+          <ns1:rPr>
+            <ns1:sty ns1:val="p"/>
+          </ns1:rPr>
+          <ns1:t>/</ns1:t>
+        </ns1:r>
+        <ns1:r>
+          <ns1:t>L</ns1:t>
+        </ns1:r>
+        <ns1:r>
+          <ns1:rPr>
+            <ns1:sty ns1:val="p"/>
+          </ns1:rPr>
+          <ns1:t>∝</ns1:t>
+        </ns1:r>
+        <ns1:sSup>
+          <ns1:e>
+            <ns1:r>
+              <ns1:t>V</ns1:t>
+            </ns1:r>
+          </ns1:e>
+          <ns1:sup>
+            <ns1:r>
+              <ns1:rPr>
+                <ns1:sty ns1:val="p"/>
+              </ns1:rPr>
+              <ns1:t>−</ns1:t>
+            </ns1:r>
+            <ns1:r>
+              <ns1:t>2</ns1:t>
+            </ns1:r>
+            <ns1:r>
+              <ns1:rPr>
+                <ns1:sty ns1:val="p"/>
+              </ns1:rPr>
+              <ns1:t>/</ns1:t>
+            </ns1:r>
+            <ns1:r>
+              <ns1:t>3</ns1:t>
+            </ns1:r>
+          </ns1:sup>
+        </ns1:sSup>
+      </ns1:oMath>
+      <ns0:r>
+        <ns0:t xml:space="preserve">. They are not expected conditional regression coefficients, fitted values or tested scaling laws. The regression holds other dimensions fixed, and the model’s fixed ligament stiffness and nominal tissues do not enforce geometric similarity. Numerical proximity to these references therefore provides only exploratory context. Between-load slope comparisons are descriptive. The zero line indicates no conditional association; slope tests are in Table S9.</ns0:t>
+      </ns0:r>
+    </ns0:p>
+    <ns0:bookmarkEnd ns0:id="42"/>
     <ns0:sectPr>
       <ns0:pgSz ns0:w="11906" ns0:h="16838"/>
       <ns0:pgMar ns0:top="1417" ns0:bottom="1417" ns0:left="1417" ns0:right="1417"/>

--- a/manuscripts/paper_JAnat_SIJ_micromotion/supplementary/supplement.docx
+++ b/manuscripts/paper_JAnat_SIJ_micromotion/supplementary/supplement.docx
@@ -19165,7 +19165,7 @@
               <ns3:graphicData uri="http://schemas.openxmlformats.org/drawingml/2006/picture">
                 <ns4:pic>
                   <ns4:nvPicPr>
-                    <ns4:cNvPr descr="/tmp/janat_docx_bkho075l/SuppFig1_allometry_scatter.png" id="0" name="Picture"/>
+                    <ns4:cNvPr descr="/tmp/janat_docx_qmtc612y/SuppFig1_allometry_scatter.png" id="0" name="Picture"/>
                     <ns4:cNvPicPr>
                       <ns3:picLocks noChangeArrowheads="1" noChangeAspect="1"/>
                     </ns4:cNvPicPr>
@@ -19230,7 +19230,7 @@
               <ns3:graphicData uri="http://schemas.openxmlformats.org/drawingml/2006/picture">
                 <ns4:pic>
                   <ns4:nvPicPr>
-                    <ns4:cNvPr descr="/tmp/janat_docx_bkho075l/SuppFig2_measurement_conventions.png" id="0" name="Picture"/>
+                    <ns4:cNvPr descr="/tmp/janat_docx_qmtc612y/SuppFig2_measurement_conventions.png" id="0" name="Picture"/>
                     <ns4:cNvPicPr>
                       <ns3:picLocks noChangeArrowheads="1" noChangeAspect="1"/>
                     </ns4:cNvPicPr>
@@ -19475,7 +19475,7 @@
               <ns3:graphicData uri="http://schemas.openxmlformats.org/drawingml/2006/picture">
                 <ns4:pic>
                   <ns4:nvPicPr>
-                    <ns4:cNvPr descr="/tmp/janat_docx_bkho075l/Fig6_allometry_loglog.png" id="0" name="Picture"/>
+                    <ns4:cNvPr descr="/tmp/janat_docx_qmtc612y/Fig6_allometry_loglog.png" id="0" name="Picture"/>
                     <ns4:cNvPicPr>
                       <ns3:picLocks noChangeArrowheads="1" noChangeAspect="1"/>
                     </ns4:cNvPicPr>
